--- a/docs/SMSLIBRE_User_Guide.docx
+++ b/docs/SMSLIBRE_User_Guide.docx
@@ -62,7 +62,7 @@
           <w:sz w:val="22"/>
           <w:szCs w:val="22"/>
         </w:rPr>
-        <w:t xml:space="preserve">Version 1.0.0</w:t>
+        <w:t xml:space="preserve">Version 1.2.0</w:t>
       </w:r>
     </w:p>
     <w:p>
@@ -3668,6 +3668,60 @@
           </w:p>
         </w:tc>
       </w:tr>
+      <w:tr>
+        <w:tc>
+          <w:tcPr>
+            <w:tcW w:type="dxa" w:w="1498"/>
+            <w:shd w:fill="F5F7F6" w:val="clear"/>
+            <w:tcMar>
+              <w:top w:type="dxa" w:w="80"/>
+              <w:left w:type="dxa" w:w="120"/>
+              <w:bottom w:type="dxa" w:w="80"/>
+              <w:right w:type="dxa" w:w="120"/>
+            </w:tcMar>
+          </w:tcPr>
+          <w:p>
+            <w:pPr>
+              <w:spacing w:after="20"/>
+            </w:pPr>
+            <w:r>
+              <w:rPr>
+                <w:b w:val="false"/>
+                <w:bCs w:val="false"/>
+                <w:sz w:val="19"/>
+                <w:szCs w:val="19"/>
+              </w:rPr>
+              <w:t xml:space="preserve">When</w:t>
+            </w:r>
+          </w:p>
+        </w:tc>
+        <w:tc>
+          <w:tcPr>
+            <w:tcW w:type="dxa" w:w="7862"/>
+            <w:shd w:fill="F5F7F6" w:val="clear"/>
+            <w:tcMar>
+              <w:top w:type="dxa" w:w="80"/>
+              <w:left w:type="dxa" w:w="120"/>
+              <w:bottom w:type="dxa" w:w="80"/>
+              <w:right w:type="dxa" w:w="120"/>
+            </w:tcMar>
+          </w:tcPr>
+          <w:p>
+            <w:pPr>
+              <w:spacing w:after="20"/>
+            </w:pPr>
+            <w:r>
+              <w:rPr>
+                <w:b w:val="false"/>
+                <w:bCs w:val="false"/>
+                <w:sz w:val="19"/>
+                <w:szCs w:val="19"/>
+              </w:rPr>
+              <w:t xml:space="preserve">The day the job ran, from the logged timestamps. Blank when the card recorded no time; a span when the job crossed midnight.</w:t>
+            </w:r>
+          </w:p>
+        </w:tc>
+      </w:tr>
     </w:tbl>
     <w:p>
       <w:pPr>
@@ -3675,665 +3729,9 @@
         <w:spacing w:after="120" w:before="280"/>
       </w:pPr>
       <w:r>
-        <w:t xml:space="preserve">The three options</w:t>
-      </w:r>
-    </w:p>
-    <w:tbl>
-      <w:tblPr>
-        <w:tblW w:type="dxa" w:w="9360"/>
-        <w:tblBorders>
-          <w:top w:val="single" w:color="auto" w:sz="4"/>
-          <w:left w:val="single" w:color="auto" w:sz="4"/>
-          <w:bottom w:val="single" w:color="auto" w:sz="4"/>
-          <w:right w:val="single" w:color="auto" w:sz="4"/>
-          <w:insideH w:val="single" w:color="auto" w:sz="4"/>
-          <w:insideV w:val="single" w:color="auto" w:sz="4"/>
-        </w:tblBorders>
-      </w:tblPr>
-      <w:tblGrid>
-        <w:gridCol w:w="2246"/>
-        <w:gridCol w:w="936"/>
-        <w:gridCol w:w="6178"/>
-      </w:tblGrid>
-      <w:tr>
-        <w:trPr>
-          <w:tblHeader/>
-        </w:trPr>
-        <w:tc>
-          <w:tcPr>
-            <w:tcW w:type="dxa" w:w="2246"/>
-            <w:shd w:fill="E8F1EC" w:val="clear"/>
-            <w:tcMar>
-              <w:top w:type="dxa" w:w="80"/>
-              <w:left w:type="dxa" w:w="120"/>
-              <w:bottom w:type="dxa" w:w="80"/>
-              <w:right w:type="dxa" w:w="120"/>
-            </w:tcMar>
-          </w:tcPr>
-          <w:p>
-            <w:pPr>
-              <w:spacing w:after="20"/>
-            </w:pPr>
-            <w:r>
-              <w:rPr>
-                <w:b/>
-                <w:bCs/>
-                <w:sz w:val="19"/>
-                <w:szCs w:val="19"/>
-              </w:rPr>
-              <w:t xml:space="preserve">Option</w:t>
-            </w:r>
-          </w:p>
-        </w:tc>
-        <w:tc>
-          <w:tcPr>
-            <w:tcW w:type="dxa" w:w="936"/>
-            <w:shd w:fill="E8F1EC" w:val="clear"/>
-            <w:tcMar>
-              <w:top w:type="dxa" w:w="80"/>
-              <w:left w:type="dxa" w:w="120"/>
-              <w:bottom w:type="dxa" w:w="80"/>
-              <w:right w:type="dxa" w:w="120"/>
-            </w:tcMar>
-          </w:tcPr>
-          <w:p>
-            <w:pPr>
-              <w:spacing w:after="20"/>
-            </w:pPr>
-            <w:r>
-              <w:rPr>
-                <w:b/>
-                <w:bCs/>
-                <w:sz w:val="19"/>
-                <w:szCs w:val="19"/>
-              </w:rPr>
-              <w:t xml:space="preserve">Default</w:t>
-            </w:r>
-          </w:p>
-        </w:tc>
-        <w:tc>
-          <w:tcPr>
-            <w:tcW w:type="dxa" w:w="6178"/>
-            <w:shd w:fill="E8F1EC" w:val="clear"/>
-            <w:tcMar>
-              <w:top w:type="dxa" w:w="80"/>
-              <w:left w:type="dxa" w:w="120"/>
-              <w:bottom w:type="dxa" w:w="80"/>
-              <w:right w:type="dxa" w:w="120"/>
-            </w:tcMar>
-          </w:tcPr>
-          <w:p>
-            <w:pPr>
-              <w:spacing w:after="20"/>
-            </w:pPr>
-            <w:r>
-              <w:rPr>
-                <w:b/>
-                <w:bCs/>
-                <w:sz w:val="19"/>
-                <w:szCs w:val="19"/>
-              </w:rPr>
-              <w:t xml:space="preserve">What it does</w:t>
-            </w:r>
-          </w:p>
-        </w:tc>
-      </w:tr>
-      <w:tr>
-        <w:tc>
-          <w:tcPr>
-            <w:tcW w:type="dxa" w:w="2246"/>
-            <w:shd w:fill="FFFFFF" w:val="clear"/>
-            <w:tcMar>
-              <w:top w:type="dxa" w:w="80"/>
-              <w:left w:type="dxa" w:w="120"/>
-              <w:bottom w:type="dxa" w:w="80"/>
-              <w:right w:type="dxa" w:w="120"/>
-            </w:tcMar>
-          </w:tcPr>
-          <w:p>
-            <w:pPr>
-              <w:spacing w:after="20"/>
-            </w:pPr>
-            <w:r>
-              <w:rPr>
-                <w:b w:val="false"/>
-                <w:bCs w:val="false"/>
-                <w:sz w:val="19"/>
-                <w:szCs w:val="19"/>
-              </w:rPr>
-              <w:t xml:space="preserve">Apply yield styling</w:t>
-            </w:r>
-          </w:p>
-        </w:tc>
-        <w:tc>
-          <w:tcPr>
-            <w:tcW w:type="dxa" w:w="936"/>
-            <w:shd w:fill="FFFFFF" w:val="clear"/>
-            <w:tcMar>
-              <w:top w:type="dxa" w:w="80"/>
-              <w:left w:type="dxa" w:w="120"/>
-              <w:bottom w:type="dxa" w:w="80"/>
-              <w:right w:type="dxa" w:w="120"/>
-            </w:tcMar>
-          </w:tcPr>
-          <w:p>
-            <w:pPr>
-              <w:spacing w:after="20"/>
-            </w:pPr>
-            <w:r>
-              <w:rPr>
-                <w:b w:val="false"/>
-                <w:bCs w:val="false"/>
-                <w:sz w:val="19"/>
-                <w:szCs w:val="19"/>
-              </w:rPr>
-              <w:t xml:space="preserve">On</w:t>
-            </w:r>
-          </w:p>
-        </w:tc>
-        <w:tc>
-          <w:tcPr>
-            <w:tcW w:type="dxa" w:w="6178"/>
-            <w:shd w:fill="FFFFFF" w:val="clear"/>
-            <w:tcMar>
-              <w:top w:type="dxa" w:w="80"/>
-              <w:left w:type="dxa" w:w="120"/>
-              <w:bottom w:type="dxa" w:w="80"/>
-              <w:right w:type="dxa" w:w="120"/>
-            </w:tcMar>
-          </w:tcPr>
-          <w:p>
-            <w:pPr>
-              <w:spacing w:after="20"/>
-            </w:pPr>
-            <w:r>
-              <w:rPr>
-                <w:b w:val="false"/>
-                <w:bCs w:val="false"/>
-                <w:sz w:val="19"/>
-                <w:szCs w:val="19"/>
-              </w:rPr>
-              <w:t xml:space="preserve">Picks the most meaningful numeric channel — yield first, then rates, then elevation — and applies a quantile red-to-green ramp. Without this a layer is a mass of identical dots.</w:t>
-            </w:r>
-          </w:p>
-        </w:tc>
-      </w:tr>
-      <w:tr>
-        <w:tc>
-          <w:tcPr>
-            <w:tcW w:type="dxa" w:w="2246"/>
-            <w:shd w:fill="F5F7F6" w:val="clear"/>
-            <w:tcMar>
-              <w:top w:type="dxa" w:w="80"/>
-              <w:left w:type="dxa" w:w="120"/>
-              <w:bottom w:type="dxa" w:w="80"/>
-              <w:right w:type="dxa" w:w="120"/>
-            </w:tcMar>
-          </w:tcPr>
-          <w:p>
-            <w:pPr>
-              <w:spacing w:after="20"/>
-            </w:pPr>
-            <w:r>
-              <w:rPr>
-                <w:b w:val="false"/>
-                <w:bCs w:val="false"/>
-                <w:sz w:val="19"/>
-                <w:szCs w:val="19"/>
-              </w:rPr>
-              <w:t xml:space="preserve">Show only non-zero readings</w:t>
-            </w:r>
-          </w:p>
-        </w:tc>
-        <w:tc>
-          <w:tcPr>
-            <w:tcW w:type="dxa" w:w="936"/>
-            <w:shd w:fill="F5F7F6" w:val="clear"/>
-            <w:tcMar>
-              <w:top w:type="dxa" w:w="80"/>
-              <w:left w:type="dxa" w:w="120"/>
-              <w:bottom w:type="dxa" w:w="80"/>
-              <w:right w:type="dxa" w:w="120"/>
-            </w:tcMar>
-          </w:tcPr>
-          <w:p>
-            <w:pPr>
-              <w:spacing w:after="20"/>
-            </w:pPr>
-            <w:r>
-              <w:rPr>
-                <w:b w:val="false"/>
-                <w:bCs w:val="false"/>
-                <w:sz w:val="19"/>
-                <w:szCs w:val="19"/>
-              </w:rPr>
-              <w:t xml:space="preserve">On</w:t>
-            </w:r>
-          </w:p>
-        </w:tc>
-        <w:tc>
-          <w:tcPr>
-            <w:tcW w:type="dxa" w:w="6178"/>
-            <w:shd w:fill="F5F7F6" w:val="clear"/>
-            <w:tcMar>
-              <w:top w:type="dxa" w:w="80"/>
-              <w:left w:type="dxa" w:w="120"/>
-              <w:bottom w:type="dxa" w:w="80"/>
-              <w:right w:type="dxa" w:w="120"/>
-            </w:tcMar>
-          </w:tcPr>
-          <w:p>
-            <w:pPr>
-              <w:spacing w:after="20"/>
-            </w:pPr>
-            <w:r>
-              <w:rPr>
-                <w:b w:val="false"/>
-                <w:bCs w:val="false"/>
-                <w:sz w:val="19"/>
-                <w:szCs w:val="19"/>
-              </w:rPr>
-              <w:t xml:space="preserve">Hides records where the styled value is zero. Machines log zeros on headland turns and during transport; leaving them in flattens the colour range and makes a yield map unreadable.</w:t>
-            </w:r>
-          </w:p>
-        </w:tc>
-      </w:tr>
-      <w:tr>
-        <w:tc>
-          <w:tcPr>
-            <w:tcW w:type="dxa" w:w="2246"/>
-            <w:shd w:fill="FFFFFF" w:val="clear"/>
-            <w:tcMar>
-              <w:top w:type="dxa" w:w="80"/>
-              <w:left w:type="dxa" w:w="120"/>
-              <w:bottom w:type="dxa" w:w="80"/>
-              <w:right w:type="dxa" w:w="120"/>
-            </w:tcMar>
-          </w:tcPr>
-          <w:p>
-            <w:pPr>
-              <w:spacing w:after="20"/>
-            </w:pPr>
-            <w:r>
-              <w:rPr>
-                <w:b w:val="false"/>
-                <w:bCs w:val="false"/>
-                <w:sz w:val="19"/>
-                <w:szCs w:val="19"/>
-              </w:rPr>
-              <w:t xml:space="preserve">Skip layers under 50 points</w:t>
-            </w:r>
-          </w:p>
-        </w:tc>
-        <w:tc>
-          <w:tcPr>
-            <w:tcW w:type="dxa" w:w="936"/>
-            <w:shd w:fill="FFFFFF" w:val="clear"/>
-            <w:tcMar>
-              <w:top w:type="dxa" w:w="80"/>
-              <w:left w:type="dxa" w:w="120"/>
-              <w:bottom w:type="dxa" w:w="80"/>
-              <w:right w:type="dxa" w:w="120"/>
-            </w:tcMar>
-          </w:tcPr>
-          <w:p>
-            <w:pPr>
-              <w:spacing w:after="20"/>
-            </w:pPr>
-            <w:r>
-              <w:rPr>
-                <w:b w:val="false"/>
-                <w:bCs w:val="false"/>
-                <w:sz w:val="19"/>
-                <w:szCs w:val="19"/>
-              </w:rPr>
-              <w:t xml:space="preserve">On</w:t>
-            </w:r>
-          </w:p>
-        </w:tc>
-        <w:tc>
-          <w:tcPr>
-            <w:tcW w:type="dxa" w:w="6178"/>
-            <w:shd w:fill="FFFFFF" w:val="clear"/>
-            <w:tcMar>
-              <w:top w:type="dxa" w:w="80"/>
-              <w:left w:type="dxa" w:w="120"/>
-              <w:bottom w:type="dxa" w:w="80"/>
-              <w:right w:type="dxa" w:w="120"/>
-            </w:tcMar>
-          </w:tcPr>
-          <w:p>
-            <w:pPr>
-              <w:spacing w:after="20"/>
-            </w:pPr>
-            <w:r>
-              <w:rPr>
-                <w:b w:val="false"/>
-                <w:bCs w:val="false"/>
-                <w:sz w:val="19"/>
-                <w:szCs w:val="19"/>
-              </w:rPr>
-              <w:t xml:space="preserve">Unticks tiny layers. Cards routinely contain dozens of stub layers with a handful of points that are not worth mapping.</w:t>
-            </w:r>
-          </w:p>
-        </w:tc>
-      </w:tr>
-    </w:tbl>
-    <w:p>
-      <w:pPr>
-        <w:pStyle w:val="Heading2"/>
-        <w:spacing w:after="120" w:before="280"/>
-      </w:pPr>
-      <w:r>
-        <w:t xml:space="preserve">The buttons</w:t>
-      </w:r>
-    </w:p>
-    <w:tbl>
-      <w:tblPr>
-        <w:tblW w:type="dxa" w:w="9360"/>
-        <w:tblBorders>
-          <w:top w:val="single" w:color="auto" w:sz="4"/>
-          <w:left w:val="single" w:color="auto" w:sz="4"/>
-          <w:bottom w:val="single" w:color="auto" w:sz="4"/>
-          <w:right w:val="single" w:color="auto" w:sz="4"/>
-          <w:insideH w:val="single" w:color="auto" w:sz="4"/>
-          <w:insideV w:val="single" w:color="auto" w:sz="4"/>
-        </w:tblBorders>
-      </w:tblPr>
-      <w:tblGrid>
-        <w:gridCol w:w="2059"/>
-        <w:gridCol w:w="7301"/>
-      </w:tblGrid>
-      <w:tr>
-        <w:trPr>
-          <w:tblHeader/>
-        </w:trPr>
-        <w:tc>
-          <w:tcPr>
-            <w:tcW w:type="dxa" w:w="2059"/>
-            <w:shd w:fill="E8F1EC" w:val="clear"/>
-            <w:tcMar>
-              <w:top w:type="dxa" w:w="80"/>
-              <w:left w:type="dxa" w:w="120"/>
-              <w:bottom w:type="dxa" w:w="80"/>
-              <w:right w:type="dxa" w:w="120"/>
-            </w:tcMar>
-          </w:tcPr>
-          <w:p>
-            <w:pPr>
-              <w:spacing w:after="20"/>
-            </w:pPr>
-            <w:r>
-              <w:rPr>
-                <w:b/>
-                <w:bCs/>
-                <w:sz w:val="19"/>
-                <w:szCs w:val="19"/>
-              </w:rPr>
-              <w:t xml:space="preserve">Button</w:t>
-            </w:r>
-          </w:p>
-        </w:tc>
-        <w:tc>
-          <w:tcPr>
-            <w:tcW w:type="dxa" w:w="7301"/>
-            <w:shd w:fill="E8F1EC" w:val="clear"/>
-            <w:tcMar>
-              <w:top w:type="dxa" w:w="80"/>
-              <w:left w:type="dxa" w:w="120"/>
-              <w:bottom w:type="dxa" w:w="80"/>
-              <w:right w:type="dxa" w:w="120"/>
-            </w:tcMar>
-          </w:tcPr>
-          <w:p>
-            <w:pPr>
-              <w:spacing w:after="20"/>
-            </w:pPr>
-            <w:r>
-              <w:rPr>
-                <w:b/>
-                <w:bCs/>
-                <w:sz w:val="19"/>
-                <w:szCs w:val="19"/>
-              </w:rPr>
-              <w:t xml:space="preserve">What it does</w:t>
-            </w:r>
-          </w:p>
-        </w:tc>
-      </w:tr>
-      <w:tr>
-        <w:tc>
-          <w:tcPr>
-            <w:tcW w:type="dxa" w:w="2059"/>
-            <w:shd w:fill="FFFFFF" w:val="clear"/>
-            <w:tcMar>
-              <w:top w:type="dxa" w:w="80"/>
-              <w:left w:type="dxa" w:w="120"/>
-              <w:bottom w:type="dxa" w:w="80"/>
-              <w:right w:type="dxa" w:w="120"/>
-            </w:tcMar>
-          </w:tcPr>
-          <w:p>
-            <w:pPr>
-              <w:spacing w:after="20"/>
-            </w:pPr>
-            <w:r>
-              <w:rPr>
-                <w:b w:val="false"/>
-                <w:bCs w:val="false"/>
-                <w:sz w:val="19"/>
-                <w:szCs w:val="19"/>
-              </w:rPr>
-              <w:t xml:space="preserve">Import</w:t>
-            </w:r>
-          </w:p>
-        </w:tc>
-        <w:tc>
-          <w:tcPr>
-            <w:tcW w:type="dxa" w:w="7301"/>
-            <w:shd w:fill="FFFFFF" w:val="clear"/>
-            <w:tcMar>
-              <w:top w:type="dxa" w:w="80"/>
-              <w:left w:type="dxa" w:w="120"/>
-              <w:bottom w:type="dxa" w:w="80"/>
-              <w:right w:type="dxa" w:w="120"/>
-            </w:tcMar>
-          </w:tcPr>
-          <w:p>
-            <w:pPr>
-              <w:spacing w:after="20"/>
-            </w:pPr>
-            <w:r>
-              <w:rPr>
-                <w:b w:val="false"/>
-                <w:bCs w:val="false"/>
-                <w:sz w:val="19"/>
-                <w:szCs w:val="19"/>
-              </w:rPr>
-              <w:t xml:space="preserve">Converts the card. Enabled once you have chosen a folder.</w:t>
-            </w:r>
-          </w:p>
-        </w:tc>
-      </w:tr>
-      <w:tr>
-        <w:tc>
-          <w:tcPr>
-            <w:tcW w:type="dxa" w:w="2059"/>
-            <w:shd w:fill="F5F7F6" w:val="clear"/>
-            <w:tcMar>
-              <w:top w:type="dxa" w:w="80"/>
-              <w:left w:type="dxa" w:w="120"/>
-              <w:bottom w:type="dxa" w:w="80"/>
-              <w:right w:type="dxa" w:w="120"/>
-            </w:tcMar>
-          </w:tcPr>
-          <w:p>
-            <w:pPr>
-              <w:spacing w:after="20"/>
-            </w:pPr>
-            <w:r>
-              <w:rPr>
-                <w:b w:val="false"/>
-                <w:bCs w:val="false"/>
-                <w:sz w:val="19"/>
-                <w:szCs w:val="19"/>
-              </w:rPr>
-              <w:t xml:space="preserve">Add selected to map</w:t>
-            </w:r>
-          </w:p>
-        </w:tc>
-        <w:tc>
-          <w:tcPr>
-            <w:tcW w:type="dxa" w:w="7301"/>
-            <w:shd w:fill="F5F7F6" w:val="clear"/>
-            <w:tcMar>
-              <w:top w:type="dxa" w:w="80"/>
-              <w:left w:type="dxa" w:w="120"/>
-              <w:bottom w:type="dxa" w:w="80"/>
-              <w:right w:type="dxa" w:w="120"/>
-            </w:tcMar>
-          </w:tcPr>
-          <w:p>
-            <w:pPr>
-              <w:spacing w:after="20"/>
-            </w:pPr>
-            <w:r>
-              <w:rPr>
-                <w:b w:val="false"/>
-                <w:bCs w:val="false"/>
-                <w:sz w:val="19"/>
-                <w:szCs w:val="19"/>
-              </w:rPr>
-              <w:t xml:space="preserve">Adds the ticked layers. Enabled after a successful import.</w:t>
-            </w:r>
-          </w:p>
-        </w:tc>
-      </w:tr>
-      <w:tr>
-        <w:tc>
-          <w:tcPr>
-            <w:tcW w:type="dxa" w:w="2059"/>
-            <w:shd w:fill="FFFFFF" w:val="clear"/>
-            <w:tcMar>
-              <w:top w:type="dxa" w:w="80"/>
-              <w:left w:type="dxa" w:w="120"/>
-              <w:bottom w:type="dxa" w:w="80"/>
-              <w:right w:type="dxa" w:w="120"/>
-            </w:tcMar>
-          </w:tcPr>
-          <w:p>
-            <w:pPr>
-              <w:spacing w:after="20"/>
-            </w:pPr>
-            <w:r>
-              <w:rPr>
-                <w:b w:val="false"/>
-                <w:bCs w:val="false"/>
-                <w:sz w:val="19"/>
-                <w:szCs w:val="19"/>
-              </w:rPr>
-              <w:t xml:space="preserve">Close</w:t>
-            </w:r>
-          </w:p>
-        </w:tc>
-        <w:tc>
-          <w:tcPr>
-            <w:tcW w:type="dxa" w:w="7301"/>
-            <w:shd w:fill="FFFFFF" w:val="clear"/>
-            <w:tcMar>
-              <w:top w:type="dxa" w:w="80"/>
-              <w:left w:type="dxa" w:w="120"/>
-              <w:bottom w:type="dxa" w:w="80"/>
-              <w:right w:type="dxa" w:w="120"/>
-            </w:tcMar>
-          </w:tcPr>
-          <w:p>
-            <w:pPr>
-              <w:spacing w:after="20"/>
-            </w:pPr>
-            <w:r>
-              <w:rPr>
-                <w:b w:val="false"/>
-                <w:bCs w:val="false"/>
-                <w:sz w:val="19"/>
-                <w:szCs w:val="19"/>
-              </w:rPr>
-              <w:t xml:space="preserve">Closes the dialog. The GeoPackage stays on disk — you can add it to a map later through Layer → Add Layer → Add Vector Layer.</w:t>
-            </w:r>
-          </w:p>
-        </w:tc>
-      </w:tr>
-    </w:tbl>
-    <w:p>
-      <w:pPr>
-        <w:pStyle w:val="Heading1"/>
-        <w:pageBreakBefore/>
-        <w:spacing w:after="160" w:before="360"/>
-      </w:pPr>
-      <w:r>
-        <w:t xml:space="preserve">6. Choosing the right folder</w:t>
-      </w:r>
-    </w:p>
-    <w:tbl>
-      <w:tblPr>
-        <w:tblW w:type="dxa" w:w="9360"/>
-        <w:tblBorders>
-          <w:top w:val="single" w:color="auto" w:sz="4"/>
-          <w:left w:val="single" w:color="auto" w:sz="4"/>
-          <w:bottom w:val="single" w:color="auto" w:sz="4"/>
-          <w:right w:val="single" w:color="auto" w:sz="4"/>
-          <w:insideH w:val="single" w:color="auto" w:sz="4"/>
-          <w:insideV w:val="single" w:color="auto" w:sz="4"/>
-        </w:tblBorders>
-      </w:tblPr>
-      <w:tblGrid>
-        <w:gridCol w:w="9360"/>
-      </w:tblGrid>
-      <w:tr>
-        <w:tc>
-          <w:tcPr>
-            <w:tcW w:type="dxa" w:w="9360"/>
-            <w:tcBorders>
-              <w:left w:val="single" w:color="A4392F" w:sz="18"/>
-            </w:tcBorders>
-            <w:shd w:fill="FBF0EE" w:val="clear"/>
-            <w:tcMar>
-              <w:top w:type="dxa" w:w="140"/>
-              <w:left w:type="dxa" w:w="180"/>
-              <w:bottom w:type="dxa" w:w="140"/>
-              <w:right w:type="dxa" w:w="180"/>
-            </w:tcMar>
-          </w:tcPr>
-          <w:p>
-            <w:pPr>
-              <w:spacing w:after="80"/>
-            </w:pPr>
-            <w:r>
-              <w:rPr>
-                <w:b/>
-                <w:bCs/>
-                <w:color w:val="A4392F"/>
-                <w:sz w:val="21"/>
-                <w:szCs w:val="21"/>
-              </w:rPr>
-              <w:t xml:space="preserve">This is the single most common problem</w:t>
-            </w:r>
-          </w:p>
-          <w:p>
-            <w:pPr>
-              <w:spacing w:after="60" w:line="276"/>
-            </w:pPr>
-            <w:r>
-              <w:rPr>
-                <w:sz w:val="20"/>
-                <w:szCs w:val="20"/>
-              </w:rPr>
-              <w:t xml:space="preserve">"The plugin cannot open my data" is almost always the wrong folder selected, not an unsupported card. The readers look for a specific structure and will decline anything else — including the folder one level too deep.</w:t>
-            </w:r>
-          </w:p>
-        </w:tc>
-      </w:tr>
-    </w:tbl>
+        <w:t xml:space="preserve">Working through a card with a hundred jobs</w:t>
+      </w:r>
+    </w:p>
     <w:p>
       <w:pPr>
         <w:spacing w:after="130" w:line="288"/>
@@ -4343,7 +3741,28 @@
           <w:sz w:val="21"/>
           <w:szCs w:val="21"/>
         </w:rPr>
-        <w:t xml:space="preserve">The rule: select the folder that CONTAINS the display's own folder. For a John Deere GS3 card, the display writes a folder called GS3_2630; you select its parent, not it, and not the RCD folder inside it.</w:t>
+        <w:t xml:space="preserve">A season's card routinely holds a hundred or more logged jobs, and ticking them one at a time is not a workflow. The list can be narrowed first, then ticked in bulk.</w:t>
+      </w:r>
+    </w:p>
+    <w:p>
+      <w:pPr>
+        <w:pStyle w:val="Heading3"/>
+        <w:spacing w:after="100" w:before="220"/>
+      </w:pPr>
+      <w:r>
+        <w:t xml:space="preserve">Filtering</w:t>
+      </w:r>
+    </w:p>
+    <w:p>
+      <w:pPr>
+        <w:spacing w:after="130" w:line="288"/>
+      </w:pPr>
+      <w:r>
+        <w:rPr>
+          <w:sz w:val="21"/>
+          <w:szCs w:val="21"/>
+        </w:rPr>
+        <w:t xml:space="preserve">Three filters sit above the list and combine: a text box matching the layer name, field and operation; an operation menu; and a date menu. Both menus list only the values this card actually contains, so an empty menu means the card records nothing to filter on.</w:t>
       </w:r>
     </w:p>
     <w:p>
@@ -4355,7 +3774,7 @@
       <w:r>
         <w:drawing>
           <wp:inline distT="0" distB="0" distL="0" distR="0">
-            <wp:extent cx="5905500" cy="2447925"/>
+            <wp:extent cx="5905500" cy="5000625"/>
             <wp:effectExtent t="0" r="0" b="0" l="0"/>
             <wp:docPr id="1" name="" descr="" title=""/>
             <wp:cNvGraphicFramePr>
@@ -4380,7 +3799,7 @@
                   <pic:spPr bwMode="auto">
                     <a:xfrm>
                       <a:off x="0" y="0"/>
-                      <a:ext cx="5905500" cy="2447925"/>
+                      <a:ext cx="5905500" cy="5000625"/>
                     </a:xfrm>
                     <a:prstGeom prst="rect">
                       <a:avLst/>
@@ -4406,441 +3825,7 @@
           <w:sz w:val="18"/>
           <w:szCs w:val="18"/>
         </w:rPr>
-        <w:t xml:space="preserve">Figure 6. Left: correct. Middle: too deep, nothing will be recognised. Right: a card that lost its display folder in a copy — SMSLIBRE rebuilds it for you.</w:t>
-      </w:r>
-    </w:p>
-    <w:p>
-      <w:pPr>
-        <w:pStyle w:val="Heading2"/>
-        <w:spacing w:after="120" w:before="280"/>
-      </w:pPr>
-      <w:r>
-        <w:t xml:space="preserve">What to select, by format</w:t>
-      </w:r>
-    </w:p>
-    <w:tbl>
-      <w:tblPr>
-        <w:tblW w:type="dxa" w:w="9360"/>
-        <w:tblBorders>
-          <w:top w:val="single" w:color="auto" w:sz="4"/>
-          <w:left w:val="single" w:color="auto" w:sz="4"/>
-          <w:bottom w:val="single" w:color="auto" w:sz="4"/>
-          <w:right w:val="single" w:color="auto" w:sz="4"/>
-          <w:insideH w:val="single" w:color="auto" w:sz="4"/>
-          <w:insideV w:val="single" w:color="auto" w:sz="4"/>
-        </w:tblBorders>
-      </w:tblPr>
-      <w:tblGrid>
-        <w:gridCol w:w="4212"/>
-        <w:gridCol w:w="5148"/>
-      </w:tblGrid>
-      <w:tr>
-        <w:trPr>
-          <w:tblHeader/>
-        </w:trPr>
-        <w:tc>
-          <w:tcPr>
-            <w:tcW w:type="dxa" w:w="4212"/>
-            <w:shd w:fill="E8F1EC" w:val="clear"/>
-            <w:tcMar>
-              <w:top w:type="dxa" w:w="80"/>
-              <w:left w:type="dxa" w:w="120"/>
-              <w:bottom w:type="dxa" w:w="80"/>
-              <w:right w:type="dxa" w:w="120"/>
-            </w:tcMar>
-          </w:tcPr>
-          <w:p>
-            <w:pPr>
-              <w:spacing w:after="20"/>
-            </w:pPr>
-            <w:r>
-              <w:rPr>
-                <w:b/>
-                <w:bCs/>
-                <w:sz w:val="19"/>
-                <w:szCs w:val="19"/>
-              </w:rPr>
-              <w:t xml:space="preserve">If the card contains…</w:t>
-            </w:r>
-          </w:p>
-        </w:tc>
-        <w:tc>
-          <w:tcPr>
-            <w:tcW w:type="dxa" w:w="5148"/>
-            <w:shd w:fill="E8F1EC" w:val="clear"/>
-            <w:tcMar>
-              <w:top w:type="dxa" w:w="80"/>
-              <w:left w:type="dxa" w:w="120"/>
-              <w:bottom w:type="dxa" w:w="80"/>
-              <w:right w:type="dxa" w:w="120"/>
-            </w:tcMar>
-          </w:tcPr>
-          <w:p>
-            <w:pPr>
-              <w:spacing w:after="20"/>
-            </w:pPr>
-            <w:r>
-              <w:rPr>
-                <w:b/>
-                <w:bCs/>
-                <w:sz w:val="19"/>
-                <w:szCs w:val="19"/>
-              </w:rPr>
-              <w:t xml:space="preserve">Select…</w:t>
-            </w:r>
-          </w:p>
-        </w:tc>
-      </w:tr>
-      <w:tr>
-        <w:tc>
-          <w:tcPr>
-            <w:tcW w:type="dxa" w:w="4212"/>
-            <w:shd w:fill="FFFFFF" w:val="clear"/>
-            <w:tcMar>
-              <w:top w:type="dxa" w:w="80"/>
-              <w:left w:type="dxa" w:w="120"/>
-              <w:bottom w:type="dxa" w:w="80"/>
-              <w:right w:type="dxa" w:w="120"/>
-            </w:tcMar>
-          </w:tcPr>
-          <w:p>
-            <w:pPr>
-              <w:spacing w:after="20"/>
-            </w:pPr>
-            <w:r>
-              <w:rPr>
-                <w:rFonts w:ascii="Consolas" w:cs="Consolas" w:eastAsia="Consolas" w:hAnsi="Consolas"/>
-                <w:b w:val="false"/>
-                <w:bCs w:val="false"/>
-                <w:sz w:val="17"/>
-                <w:szCs w:val="17"/>
-              </w:rPr>
-              <w:t xml:space="preserve">`GS3_2630\&lt;client&gt;\RCD\</w:t>
-            </w:r>
-          </w:p>
-        </w:tc>
-        <w:tc>
-          <w:tcPr>
-            <w:tcW w:type="dxa" w:w="5148"/>
-            <w:shd w:fill="FFFFFF" w:val="clear"/>
-            <w:tcMar>
-              <w:top w:type="dxa" w:w="80"/>
-              <w:left w:type="dxa" w:w="120"/>
-              <w:bottom w:type="dxa" w:w="80"/>
-              <w:right w:type="dxa" w:w="120"/>
-            </w:tcMar>
-          </w:tcPr>
-          <w:p>
-            <w:pPr>
-              <w:spacing w:after="20"/>
-            </w:pPr>
-            <w:r>
-              <w:rPr>
-                <w:b w:val="false"/>
-                <w:bCs w:val="false"/>
-                <w:sz w:val="19"/>
-                <w:szCs w:val="19"/>
-              </w:rPr>
-              <w:t xml:space="preserve">the folder above GS3_2630</w:t>
-            </w:r>
-          </w:p>
-        </w:tc>
-      </w:tr>
-      <w:tr>
-        <w:tc>
-          <w:tcPr>
-            <w:tcW w:type="dxa" w:w="4212"/>
-            <w:shd w:fill="F5F7F6" w:val="clear"/>
-            <w:tcMar>
-              <w:top w:type="dxa" w:w="80"/>
-              <w:left w:type="dxa" w:w="120"/>
-              <w:bottom w:type="dxa" w:w="80"/>
-              <w:right w:type="dxa" w:w="120"/>
-            </w:tcMar>
-          </w:tcPr>
-          <w:p>
-            <w:pPr>
-              <w:spacing w:after="20"/>
-            </w:pPr>
-            <w:r>
-              <w:rPr>
-                <w:rFonts w:ascii="Consolas" w:cs="Consolas" w:eastAsia="Consolas" w:hAnsi="Consolas"/>
-                <w:b w:val="false"/>
-                <w:bCs w:val="false"/>
-                <w:sz w:val="17"/>
-                <w:szCs w:val="17"/>
-              </w:rPr>
-              <w:t xml:space="preserve">`JD-Data\log\*.jdl</w:t>
-            </w:r>
-          </w:p>
-        </w:tc>
-        <w:tc>
-          <w:tcPr>
-            <w:tcW w:type="dxa" w:w="5148"/>
-            <w:shd w:fill="F5F7F6" w:val="clear"/>
-            <w:tcMar>
-              <w:top w:type="dxa" w:w="80"/>
-              <w:left w:type="dxa" w:w="120"/>
-              <w:bottom w:type="dxa" w:w="80"/>
-              <w:right w:type="dxa" w:w="120"/>
-            </w:tcMar>
-          </w:tcPr>
-          <w:p>
-            <w:pPr>
-              <w:spacing w:after="20"/>
-            </w:pPr>
-            <w:r>
-              <w:rPr>
-                <w:b w:val="false"/>
-                <w:bCs w:val="false"/>
-                <w:sz w:val="19"/>
-                <w:szCs w:val="19"/>
-              </w:rPr>
-              <w:t xml:space="preserve">the folder above JD-Data</w:t>
-            </w:r>
-          </w:p>
-        </w:tc>
-      </w:tr>
-      <w:tr>
-        <w:tc>
-          <w:tcPr>
-            <w:tcW w:type="dxa" w:w="4212"/>
-            <w:shd w:fill="FFFFFF" w:val="clear"/>
-            <w:tcMar>
-              <w:top w:type="dxa" w:w="80"/>
-              <w:left w:type="dxa" w:w="120"/>
-              <w:bottom w:type="dxa" w:w="80"/>
-              <w:right w:type="dxa" w:w="120"/>
-            </w:tcMar>
-          </w:tcPr>
-          <w:p>
-            <w:pPr>
-              <w:spacing w:after="20"/>
-            </w:pPr>
-            <w:r>
-              <w:rPr>
-                <w:rFonts w:ascii="Consolas" w:cs="Consolas" w:eastAsia="Consolas" w:hAnsi="Consolas"/>
-                <w:b w:val="false"/>
-                <w:bCs w:val="false"/>
-                <w:sz w:val="17"/>
-                <w:szCs w:val="17"/>
-              </w:rPr>
-              <w:t xml:space="preserve">`TASKDATA\TASKDATA.XML</w:t>
-            </w:r>
-          </w:p>
-        </w:tc>
-        <w:tc>
-          <w:tcPr>
-            <w:tcW w:type="dxa" w:w="5148"/>
-            <w:shd w:fill="FFFFFF" w:val="clear"/>
-            <w:tcMar>
-              <w:top w:type="dxa" w:w="80"/>
-              <w:left w:type="dxa" w:w="120"/>
-              <w:bottom w:type="dxa" w:w="80"/>
-              <w:right w:type="dxa" w:w="120"/>
-            </w:tcMar>
-          </w:tcPr>
-          <w:p>
-            <w:pPr>
-              <w:spacing w:after="20"/>
-            </w:pPr>
-            <w:r>
-              <w:rPr>
-                <w:b w:val="false"/>
-                <w:bCs w:val="false"/>
-                <w:sz w:val="19"/>
-                <w:szCs w:val="19"/>
-              </w:rPr>
-              <w:t xml:space="preserve">the TASKDATA folder, or the folder above it</w:t>
-            </w:r>
-          </w:p>
-        </w:tc>
-      </w:tr>
-      <w:tr>
-        <w:tc>
-          <w:tcPr>
-            <w:tcW w:type="dxa" w:w="4212"/>
-            <w:shd w:fill="F5F7F6" w:val="clear"/>
-            <w:tcMar>
-              <w:top w:type="dxa" w:w="80"/>
-              <w:left w:type="dxa" w:w="120"/>
-              <w:bottom w:type="dxa" w:w="80"/>
-              <w:right w:type="dxa" w:w="120"/>
-            </w:tcMar>
-          </w:tcPr>
-          <w:p>
-            <w:pPr>
-              <w:spacing w:after="20"/>
-            </w:pPr>
-            <w:r>
-              <w:rPr>
-                <w:rFonts w:ascii="Consolas" w:cs="Consolas" w:eastAsia="Consolas" w:hAnsi="Consolas"/>
-                <w:b w:val="false"/>
-                <w:bCs w:val="false"/>
-                <w:sz w:val="17"/>
-                <w:szCs w:val="17"/>
-              </w:rPr>
-              <w:t xml:space="preserve">`*.jdp files (Raven)</w:t>
-            </w:r>
-          </w:p>
-        </w:tc>
-        <w:tc>
-          <w:tcPr>
-            <w:tcW w:type="dxa" w:w="5148"/>
-            <w:shd w:fill="F5F7F6" w:val="clear"/>
-            <w:tcMar>
-              <w:top w:type="dxa" w:w="80"/>
-              <w:left w:type="dxa" w:w="120"/>
-              <w:bottom w:type="dxa" w:w="80"/>
-              <w:right w:type="dxa" w:w="120"/>
-            </w:tcMar>
-          </w:tcPr>
-          <w:p>
-            <w:pPr>
-              <w:spacing w:after="20"/>
-            </w:pPr>
-            <w:r>
-              <w:rPr>
-                <w:b w:val="false"/>
-                <w:bCs w:val="false"/>
-                <w:sz w:val="19"/>
-                <w:szCs w:val="19"/>
-              </w:rPr>
-              <w:t xml:space="preserve">the Jobs folder holding them</w:t>
-            </w:r>
-          </w:p>
-        </w:tc>
-      </w:tr>
-      <w:tr>
-        <w:tc>
-          <w:tcPr>
-            <w:tcW w:type="dxa" w:w="4212"/>
-            <w:shd w:fill="FFFFFF" w:val="clear"/>
-            <w:tcMar>
-              <w:top w:type="dxa" w:w="80"/>
-              <w:left w:type="dxa" w:w="120"/>
-              <w:bottom w:type="dxa" w:w="80"/>
-              <w:right w:type="dxa" w:w="120"/>
-            </w:tcMar>
-          </w:tcPr>
-          <w:p>
-            <w:pPr>
-              <w:spacing w:after="20"/>
-            </w:pPr>
-            <w:r>
-              <w:rPr>
-                <w:rFonts w:ascii="Consolas" w:cs="Consolas" w:eastAsia="Consolas" w:hAnsi="Consolas"/>
-                <w:b w:val="false"/>
-                <w:bCs w:val="false"/>
-                <w:sz w:val="17"/>
-                <w:szCs w:val="17"/>
-              </w:rPr>
-              <w:t xml:space="preserve">`RCD\ with no display folder above it</w:t>
-            </w:r>
-          </w:p>
-        </w:tc>
-        <w:tc>
-          <w:tcPr>
-            <w:tcW w:type="dxa" w:w="5148"/>
-            <w:shd w:fill="FFFFFF" w:val="clear"/>
-            <w:tcMar>
-              <w:top w:type="dxa" w:w="80"/>
-              <w:left w:type="dxa" w:w="120"/>
-              <w:bottom w:type="dxa" w:w="80"/>
-              <w:right w:type="dxa" w:w="120"/>
-            </w:tcMar>
-          </w:tcPr>
-          <w:p>
-            <w:pPr>
-              <w:spacing w:after="20"/>
-            </w:pPr>
-            <w:r>
-              <w:rPr>
-                <w:b w:val="false"/>
-                <w:bCs w:val="false"/>
-                <w:sz w:val="19"/>
-                <w:szCs w:val="19"/>
-              </w:rPr>
-              <w:t xml:space="preserve">the folder holding RCD — SMSLIBRE recovers it</w:t>
-            </w:r>
-          </w:p>
-        </w:tc>
-      </w:tr>
-      <w:tr>
-        <w:tc>
-          <w:tcPr>
-            <w:tcW w:type="dxa" w:w="4212"/>
-            <w:shd w:fill="F5F7F6" w:val="clear"/>
-            <w:tcMar>
-              <w:top w:type="dxa" w:w="80"/>
-              <w:left w:type="dxa" w:w="120"/>
-              <w:bottom w:type="dxa" w:w="80"/>
-              <w:right w:type="dxa" w:w="120"/>
-            </w:tcMar>
-          </w:tcPr>
-          <w:p>
-            <w:pPr>
-              <w:spacing w:after="20"/>
-            </w:pPr>
-            <w:r>
-              <w:rPr>
-                <w:rFonts w:ascii="Consolas" w:cs="Consolas" w:eastAsia="Consolas" w:hAnsi="Consolas"/>
-                <w:b w:val="false"/>
-                <w:bCs w:val="false"/>
-                <w:sz w:val="17"/>
-                <w:szCs w:val="17"/>
-              </w:rPr>
-              <w:t xml:space="preserve">`*.zip files that are cards</w:t>
-            </w:r>
-          </w:p>
-        </w:tc>
-        <w:tc>
-          <w:tcPr>
-            <w:tcW w:type="dxa" w:w="5148"/>
-            <w:shd w:fill="F5F7F6" w:val="clear"/>
-            <w:tcMar>
-              <w:top w:type="dxa" w:w="80"/>
-              <w:left w:type="dxa" w:w="120"/>
-              <w:bottom w:type="dxa" w:w="80"/>
-              <w:right w:type="dxa" w:w="120"/>
-            </w:tcMar>
-          </w:tcPr>
-          <w:p>
-            <w:pPr>
-              <w:spacing w:after="20"/>
-            </w:pPr>
-            <w:r>
-              <w:rPr>
-                <w:b w:val="false"/>
-                <w:bCs w:val="false"/>
-                <w:sz w:val="19"/>
-                <w:szCs w:val="19"/>
-              </w:rPr>
-              <w:t xml:space="preserve">the folder holding the zips — they are unpacked for you</w:t>
-            </w:r>
-          </w:p>
-        </w:tc>
-      </w:tr>
-    </w:tbl>
-    <w:p>
-      <w:pPr>
-        <w:pStyle w:val="Heading2"/>
-        <w:spacing w:after="120" w:before="280"/>
-      </w:pPr>
-      <w:r>
-        <w:t xml:space="preserve">When you are not sure</w:t>
-      </w:r>
-    </w:p>
-    <w:p>
-      <w:pPr>
-        <w:spacing w:after="130" w:line="288"/>
-      </w:pPr>
-      <w:r>
-        <w:rPr>
-          <w:sz w:val="21"/>
-          <w:szCs w:val="21"/>
-        </w:rPr>
-        <w:t xml:space="preserve">Use Detect format and work upward. Select a folder, press Detect, and if nothing is recognised try its parent. Detection is quick and harmless. The readers search downward from wherever you point them, so being one level too high is usually fine — being too deep is not.</w:t>
+        <w:t xml:space="preserve">Figure 6. A 100-job card narrowed to Field 19 harvesting on the text and operation filters — eight rows of the hundred, with the tick count kept in view.</w:t>
       </w:r>
     </w:p>
     <w:tbl>
@@ -4885,7 +3870,7 @@
                 <w:sz w:val="21"/>
                 <w:szCs w:val="21"/>
               </w:rPr>
-              <w:t xml:space="preserve">SMS's own Vault is not readable</w:t>
+              <w:t xml:space="preserve">Filtering never changes what is ticked</w:t>
             </w:r>
           </w:p>
           <w:p>
@@ -4897,7 +3882,7 @@
                 <w:sz w:val="20"/>
                 <w:szCs w:val="20"/>
               </w:rPr>
-              <w:t xml:space="preserve">Ag Leader SMS keeps imported data in an internal Vault in its own format. The vendor ADAPT plugins cannot read that, and neither can SMSLIBRE. Always use the original card or a fresh export from the display.</w:t>
+              <w:t xml:space="preserve">Hiding a row does not untick it. Narrow the list, tick what you want, clear the filter and narrow it a different way — the ticks accumulate, and the counter on the right always shows how many are set across the whole card, not just the rows in view.</w:t>
             </w:r>
           </w:p>
         </w:tc>
@@ -4905,12 +3890,11 @@
     </w:tbl>
     <w:p>
       <w:pPr>
-        <w:pStyle w:val="Heading1"/>
-        <w:pageBreakBefore/>
-        <w:spacing w:after="160" w:before="360"/>
-      </w:pPr>
-      <w:r>
-        <w:t xml:space="preserve">7. Supported formats</w:t>
+        <w:pStyle w:val="Heading3"/>
+        <w:spacing w:after="100" w:before="220"/>
+      </w:pPr>
+      <w:r>
+        <w:t xml:space="preserve">Selecting several rows at once</w:t>
       </w:r>
     </w:p>
     <w:p>
@@ -4922,16 +3906,7 @@
           <w:sz w:val="21"/>
           <w:szCs w:val="21"/>
         </w:rPr>
-        <w:t xml:space="preserve">SMSLIBRE has nine readers. Five come from the vendor ADAPT plugin suite that ships with SMS; four were written for this project to handle cards the vendor plugins decline.</w:t>
-      </w:r>
-    </w:p>
-    <w:p>
-      <w:pPr>
-        <w:pStyle w:val="Heading2"/>
-        <w:spacing w:after="120" w:before="280"/>
-      </w:pPr>
-      <w:r>
-        <w:t xml:space="preserve">What works</w:t>
+        <w:t xml:space="preserve">Rows select the way they do everywhere else. Click one; shift-click another to take the whole range between them; ctrl-click to add or remove individual rows. Selecting a row does not tick it — the two are separate, so you can build up a selection and then act on it.</w:t>
       </w:r>
     </w:p>
     <w:tbl>
@@ -4947,9 +3922,8 @@
         </w:tblBorders>
       </w:tblPr>
       <w:tblGrid>
-        <w:gridCol w:w="2621"/>
-        <w:gridCol w:w="2246"/>
-        <w:gridCol w:w="4493"/>
+        <w:gridCol w:w="2059"/>
+        <w:gridCol w:w="7301"/>
       </w:tblGrid>
       <w:tr>
         <w:trPr>
@@ -4957,7 +3931,7 @@
         </w:trPr>
         <w:tc>
           <w:tcPr>
-            <w:tcW w:type="dxa" w:w="2621"/>
+            <w:tcW w:type="dxa" w:w="2059"/>
             <w:shd w:fill="E8F1EC" w:val="clear"/>
             <w:tcMar>
               <w:top w:type="dxa" w:w="80"/>
@@ -4977,13 +3951,13 @@
                 <w:sz w:val="19"/>
                 <w:szCs w:val="19"/>
               </w:rPr>
-              <w:t xml:space="preserve">Format</w:t>
-            </w:r>
-          </w:p>
-        </w:tc>
-        <w:tc>
-          <w:tcPr>
-            <w:tcW w:type="dxa" w:w="2246"/>
+              <w:t xml:space="preserve">Button</w:t>
+            </w:r>
+          </w:p>
+        </w:tc>
+        <w:tc>
+          <w:tcPr>
+            <w:tcW w:type="dxa" w:w="7301"/>
             <w:shd w:fill="E8F1EC" w:val="clear"/>
             <w:tcMar>
               <w:top w:type="dxa" w:w="80"/>
@@ -5003,41 +3977,15 @@
                 <w:sz w:val="19"/>
                 <w:szCs w:val="19"/>
               </w:rPr>
-              <w:t xml:space="preserve">Reader</w:t>
-            </w:r>
-          </w:p>
-        </w:tc>
-        <w:tc>
-          <w:tcPr>
-            <w:tcW w:type="dxa" w:w="4493"/>
-            <w:shd w:fill="E8F1EC" w:val="clear"/>
-            <w:tcMar>
-              <w:top w:type="dxa" w:w="80"/>
-              <w:left w:type="dxa" w:w="120"/>
-              <w:bottom w:type="dxa" w:w="80"/>
-              <w:right w:type="dxa" w:w="120"/>
-            </w:tcMar>
-          </w:tcPr>
-          <w:p>
-            <w:pPr>
-              <w:spacing w:after="20"/>
-            </w:pPr>
-            <w:r>
-              <w:rPr>
-                <w:b/>
-                <w:bCs/>
-                <w:sz w:val="19"/>
-                <w:szCs w:val="19"/>
-              </w:rPr>
-              <w:t xml:space="preserve">Notes</w:t>
-            </w:r>
-          </w:p>
-        </w:tc>
-      </w:tr>
-      <w:tr>
-        <w:tc>
-          <w:tcPr>
-            <w:tcW w:type="dxa" w:w="2621"/>
+              <w:t xml:space="preserve">What it does</w:t>
+            </w:r>
+          </w:p>
+        </w:tc>
+      </w:tr>
+      <w:tr>
+        <w:tc>
+          <w:tcPr>
+            <w:tcW w:type="dxa" w:w="2059"/>
             <w:shd w:fill="FFFFFF" w:val="clear"/>
             <w:tcMar>
               <w:top w:type="dxa" w:w="80"/>
@@ -5057,13 +4005,13 @@
                 <w:sz w:val="19"/>
                 <w:szCs w:val="19"/>
               </w:rPr>
-              <w:t xml:space="preserve">John Deere Gen4 (4600, 4640)</w:t>
-            </w:r>
-          </w:p>
-        </w:tc>
-        <w:tc>
-          <w:tcPr>
-            <w:tcW w:type="dxa" w:w="2246"/>
+              <w:t xml:space="preserve">Tick selected</w:t>
+            </w:r>
+          </w:p>
+        </w:tc>
+        <w:tc>
+          <w:tcPr>
+            <w:tcW w:type="dxa" w:w="7301"/>
             <w:shd w:fill="FFFFFF" w:val="clear"/>
             <w:tcMar>
               <w:top w:type="dxa" w:w="80"/>
@@ -5083,13 +4031,69 @@
                 <w:sz w:val="19"/>
                 <w:szCs w:val="19"/>
               </w:rPr>
-              <w:t xml:space="preserve">ProtobufPlugins</w:t>
-            </w:r>
-          </w:p>
-        </w:tc>
-        <w:tc>
-          <w:tcPr>
-            <w:tcW w:type="dxa" w:w="4493"/>
+              <w:t xml:space="preserve">Ticks every highlighted row.</w:t>
+            </w:r>
+          </w:p>
+        </w:tc>
+      </w:tr>
+      <w:tr>
+        <w:tc>
+          <w:tcPr>
+            <w:tcW w:type="dxa" w:w="2059"/>
+            <w:shd w:fill="F5F7F6" w:val="clear"/>
+            <w:tcMar>
+              <w:top w:type="dxa" w:w="80"/>
+              <w:left w:type="dxa" w:w="120"/>
+              <w:bottom w:type="dxa" w:w="80"/>
+              <w:right w:type="dxa" w:w="120"/>
+            </w:tcMar>
+          </w:tcPr>
+          <w:p>
+            <w:pPr>
+              <w:spacing w:after="20"/>
+            </w:pPr>
+            <w:r>
+              <w:rPr>
+                <w:b w:val="false"/>
+                <w:bCs w:val="false"/>
+                <w:sz w:val="19"/>
+                <w:szCs w:val="19"/>
+              </w:rPr>
+              <w:t xml:space="preserve">Untick selected</w:t>
+            </w:r>
+          </w:p>
+        </w:tc>
+        <w:tc>
+          <w:tcPr>
+            <w:tcW w:type="dxa" w:w="7301"/>
+            <w:shd w:fill="F5F7F6" w:val="clear"/>
+            <w:tcMar>
+              <w:top w:type="dxa" w:w="80"/>
+              <w:left w:type="dxa" w:w="120"/>
+              <w:bottom w:type="dxa" w:w="80"/>
+              <w:right w:type="dxa" w:w="120"/>
+            </w:tcMar>
+          </w:tcPr>
+          <w:p>
+            <w:pPr>
+              <w:spacing w:after="20"/>
+            </w:pPr>
+            <w:r>
+              <w:rPr>
+                <w:b w:val="false"/>
+                <w:bCs w:val="false"/>
+                <w:sz w:val="19"/>
+                <w:szCs w:val="19"/>
+              </w:rPr>
+              <w:t xml:space="preserve">Unticks every highlighted row.</w:t>
+            </w:r>
+          </w:p>
+        </w:tc>
+      </w:tr>
+      <w:tr>
+        <w:tc>
+          <w:tcPr>
+            <w:tcW w:type="dxa" w:w="2059"/>
             <w:shd w:fill="FFFFFF" w:val="clear"/>
             <w:tcMar>
               <w:top w:type="dxa" w:w="80"/>
@@ -5109,15 +4113,41 @@
                 <w:sz w:val="19"/>
                 <w:szCs w:val="19"/>
               </w:rPr>
-              <w:t xml:space="preserve">Needs the Deere licence. The most common card here; can be very large.</w:t>
-            </w:r>
-          </w:p>
-        </w:tc>
-      </w:tr>
-      <w:tr>
-        <w:tc>
-          <w:tcPr>
-            <w:tcW w:type="dxa" w:w="2621"/>
+              <w:t xml:space="preserve">Tick all shown</w:t>
+            </w:r>
+          </w:p>
+        </w:tc>
+        <w:tc>
+          <w:tcPr>
+            <w:tcW w:type="dxa" w:w="7301"/>
+            <w:shd w:fill="FFFFFF" w:val="clear"/>
+            <w:tcMar>
+              <w:top w:type="dxa" w:w="80"/>
+              <w:left w:type="dxa" w:w="120"/>
+              <w:bottom w:type="dxa" w:w="80"/>
+              <w:right w:type="dxa" w:w="120"/>
+            </w:tcMar>
+          </w:tcPr>
+          <w:p>
+            <w:pPr>
+              <w:spacing w:after="20"/>
+            </w:pPr>
+            <w:r>
+              <w:rPr>
+                <w:b w:val="false"/>
+                <w:bCs w:val="false"/>
+                <w:sz w:val="19"/>
+                <w:szCs w:val="19"/>
+              </w:rPr>
+              <w:t xml:space="preserve">Ticks every row the filter is currently showing, selected or not.</w:t>
+            </w:r>
+          </w:p>
+        </w:tc>
+      </w:tr>
+      <w:tr>
+        <w:tc>
+          <w:tcPr>
+            <w:tcW w:type="dxa" w:w="2059"/>
             <w:shd w:fill="F5F7F6" w:val="clear"/>
             <w:tcMar>
               <w:top w:type="dxa" w:w="80"/>
@@ -5137,13 +4167,13 @@
                 <w:sz w:val="19"/>
                 <w:szCs w:val="19"/>
               </w:rPr>
-              <w:t xml:space="preserve">John Deere GS3 / GS4 (2630, 4600)</w:t>
-            </w:r>
-          </w:p>
-        </w:tc>
-        <w:tc>
-          <w:tcPr>
-            <w:tcW w:type="dxa" w:w="2246"/>
+              <w:t xml:space="preserve">Untick all</w:t>
+            </w:r>
+          </w:p>
+        </w:tc>
+        <w:tc>
+          <w:tcPr>
+            <w:tcW w:type="dxa" w:w="7301"/>
             <w:shd w:fill="F5F7F6" w:val="clear"/>
             <w:tcMar>
               <w:top w:type="dxa" w:w="80"/>
@@ -5163,765 +4193,57 @@
                 <w:sz w:val="19"/>
                 <w:szCs w:val="19"/>
               </w:rPr>
-              <w:t xml:space="preserve">RCDPlugins</w:t>
-            </w:r>
-          </w:p>
-        </w:tc>
-        <w:tc>
-          <w:tcPr>
-            <w:tcW w:type="dxa" w:w="4493"/>
-            <w:shd w:fill="F5F7F6" w:val="clear"/>
-            <w:tcMar>
-              <w:top w:type="dxa" w:w="80"/>
-              <w:left w:type="dxa" w:w="120"/>
-              <w:bottom w:type="dxa" w:w="80"/>
-              <w:right w:type="dxa" w:w="120"/>
-            </w:tcMar>
-          </w:tcPr>
-          <w:p>
-            <w:pPr>
-              <w:spacing w:after="20"/>
-            </w:pPr>
-            <w:r>
-              <w:rPr>
-                <w:b w:val="false"/>
-                <w:bCs w:val="false"/>
-                <w:sz w:val="19"/>
-                <w:szCs w:val="19"/>
-              </w:rPr>
-              <w:t xml:space="preserve">Needs the Deere licence. Reads the RCD folder structure.</w:t>
-            </w:r>
-          </w:p>
-        </w:tc>
-      </w:tr>
-      <w:tr>
-        <w:tc>
-          <w:tcPr>
-            <w:tcW w:type="dxa" w:w="2621"/>
-            <w:shd w:fill="FFFFFF" w:val="clear"/>
-            <w:tcMar>
-              <w:top w:type="dxa" w:w="80"/>
-              <w:left w:type="dxa" w:w="120"/>
-              <w:bottom w:type="dxa" w:w="80"/>
-              <w:right w:type="dxa" w:w="120"/>
-            </w:tcMar>
-          </w:tcPr>
-          <w:p>
-            <w:pPr>
-              <w:spacing w:after="20"/>
-            </w:pPr>
-            <w:r>
-              <w:rPr>
-                <w:b w:val="false"/>
-                <w:bCs w:val="false"/>
-                <w:sz w:val="19"/>
-                <w:szCs w:val="19"/>
-              </w:rPr>
-              <w:t xml:space="preserve">ISOXML / ISO 11783</w:t>
-            </w:r>
-          </w:p>
-        </w:tc>
-        <w:tc>
-          <w:tcPr>
-            <w:tcW w:type="dxa" w:w="2246"/>
-            <w:shd w:fill="FFFFFF" w:val="clear"/>
-            <w:tcMar>
-              <w:top w:type="dxa" w:w="80"/>
-              <w:left w:type="dxa" w:w="120"/>
-              <w:bottom w:type="dxa" w:w="80"/>
-              <w:right w:type="dxa" w:w="120"/>
-            </w:tcMar>
-          </w:tcPr>
-          <w:p>
-            <w:pPr>
-              <w:spacing w:after="20"/>
-            </w:pPr>
-            <w:r>
-              <w:rPr>
-                <w:b w:val="false"/>
-                <w:bCs w:val="false"/>
-                <w:sz w:val="19"/>
-                <w:szCs w:val="19"/>
-              </w:rPr>
-              <w:t xml:space="preserve">ISO v4 Plugin</w:t>
-            </w:r>
-          </w:p>
-        </w:tc>
-        <w:tc>
-          <w:tcPr>
-            <w:tcW w:type="dxa" w:w="4493"/>
-            <w:shd w:fill="FFFFFF" w:val="clear"/>
-            <w:tcMar>
-              <w:top w:type="dxa" w:w="80"/>
-              <w:left w:type="dxa" w:w="120"/>
-              <w:bottom w:type="dxa" w:w="80"/>
-              <w:right w:type="dxa" w:w="120"/>
-            </w:tcMar>
-          </w:tcPr>
-          <w:p>
-            <w:pPr>
-              <w:spacing w:after="20"/>
-            </w:pPr>
-            <w:r>
-              <w:rPr>
-                <w:b w:val="false"/>
-                <w:bCs w:val="false"/>
-                <w:sz w:val="19"/>
-                <w:szCs w:val="19"/>
-              </w:rPr>
-              <w:t xml:space="preserve">No licence needed. Also the export route for AGCO, New Holland and others.</w:t>
-            </w:r>
-          </w:p>
-        </w:tc>
-      </w:tr>
-      <w:tr>
-        <w:tc>
-          <w:tcPr>
-            <w:tcW w:type="dxa" w:w="2621"/>
-            <w:shd w:fill="F5F7F6" w:val="clear"/>
-            <w:tcMar>
-              <w:top w:type="dxa" w:w="80"/>
-              <w:left w:type="dxa" w:w="120"/>
-              <w:bottom w:type="dxa" w:w="80"/>
-              <w:right w:type="dxa" w:w="120"/>
-            </w:tcMar>
-          </w:tcPr>
-          <w:p>
-            <w:pPr>
-              <w:spacing w:after="20"/>
-            </w:pPr>
-            <w:r>
-              <w:rPr>
-                <w:b w:val="false"/>
-                <w:bCs w:val="false"/>
-                <w:sz w:val="19"/>
-                <w:szCs w:val="19"/>
-              </w:rPr>
-              <w:t xml:space="preserve">Raven Viper 4 / Viper 4+</w:t>
-            </w:r>
-          </w:p>
-        </w:tc>
-        <w:tc>
-          <w:tcPr>
-            <w:tcW w:type="dxa" w:w="2246"/>
-            <w:shd w:fill="F5F7F6" w:val="clear"/>
-            <w:tcMar>
-              <w:top w:type="dxa" w:w="80"/>
-              <w:left w:type="dxa" w:w="120"/>
-              <w:bottom w:type="dxa" w:w="80"/>
-              <w:right w:type="dxa" w:w="120"/>
-            </w:tcMar>
-          </w:tcPr>
-          <w:p>
-            <w:pPr>
-              <w:spacing w:after="20"/>
-            </w:pPr>
-            <w:r>
-              <w:rPr>
-                <w:b w:val="false"/>
-                <w:bCs w:val="false"/>
-                <w:sz w:val="19"/>
-                <w:szCs w:val="19"/>
-              </w:rPr>
-              <w:t xml:space="preserve">Raven Viper 4 job (.jdp)</w:t>
-            </w:r>
-          </w:p>
-        </w:tc>
-        <w:tc>
-          <w:tcPr>
-            <w:tcW w:type="dxa" w:w="4493"/>
-            <w:shd w:fill="F5F7F6" w:val="clear"/>
-            <w:tcMar>
-              <w:top w:type="dxa" w:w="80"/>
-              <w:left w:type="dxa" w:w="120"/>
-              <w:bottom w:type="dxa" w:w="80"/>
-              <w:right w:type="dxa" w:w="120"/>
-            </w:tcMar>
-          </w:tcPr>
-          <w:p>
-            <w:pPr>
-              <w:spacing w:after="20"/>
-            </w:pPr>
-            <w:r>
-              <w:rPr>
-                <w:b w:val="false"/>
-                <w:bCs w:val="false"/>
-                <w:sz w:val="19"/>
-                <w:szCs w:val="19"/>
-              </w:rPr>
-              <w:t xml:space="preserve">Written for this project. Track, elevation, speed, distance, applied and target rate, sections on, heading, cross-track error.</w:t>
-            </w:r>
-          </w:p>
-        </w:tc>
-      </w:tr>
-      <w:tr>
-        <w:tc>
-          <w:tcPr>
-            <w:tcW w:type="dxa" w:w="2621"/>
-            <w:shd w:fill="FFFFFF" w:val="clear"/>
-            <w:tcMar>
-              <w:top w:type="dxa" w:w="80"/>
-              <w:left w:type="dxa" w:w="120"/>
-              <w:bottom w:type="dxa" w:w="80"/>
-              <w:right w:type="dxa" w:w="120"/>
-            </w:tcMar>
-          </w:tcPr>
-          <w:p>
-            <w:pPr>
-              <w:spacing w:after="20"/>
-            </w:pPr>
-            <w:r>
-              <w:rPr>
-                <w:b w:val="false"/>
-                <w:bCs w:val="false"/>
-                <w:sz w:val="19"/>
-                <w:szCs w:val="19"/>
-              </w:rPr>
-              <w:t xml:space="preserve">Raven Slingshot</w:t>
-            </w:r>
-          </w:p>
-        </w:tc>
-        <w:tc>
-          <w:tcPr>
-            <w:tcW w:type="dxa" w:w="2246"/>
-            <w:shd w:fill="FFFFFF" w:val="clear"/>
-            <w:tcMar>
-              <w:top w:type="dxa" w:w="80"/>
-              <w:left w:type="dxa" w:w="120"/>
-              <w:bottom w:type="dxa" w:w="80"/>
-              <w:right w:type="dxa" w:w="120"/>
-            </w:tcMar>
-          </w:tcPr>
-          <w:p>
-            <w:pPr>
-              <w:spacing w:after="20"/>
-            </w:pPr>
-            <w:r>
-              <w:rPr>
-                <w:b w:val="false"/>
-                <w:bCs w:val="false"/>
-                <w:sz w:val="19"/>
-                <w:szCs w:val="19"/>
-              </w:rPr>
-              <w:t xml:space="preserve">Raven Slingshot (.jdp.zip)</w:t>
-            </w:r>
-          </w:p>
-        </w:tc>
-        <w:tc>
-          <w:tcPr>
-            <w:tcW w:type="dxa" w:w="4493"/>
-            <w:shd w:fill="FFFFFF" w:val="clear"/>
-            <w:tcMar>
-              <w:top w:type="dxa" w:w="80"/>
-              <w:left w:type="dxa" w:w="120"/>
-              <w:bottom w:type="dxa" w:w="80"/>
-              <w:right w:type="dxa" w:w="120"/>
-            </w:tcMar>
-          </w:tcPr>
-          <w:p>
-            <w:pPr>
-              <w:spacing w:after="20"/>
-            </w:pPr>
-            <w:r>
-              <w:rPr>
-                <w:b w:val="false"/>
-                <w:bCs w:val="false"/>
-                <w:sz w:val="19"/>
-                <w:szCs w:val="19"/>
-              </w:rPr>
-              <w:t xml:space="preserve">Written for this project. No licence needed.</w:t>
-            </w:r>
-          </w:p>
-        </w:tc>
-      </w:tr>
-      <w:tr>
-        <w:tc>
-          <w:tcPr>
-            <w:tcW w:type="dxa" w:w="2621"/>
-            <w:shd w:fill="F5F7F6" w:val="clear"/>
-            <w:tcMar>
-              <w:top w:type="dxa" w:w="80"/>
-              <w:left w:type="dxa" w:w="120"/>
-              <w:bottom w:type="dxa" w:w="80"/>
-              <w:right w:type="dxa" w:w="120"/>
-            </w:tcMar>
-          </w:tcPr>
-          <w:p>
-            <w:pPr>
-              <w:spacing w:after="20"/>
-            </w:pPr>
-            <w:r>
-              <w:rPr>
-                <w:b w:val="false"/>
-                <w:bCs w:val="false"/>
-                <w:sz w:val="19"/>
-                <w:szCs w:val="19"/>
-              </w:rPr>
-              <w:t xml:space="preserve">Ag Leader / ADM</w:t>
-            </w:r>
-          </w:p>
-        </w:tc>
-        <w:tc>
-          <w:tcPr>
-            <w:tcW w:type="dxa" w:w="2246"/>
-            <w:shd w:fill="F5F7F6" w:val="clear"/>
-            <w:tcMar>
-              <w:top w:type="dxa" w:w="80"/>
-              <w:left w:type="dxa" w:w="120"/>
-              <w:bottom w:type="dxa" w:w="80"/>
-              <w:right w:type="dxa" w:w="120"/>
-            </w:tcMar>
-          </w:tcPr>
-          <w:p>
-            <w:pPr>
-              <w:spacing w:after="20"/>
-            </w:pPr>
-            <w:r>
-              <w:rPr>
-                <w:b w:val="false"/>
-                <w:bCs w:val="false"/>
-                <w:sz w:val="19"/>
-                <w:szCs w:val="19"/>
-              </w:rPr>
-              <w:t xml:space="preserve">ADMPlugin</w:t>
-            </w:r>
-          </w:p>
-        </w:tc>
-        <w:tc>
-          <w:tcPr>
-            <w:tcW w:type="dxa" w:w="4493"/>
-            <w:shd w:fill="F5F7F6" w:val="clear"/>
-            <w:tcMar>
-              <w:top w:type="dxa" w:w="80"/>
-              <w:left w:type="dxa" w:w="120"/>
-              <w:bottom w:type="dxa" w:w="80"/>
-              <w:right w:type="dxa" w:w="120"/>
-            </w:tcMar>
-          </w:tcPr>
-          <w:p>
-            <w:pPr>
-              <w:spacing w:after="20"/>
-            </w:pPr>
-            <w:r>
-              <w:rPr>
-                <w:b w:val="false"/>
-                <w:bCs w:val="false"/>
-                <w:sz w:val="19"/>
-                <w:szCs w:val="19"/>
-              </w:rPr>
-              <w:t xml:space="preserve">No licence needed.</w:t>
-            </w:r>
-          </w:p>
-        </w:tc>
-      </w:tr>
-      <w:tr>
-        <w:tc>
-          <w:tcPr>
-            <w:tcW w:type="dxa" w:w="2621"/>
-            <w:shd w:fill="FFFFFF" w:val="clear"/>
-            <w:tcMar>
-              <w:top w:type="dxa" w:w="80"/>
-              <w:left w:type="dxa" w:w="120"/>
-              <w:bottom w:type="dxa" w:w="80"/>
-              <w:right w:type="dxa" w:w="120"/>
-            </w:tcMar>
-          </w:tcPr>
-          <w:p>
-            <w:pPr>
-              <w:spacing w:after="20"/>
-            </w:pPr>
-            <w:r>
-              <w:rPr>
-                <w:b w:val="false"/>
-                <w:bCs w:val="false"/>
-                <w:sz w:val="19"/>
-                <w:szCs w:val="19"/>
-              </w:rPr>
-              <w:t xml:space="preserve">Cards inside a .zip</w:t>
-            </w:r>
-          </w:p>
-        </w:tc>
-        <w:tc>
-          <w:tcPr>
-            <w:tcW w:type="dxa" w:w="2246"/>
-            <w:shd w:fill="FFFFFF" w:val="clear"/>
-            <w:tcMar>
-              <w:top w:type="dxa" w:w="80"/>
-              <w:left w:type="dxa" w:w="120"/>
-              <w:bottom w:type="dxa" w:w="80"/>
-              <w:right w:type="dxa" w:w="120"/>
-            </w:tcMar>
-          </w:tcPr>
-          <w:p>
-            <w:pPr>
-              <w:spacing w:after="20"/>
-            </w:pPr>
-            <w:r>
-              <w:rPr>
-                <w:b w:val="false"/>
-                <w:bCs w:val="false"/>
-                <w:sz w:val="19"/>
-                <w:szCs w:val="19"/>
-              </w:rPr>
-              <w:t xml:space="preserve">Card in an archive</w:t>
-            </w:r>
-          </w:p>
-        </w:tc>
-        <w:tc>
-          <w:tcPr>
-            <w:tcW w:type="dxa" w:w="4493"/>
-            <w:shd w:fill="FFFFFF" w:val="clear"/>
-            <w:tcMar>
-              <w:top w:type="dxa" w:w="80"/>
-              <w:left w:type="dxa" w:w="120"/>
-              <w:bottom w:type="dxa" w:w="80"/>
-              <w:right w:type="dxa" w:w="120"/>
-            </w:tcMar>
-          </w:tcPr>
-          <w:p>
-            <w:pPr>
-              <w:spacing w:after="20"/>
-            </w:pPr>
-            <w:r>
-              <w:rPr>
-                <w:b w:val="false"/>
-                <w:bCs w:val="false"/>
-                <w:sz w:val="19"/>
-                <w:szCs w:val="19"/>
-              </w:rPr>
-              <w:t xml:space="preserve">Written for this project. Unpacks and imports, including cards with no unzipped copy anywhere.</w:t>
-            </w:r>
-          </w:p>
-        </w:tc>
-      </w:tr>
-      <w:tr>
-        <w:tc>
-          <w:tcPr>
-            <w:tcW w:type="dxa" w:w="2621"/>
-            <w:shd w:fill="F5F7F6" w:val="clear"/>
-            <w:tcMar>
-              <w:top w:type="dxa" w:w="80"/>
-              <w:left w:type="dxa" w:w="120"/>
-              <w:bottom w:type="dxa" w:w="80"/>
-              <w:right w:type="dxa" w:w="120"/>
-            </w:tcMar>
-          </w:tcPr>
-          <w:p>
-            <w:pPr>
-              <w:spacing w:after="20"/>
-            </w:pPr>
-            <w:r>
-              <w:rPr>
-                <w:b w:val="false"/>
-                <w:bCs w:val="false"/>
-                <w:sz w:val="19"/>
-                <w:szCs w:val="19"/>
-              </w:rPr>
-              <w:t xml:space="preserve">Loose Gen4 .jdl logs</w:t>
-            </w:r>
-          </w:p>
-        </w:tc>
-        <w:tc>
-          <w:tcPr>
-            <w:tcW w:type="dxa" w:w="2246"/>
-            <w:shd w:fill="F5F7F6" w:val="clear"/>
-            <w:tcMar>
-              <w:top w:type="dxa" w:w="80"/>
-              <w:left w:type="dxa" w:w="120"/>
-              <w:bottom w:type="dxa" w:w="80"/>
-              <w:right w:type="dxa" w:w="120"/>
-            </w:tcMar>
-          </w:tcPr>
-          <w:p>
-            <w:pPr>
-              <w:spacing w:after="20"/>
-            </w:pPr>
-            <w:r>
-              <w:rPr>
-                <w:b w:val="false"/>
-                <w:bCs w:val="false"/>
-                <w:sz w:val="19"/>
-                <w:szCs w:val="19"/>
-              </w:rPr>
-              <w:t xml:space="preserve">John Deere Gen4 logs (.jdl)</w:t>
-            </w:r>
-          </w:p>
-        </w:tc>
-        <w:tc>
-          <w:tcPr>
-            <w:tcW w:type="dxa" w:w="4493"/>
-            <w:shd w:fill="F5F7F6" w:val="clear"/>
-            <w:tcMar>
-              <w:top w:type="dxa" w:w="80"/>
-              <w:left w:type="dxa" w:w="120"/>
-              <w:bottom w:type="dxa" w:w="80"/>
-              <w:right w:type="dxa" w:w="120"/>
-            </w:tcMar>
-          </w:tcPr>
-          <w:p>
-            <w:pPr>
-              <w:spacing w:after="20"/>
-            </w:pPr>
-            <w:r>
-              <w:rPr>
-                <w:b w:val="false"/>
-                <w:bCs w:val="false"/>
-                <w:sz w:val="19"/>
-                <w:szCs w:val="19"/>
-              </w:rPr>
-              <w:t xml:space="preserve">Written for this project. For logs copied out of their card folder.</w:t>
-            </w:r>
-          </w:p>
-        </w:tc>
-      </w:tr>
-      <w:tr>
-        <w:tc>
-          <w:tcPr>
-            <w:tcW w:type="dxa" w:w="2621"/>
-            <w:shd w:fill="FFFFFF" w:val="clear"/>
-            <w:tcMar>
-              <w:top w:type="dxa" w:w="80"/>
-              <w:left w:type="dxa" w:w="120"/>
-              <w:bottom w:type="dxa" w:w="80"/>
-              <w:right w:type="dxa" w:w="120"/>
-            </w:tcMar>
-          </w:tcPr>
-          <w:p>
-            <w:pPr>
-              <w:spacing w:after="20"/>
-            </w:pPr>
-            <w:r>
-              <w:rPr>
-                <w:b w:val="false"/>
-                <w:bCs w:val="false"/>
-                <w:sz w:val="19"/>
-                <w:szCs w:val="19"/>
-              </w:rPr>
-              <w:t xml:space="preserve">Stranded RCD folders</w:t>
-            </w:r>
-          </w:p>
-        </w:tc>
-        <w:tc>
-          <w:tcPr>
-            <w:tcW w:type="dxa" w:w="2246"/>
-            <w:shd w:fill="FFFFFF" w:val="clear"/>
-            <w:tcMar>
-              <w:top w:type="dxa" w:w="80"/>
-              <w:left w:type="dxa" w:w="120"/>
-              <w:bottom w:type="dxa" w:w="80"/>
-              <w:right w:type="dxa" w:w="120"/>
-            </w:tcMar>
-          </w:tcPr>
-          <w:p>
-            <w:pPr>
-              <w:spacing w:after="20"/>
-            </w:pPr>
-            <w:r>
-              <w:rPr>
-                <w:b w:val="false"/>
-                <w:bCs w:val="false"/>
-                <w:sz w:val="19"/>
-                <w:szCs w:val="19"/>
-              </w:rPr>
-              <w:t xml:space="preserve">John Deere RCD folder</w:t>
-            </w:r>
-          </w:p>
-        </w:tc>
-        <w:tc>
-          <w:tcPr>
-            <w:tcW w:type="dxa" w:w="4493"/>
-            <w:shd w:fill="FFFFFF" w:val="clear"/>
-            <w:tcMar>
-              <w:top w:type="dxa" w:w="80"/>
-              <w:left w:type="dxa" w:w="120"/>
-              <w:bottom w:type="dxa" w:w="80"/>
-              <w:right w:type="dxa" w:w="120"/>
-            </w:tcMar>
-          </w:tcPr>
-          <w:p>
-            <w:pPr>
-              <w:spacing w:after="20"/>
-            </w:pPr>
-            <w:r>
-              <w:rPr>
-                <w:b w:val="false"/>
-                <w:bCs w:val="false"/>
-                <w:sz w:val="19"/>
-                <w:szCs w:val="19"/>
-              </w:rPr>
-              <w:t xml:space="preserve">Written for this project. For an RCD folder copied without its display folder.</w:t>
-            </w:r>
-          </w:p>
-        </w:tc>
-      </w:tr>
-      <w:tr>
-        <w:tc>
-          <w:tcPr>
-            <w:tcW w:type="dxa" w:w="2621"/>
-            <w:shd w:fill="F5F7F6" w:val="clear"/>
-            <w:tcMar>
-              <w:top w:type="dxa" w:w="80"/>
-              <w:left w:type="dxa" w:w="120"/>
-              <w:bottom w:type="dxa" w:w="80"/>
-              <w:right w:type="dxa" w:w="120"/>
-            </w:tcMar>
-          </w:tcPr>
-          <w:p>
-            <w:pPr>
-              <w:spacing w:after="20"/>
-            </w:pPr>
-            <w:r>
-              <w:rPr>
-                <w:b w:val="false"/>
-                <w:bCs w:val="false"/>
-                <w:sz w:val="19"/>
-                <w:szCs w:val="19"/>
-              </w:rPr>
-              <w:t xml:space="preserve">ISOXML prescriptions</w:t>
-            </w:r>
-          </w:p>
-        </w:tc>
-        <w:tc>
-          <w:tcPr>
-            <w:tcW w:type="dxa" w:w="2246"/>
-            <w:shd w:fill="F5F7F6" w:val="clear"/>
-            <w:tcMar>
-              <w:top w:type="dxa" w:w="80"/>
-              <w:left w:type="dxa" w:w="120"/>
-              <w:bottom w:type="dxa" w:w="80"/>
-              <w:right w:type="dxa" w:w="120"/>
-            </w:tcMar>
-          </w:tcPr>
-          <w:p>
-            <w:pPr>
-              <w:spacing w:after="20"/>
-            </w:pPr>
-            <w:r>
-              <w:rPr>
-                <w:b w:val="false"/>
-                <w:bCs w:val="false"/>
-                <w:sz w:val="19"/>
-                <w:szCs w:val="19"/>
-              </w:rPr>
-              <w:t xml:space="preserve">(part of the ISOXML path)</w:t>
-            </w:r>
-          </w:p>
-        </w:tc>
-        <w:tc>
-          <w:tcPr>
-            <w:tcW w:type="dxa" w:w="4493"/>
-            <w:shd w:fill="F5F7F6" w:val="clear"/>
-            <w:tcMar>
-              <w:top w:type="dxa" w:w="80"/>
-              <w:left w:type="dxa" w:w="120"/>
-              <w:bottom w:type="dxa" w:w="80"/>
-              <w:right w:type="dxa" w:w="120"/>
-            </w:tcMar>
-          </w:tcPr>
-          <w:p>
-            <w:pPr>
-              <w:spacing w:after="20"/>
-            </w:pPr>
-            <w:r>
-              <w:rPr>
-                <w:b w:val="false"/>
-                <w:bCs w:val="false"/>
-                <w:sz w:val="19"/>
-                <w:szCs w:val="19"/>
-              </w:rPr>
-              <w:t xml:space="preserve">Variable-rate plans become polygon zones with product, rate and unit.</w:t>
-            </w:r>
-          </w:p>
-        </w:tc>
-      </w:tr>
-      <w:tr>
-        <w:tc>
-          <w:tcPr>
-            <w:tcW w:type="dxa" w:w="2621"/>
-            <w:shd w:fill="FFFFFF" w:val="clear"/>
-            <w:tcMar>
-              <w:top w:type="dxa" w:w="80"/>
-              <w:left w:type="dxa" w:w="120"/>
-              <w:bottom w:type="dxa" w:w="80"/>
-              <w:right w:type="dxa" w:w="120"/>
-            </w:tcMar>
-          </w:tcPr>
-          <w:p>
-            <w:pPr>
-              <w:spacing w:after="20"/>
-            </w:pPr>
-            <w:r>
-              <w:rPr>
-                <w:b w:val="false"/>
-                <w:bCs w:val="false"/>
-                <w:sz w:val="19"/>
-                <w:szCs w:val="19"/>
-              </w:rPr>
-              <w:t xml:space="preserve">Field boundaries</w:t>
-            </w:r>
-          </w:p>
-        </w:tc>
-        <w:tc>
-          <w:tcPr>
-            <w:tcW w:type="dxa" w:w="2246"/>
-            <w:shd w:fill="FFFFFF" w:val="clear"/>
-            <w:tcMar>
-              <w:top w:type="dxa" w:w="80"/>
-              <w:left w:type="dxa" w:w="120"/>
-              <w:bottom w:type="dxa" w:w="80"/>
-              <w:right w:type="dxa" w:w="120"/>
-            </w:tcMar>
-          </w:tcPr>
-          <w:p>
-            <w:pPr>
-              <w:spacing w:after="20"/>
-            </w:pPr>
-            <w:r>
-              <w:rPr>
-                <w:b w:val="false"/>
-                <w:bCs w:val="false"/>
-                <w:sz w:val="19"/>
-                <w:szCs w:val="19"/>
-              </w:rPr>
-              <w:t xml:space="preserve">(any reader that finds them)</w:t>
-            </w:r>
-          </w:p>
-        </w:tc>
-        <w:tc>
-          <w:tcPr>
-            <w:tcW w:type="dxa" w:w="4493"/>
-            <w:shd w:fill="FFFFFF" w:val="clear"/>
-            <w:tcMar>
-              <w:top w:type="dxa" w:w="80"/>
-              <w:left w:type="dxa" w:w="120"/>
-              <w:bottom w:type="dxa" w:w="80"/>
-              <w:right w:type="dxa" w:w="120"/>
-            </w:tcMar>
-          </w:tcPr>
-          <w:p>
-            <w:pPr>
-              <w:spacing w:after="20"/>
-            </w:pPr>
-            <w:r>
-              <w:rPr>
-                <w:b w:val="false"/>
-                <w:bCs w:val="false"/>
-                <w:sz w:val="19"/>
-                <w:szCs w:val="19"/>
-              </w:rPr>
-              <w:t xml:space="preserve">Become a polygon layer named field_boundaries.</w:t>
+              <w:t xml:space="preserve">Unticks every row the filter is currently showing.</w:t>
             </w:r>
           </w:p>
         </w:tc>
       </w:tr>
     </w:tbl>
+    <w:p>
+      <w:pPr>
+        <w:spacing w:after="120"/>
+      </w:pPr>
+    </w:p>
+    <w:p>
+      <w:pPr>
+        <w:spacing w:after="130" w:line="288"/>
+      </w:pPr>
+      <w:r>
+        <w:rPr>
+          <w:sz w:val="21"/>
+          <w:szCs w:val="21"/>
+        </w:rPr>
+        <w:t xml:space="preserve">So the common job — "add the August harvest passes on Field 19 and nothing else" — is: type the field, choose the operation and the date, press Tick all shown, clear the filter, and press Add selected to map.</w:t>
+      </w:r>
+    </w:p>
+    <w:p>
+      <w:pPr>
+        <w:pStyle w:val="Heading3"/>
+        <w:spacing w:after="100" w:before="220"/>
+      </w:pPr>
+      <w:r>
+        <w:t xml:space="preserve">Sorting</w:t>
+      </w:r>
+    </w:p>
+    <w:p>
+      <w:pPr>
+        <w:spacing w:after="130" w:line="288"/>
+      </w:pPr>
+      <w:r>
+        <w:rPr>
+          <w:sz w:val="21"/>
+          <w:szCs w:val="21"/>
+        </w:rPr>
+        <w:t xml:space="preserve">Click any column heading to sort by it. Points and Channels sort numerically rather than as text, so 9,000 lands where it belongs rather than after 10,000. Sorting rearranges the rows only — a tick stays with its layer.</w:t>
+      </w:r>
+    </w:p>
     <w:p>
       <w:pPr>
         <w:pStyle w:val="Heading2"/>
         <w:spacing w:after="120" w:before="280"/>
       </w:pPr>
       <w:r>
-        <w:t xml:space="preserve">What does not work, and why</w:t>
+        <w:t xml:space="preserve">The three options</w:t>
       </w:r>
     </w:p>
     <w:tbl>
@@ -5937,9 +4259,9 @@
         </w:tblBorders>
       </w:tblPr>
       <w:tblGrid>
-        <w:gridCol w:w="2621"/>
-        <w:gridCol w:w="1498"/>
-        <w:gridCol w:w="5241"/>
+        <w:gridCol w:w="2246"/>
+        <w:gridCol w:w="936"/>
+        <w:gridCol w:w="6178"/>
       </w:tblGrid>
       <w:tr>
         <w:trPr>
@@ -5947,7 +4269,7 @@
         </w:trPr>
         <w:tc>
           <w:tcPr>
-            <w:tcW w:type="dxa" w:w="2621"/>
+            <w:tcW w:type="dxa" w:w="2246"/>
             <w:shd w:fill="E8F1EC" w:val="clear"/>
             <w:tcMar>
               <w:top w:type="dxa" w:w="80"/>
@@ -5967,13 +4289,13 @@
                 <w:sz w:val="19"/>
                 <w:szCs w:val="19"/>
               </w:rPr>
-              <w:t xml:space="preserve">Format</w:t>
-            </w:r>
-          </w:p>
-        </w:tc>
-        <w:tc>
-          <w:tcPr>
-            <w:tcW w:type="dxa" w:w="1498"/>
+              <w:t xml:space="preserve">Option</w:t>
+            </w:r>
+          </w:p>
+        </w:tc>
+        <w:tc>
+          <w:tcPr>
+            <w:tcW w:type="dxa" w:w="936"/>
             <w:shd w:fill="E8F1EC" w:val="clear"/>
             <w:tcMar>
               <w:top w:type="dxa" w:w="80"/>
@@ -5993,13 +4315,13 @@
                 <w:sz w:val="19"/>
                 <w:szCs w:val="19"/>
               </w:rPr>
-              <w:t xml:space="preserve">Status</w:t>
-            </w:r>
-          </w:p>
-        </w:tc>
-        <w:tc>
-          <w:tcPr>
-            <w:tcW w:type="dxa" w:w="5241"/>
+              <w:t xml:space="preserve">Default</w:t>
+            </w:r>
+          </w:p>
+        </w:tc>
+        <w:tc>
+          <w:tcPr>
+            <w:tcW w:type="dxa" w:w="6178"/>
             <w:shd w:fill="E8F1EC" w:val="clear"/>
             <w:tcMar>
               <w:top w:type="dxa" w:w="80"/>
@@ -6019,15 +4341,15 @@
                 <w:sz w:val="19"/>
                 <w:szCs w:val="19"/>
               </w:rPr>
-              <w:t xml:space="preserve">What to do</w:t>
-            </w:r>
-          </w:p>
-        </w:tc>
-      </w:tr>
-      <w:tr>
-        <w:tc>
-          <w:tcPr>
-            <w:tcW w:type="dxa" w:w="2621"/>
+              <w:t xml:space="preserve">What it does</w:t>
+            </w:r>
+          </w:p>
+        </w:tc>
+      </w:tr>
+      <w:tr>
+        <w:tc>
+          <w:tcPr>
+            <w:tcW w:type="dxa" w:w="2246"/>
             <w:shd w:fill="FFFFFF" w:val="clear"/>
             <w:tcMar>
               <w:top w:type="dxa" w:w="80"/>
@@ -6047,13 +4369,13 @@
                 <w:sz w:val="19"/>
                 <w:szCs w:val="19"/>
               </w:rPr>
-              <w:t xml:space="preserve">Trimble AgData</w:t>
-            </w:r>
-          </w:p>
-        </w:tc>
-        <w:tc>
-          <w:tcPr>
-            <w:tcW w:type="dxa" w:w="1498"/>
+              <w:t xml:space="preserve">Apply yield styling</w:t>
+            </w:r>
+          </w:p>
+        </w:tc>
+        <w:tc>
+          <w:tcPr>
+            <w:tcW w:type="dxa" w:w="936"/>
             <w:shd w:fill="FFFFFF" w:val="clear"/>
             <w:tcMar>
               <w:top w:type="dxa" w:w="80"/>
@@ -6073,13 +4395,13 @@
                 <w:sz w:val="19"/>
                 <w:szCs w:val="19"/>
               </w:rPr>
-              <w:t xml:space="preserve">Licence refused</w:t>
-            </w:r>
-          </w:p>
-        </w:tc>
-        <w:tc>
-          <w:tcPr>
-            <w:tcW w:type="dxa" w:w="5241"/>
+              <w:t xml:space="preserve">On</w:t>
+            </w:r>
+          </w:p>
+        </w:tc>
+        <w:tc>
+          <w:tcPr>
+            <w:tcW w:type="dxa" w:w="6178"/>
             <w:shd w:fill="FFFFFF" w:val="clear"/>
             <w:tcMar>
               <w:top w:type="dxa" w:w="80"/>
@@ -6099,15 +4421,15 @@
                 <w:sz w:val="19"/>
                 <w:szCs w:val="19"/>
               </w:rPr>
-              <w:t xml:space="preserve">The plugin loads but rejects our application id. A licence request is with Trimble. No workaround in the plugin.</w:t>
-            </w:r>
-          </w:p>
-        </w:tc>
-      </w:tr>
-      <w:tr>
-        <w:tc>
-          <w:tcPr>
-            <w:tcW w:type="dxa" w:w="2621"/>
+              <w:t xml:space="preserve">Picks the most meaningful numeric channel — yield first, then rates, then elevation — and applies a quantile red-to-green ramp. Without this a layer is a mass of identical dots.</w:t>
+            </w:r>
+          </w:p>
+        </w:tc>
+      </w:tr>
+      <w:tr>
+        <w:tc>
+          <w:tcPr>
+            <w:tcW w:type="dxa" w:w="2246"/>
             <w:shd w:fill="F5F7F6" w:val="clear"/>
             <w:tcMar>
               <w:top w:type="dxa" w:w="80"/>
@@ -6127,13 +4449,13 @@
                 <w:sz w:val="19"/>
                 <w:szCs w:val="19"/>
               </w:rPr>
-              <w:t xml:space="preserve">New Holland / CNH Voyager2 (.cn1)</w:t>
-            </w:r>
-          </w:p>
-        </w:tc>
-        <w:tc>
-          <w:tcPr>
-            <w:tcW w:type="dxa" w:w="1498"/>
+              <w:t xml:space="preserve">Show only non-zero readings</w:t>
+            </w:r>
+          </w:p>
+        </w:tc>
+        <w:tc>
+          <w:tcPr>
+            <w:tcW w:type="dxa" w:w="936"/>
             <w:shd w:fill="F5F7F6" w:val="clear"/>
             <w:tcMar>
               <w:top w:type="dxa" w:w="80"/>
@@ -6153,13 +4475,13 @@
                 <w:sz w:val="19"/>
                 <w:szCs w:val="19"/>
               </w:rPr>
-              <w:t xml:space="preserve">Not readable</w:t>
-            </w:r>
-          </w:p>
-        </w:tc>
-        <w:tc>
-          <w:tcPr>
-            <w:tcW w:type="dxa" w:w="5241"/>
+              <w:t xml:space="preserve">On</w:t>
+            </w:r>
+          </w:p>
+        </w:tc>
+        <w:tc>
+          <w:tcPr>
+            <w:tcW w:type="dxa" w:w="6178"/>
             <w:shd w:fill="F5F7F6" w:val="clear"/>
             <w:tcMar>
               <w:top w:type="dxa" w:w="80"/>
@@ -6179,15 +4501,15 @@
                 <w:sz w:val="19"/>
                 <w:szCs w:val="19"/>
               </w:rPr>
-              <w:t xml:space="preserve">The card's TASKDATA.XML is a 208-byte empty placeholder; the real data is in CNH's own files, which no ADAPT plugin reads. Export ISOXML from the display instead — that imports perfectly.</w:t>
-            </w:r>
-          </w:p>
-        </w:tc>
-      </w:tr>
-      <w:tr>
-        <w:tc>
-          <w:tcPr>
-            <w:tcW w:type="dxa" w:w="2621"/>
+              <w:t xml:space="preserve">Hides records where the styled value is zero. Machines log zeros on headland turns and during transport; leaving them in flattens the colour range and makes a yield map unreadable.</w:t>
+            </w:r>
+          </w:p>
+        </w:tc>
+      </w:tr>
+      <w:tr>
+        <w:tc>
+          <w:tcPr>
+            <w:tcW w:type="dxa" w:w="2246"/>
             <w:shd w:fill="FFFFFF" w:val="clear"/>
             <w:tcMar>
               <w:top w:type="dxa" w:w="80"/>
@@ -6207,13 +4529,13 @@
                 <w:sz w:val="19"/>
                 <w:szCs w:val="19"/>
               </w:rPr>
-              <w:t xml:space="preserve">Raven native jobs without TASKDATA</w:t>
-            </w:r>
-          </w:p>
-        </w:tc>
-        <w:tc>
-          <w:tcPr>
-            <w:tcW w:type="dxa" w:w="1498"/>
+              <w:t xml:space="preserve">Skip layers under 50 points</w:t>
+            </w:r>
+          </w:p>
+        </w:tc>
+        <w:tc>
+          <w:tcPr>
+            <w:tcW w:type="dxa" w:w="936"/>
             <w:shd w:fill="FFFFFF" w:val="clear"/>
             <w:tcMar>
               <w:top w:type="dxa" w:w="80"/>
@@ -6233,13 +4555,13 @@
                 <w:sz w:val="19"/>
                 <w:szCs w:val="19"/>
               </w:rPr>
-              <w:t xml:space="preserve">Partially readable</w:t>
-            </w:r>
-          </w:p>
-        </w:tc>
-        <w:tc>
-          <w:tcPr>
-            <w:tcW w:type="dxa" w:w="5241"/>
+              <w:t xml:space="preserve">On</w:t>
+            </w:r>
+          </w:p>
+        </w:tc>
+        <w:tc>
+          <w:tcPr>
+            <w:tcW w:type="dxa" w:w="6178"/>
             <w:shd w:fill="FFFFFF" w:val="clear"/>
             <w:tcMar>
               <w:top w:type="dxa" w:w="80"/>
@@ -6259,87 +4581,7 @@
                 <w:sz w:val="19"/>
                 <w:szCs w:val="19"/>
               </w:rPr>
-              <w:t xml:space="preserve">Track, speed and rates are read. Some job types store their logs in a form that is not decoded.</w:t>
-            </w:r>
-          </w:p>
-        </w:tc>
-      </w:tr>
-      <w:tr>
-        <w:tc>
-          <w:tcPr>
-            <w:tcW w:type="dxa" w:w="2621"/>
-            <w:shd w:fill="F5F7F6" w:val="clear"/>
-            <w:tcMar>
-              <w:top w:type="dxa" w:w="80"/>
-              <w:left w:type="dxa" w:w="120"/>
-              <w:bottom w:type="dxa" w:w="80"/>
-              <w:right w:type="dxa" w:w="120"/>
-            </w:tcMar>
-          </w:tcPr>
-          <w:p>
-            <w:pPr>
-              <w:spacing w:after="20"/>
-            </w:pPr>
-            <w:r>
-              <w:rPr>
-                <w:b w:val="false"/>
-                <w:bCs w:val="false"/>
-                <w:sz w:val="19"/>
-                <w:szCs w:val="19"/>
-              </w:rPr>
-              <w:t xml:space="preserve">Precision Planting</w:t>
-            </w:r>
-          </w:p>
-        </w:tc>
-        <w:tc>
-          <w:tcPr>
-            <w:tcW w:type="dxa" w:w="1498"/>
-            <w:shd w:fill="F5F7F6" w:val="clear"/>
-            <w:tcMar>
-              <w:top w:type="dxa" w:w="80"/>
-              <w:left w:type="dxa" w:w="120"/>
-              <w:bottom w:type="dxa" w:w="80"/>
-              <w:right w:type="dxa" w:w="120"/>
-            </w:tcMar>
-          </w:tcPr>
-          <w:p>
-            <w:pPr>
-              <w:spacing w:after="20"/>
-            </w:pPr>
-            <w:r>
-              <w:rPr>
-                <w:b w:val="false"/>
-                <w:bCs w:val="false"/>
-                <w:sz w:val="19"/>
-                <w:szCs w:val="19"/>
-              </w:rPr>
-              <w:t xml:space="preserve">Untested</w:t>
-            </w:r>
-          </w:p>
-        </w:tc>
-        <w:tc>
-          <w:tcPr>
-            <w:tcW w:type="dxa" w:w="5241"/>
-            <w:shd w:fill="F5F7F6" w:val="clear"/>
-            <w:tcMar>
-              <w:top w:type="dxa" w:w="80"/>
-              <w:left w:type="dxa" w:w="120"/>
-              <w:bottom w:type="dxa" w:w="80"/>
-              <w:right w:type="dxa" w:w="120"/>
-            </w:tcMar>
-          </w:tcPr>
-          <w:p>
-            <w:pPr>
-              <w:spacing w:after="20"/>
-            </w:pPr>
-            <w:r>
-              <w:rPr>
-                <w:b w:val="false"/>
-                <w:bCs w:val="false"/>
-                <w:sz w:val="19"/>
-                <w:szCs w:val="19"/>
-              </w:rPr>
-              <w:t xml:space="preserve">The plugin is present but no Precision Planting cards exist here to test it against. It claims some drone-imagery folders by mistake — see chapter 10.</w:t>
+              <w:t xml:space="preserve">Unticks tiny layers. Cards routinely contain dozens of stub layers with a handful of points that are not worth mapping.</w:t>
             </w:r>
           </w:p>
         </w:tc>
@@ -6351,9 +4593,315 @@
         <w:spacing w:after="120" w:before="280"/>
       </w:pPr>
       <w:r>
-        <w:t xml:space="preserve">Coverage in practice</w:t>
-      </w:r>
-    </w:p>
+        <w:t xml:space="preserve">The buttons</w:t>
+      </w:r>
+    </w:p>
+    <w:tbl>
+      <w:tblPr>
+        <w:tblW w:type="dxa" w:w="9360"/>
+        <w:tblBorders>
+          <w:top w:val="single" w:color="auto" w:sz="4"/>
+          <w:left w:val="single" w:color="auto" w:sz="4"/>
+          <w:bottom w:val="single" w:color="auto" w:sz="4"/>
+          <w:right w:val="single" w:color="auto" w:sz="4"/>
+          <w:insideH w:val="single" w:color="auto" w:sz="4"/>
+          <w:insideV w:val="single" w:color="auto" w:sz="4"/>
+        </w:tblBorders>
+      </w:tblPr>
+      <w:tblGrid>
+        <w:gridCol w:w="2059"/>
+        <w:gridCol w:w="7301"/>
+      </w:tblGrid>
+      <w:tr>
+        <w:trPr>
+          <w:tblHeader/>
+        </w:trPr>
+        <w:tc>
+          <w:tcPr>
+            <w:tcW w:type="dxa" w:w="2059"/>
+            <w:shd w:fill="E8F1EC" w:val="clear"/>
+            <w:tcMar>
+              <w:top w:type="dxa" w:w="80"/>
+              <w:left w:type="dxa" w:w="120"/>
+              <w:bottom w:type="dxa" w:w="80"/>
+              <w:right w:type="dxa" w:w="120"/>
+            </w:tcMar>
+          </w:tcPr>
+          <w:p>
+            <w:pPr>
+              <w:spacing w:after="20"/>
+            </w:pPr>
+            <w:r>
+              <w:rPr>
+                <w:b/>
+                <w:bCs/>
+                <w:sz w:val="19"/>
+                <w:szCs w:val="19"/>
+              </w:rPr>
+              <w:t xml:space="preserve">Button</w:t>
+            </w:r>
+          </w:p>
+        </w:tc>
+        <w:tc>
+          <w:tcPr>
+            <w:tcW w:type="dxa" w:w="7301"/>
+            <w:shd w:fill="E8F1EC" w:val="clear"/>
+            <w:tcMar>
+              <w:top w:type="dxa" w:w="80"/>
+              <w:left w:type="dxa" w:w="120"/>
+              <w:bottom w:type="dxa" w:w="80"/>
+              <w:right w:type="dxa" w:w="120"/>
+            </w:tcMar>
+          </w:tcPr>
+          <w:p>
+            <w:pPr>
+              <w:spacing w:after="20"/>
+            </w:pPr>
+            <w:r>
+              <w:rPr>
+                <w:b/>
+                <w:bCs/>
+                <w:sz w:val="19"/>
+                <w:szCs w:val="19"/>
+              </w:rPr>
+              <w:t xml:space="preserve">What it does</w:t>
+            </w:r>
+          </w:p>
+        </w:tc>
+      </w:tr>
+      <w:tr>
+        <w:tc>
+          <w:tcPr>
+            <w:tcW w:type="dxa" w:w="2059"/>
+            <w:shd w:fill="FFFFFF" w:val="clear"/>
+            <w:tcMar>
+              <w:top w:type="dxa" w:w="80"/>
+              <w:left w:type="dxa" w:w="120"/>
+              <w:bottom w:type="dxa" w:w="80"/>
+              <w:right w:type="dxa" w:w="120"/>
+            </w:tcMar>
+          </w:tcPr>
+          <w:p>
+            <w:pPr>
+              <w:spacing w:after="20"/>
+            </w:pPr>
+            <w:r>
+              <w:rPr>
+                <w:b w:val="false"/>
+                <w:bCs w:val="false"/>
+                <w:sz w:val="19"/>
+                <w:szCs w:val="19"/>
+              </w:rPr>
+              <w:t xml:space="preserve">Import</w:t>
+            </w:r>
+          </w:p>
+        </w:tc>
+        <w:tc>
+          <w:tcPr>
+            <w:tcW w:type="dxa" w:w="7301"/>
+            <w:shd w:fill="FFFFFF" w:val="clear"/>
+            <w:tcMar>
+              <w:top w:type="dxa" w:w="80"/>
+              <w:left w:type="dxa" w:w="120"/>
+              <w:bottom w:type="dxa" w:w="80"/>
+              <w:right w:type="dxa" w:w="120"/>
+            </w:tcMar>
+          </w:tcPr>
+          <w:p>
+            <w:pPr>
+              <w:spacing w:after="20"/>
+            </w:pPr>
+            <w:r>
+              <w:rPr>
+                <w:b w:val="false"/>
+                <w:bCs w:val="false"/>
+                <w:sz w:val="19"/>
+                <w:szCs w:val="19"/>
+              </w:rPr>
+              <w:t xml:space="preserve">Converts the card. Enabled once you have chosen a folder.</w:t>
+            </w:r>
+          </w:p>
+        </w:tc>
+      </w:tr>
+      <w:tr>
+        <w:tc>
+          <w:tcPr>
+            <w:tcW w:type="dxa" w:w="2059"/>
+            <w:shd w:fill="F5F7F6" w:val="clear"/>
+            <w:tcMar>
+              <w:top w:type="dxa" w:w="80"/>
+              <w:left w:type="dxa" w:w="120"/>
+              <w:bottom w:type="dxa" w:w="80"/>
+              <w:right w:type="dxa" w:w="120"/>
+            </w:tcMar>
+          </w:tcPr>
+          <w:p>
+            <w:pPr>
+              <w:spacing w:after="20"/>
+            </w:pPr>
+            <w:r>
+              <w:rPr>
+                <w:b w:val="false"/>
+                <w:bCs w:val="false"/>
+                <w:sz w:val="19"/>
+                <w:szCs w:val="19"/>
+              </w:rPr>
+              <w:t xml:space="preserve">Add selected to map</w:t>
+            </w:r>
+          </w:p>
+        </w:tc>
+        <w:tc>
+          <w:tcPr>
+            <w:tcW w:type="dxa" w:w="7301"/>
+            <w:shd w:fill="F5F7F6" w:val="clear"/>
+            <w:tcMar>
+              <w:top w:type="dxa" w:w="80"/>
+              <w:left w:type="dxa" w:w="120"/>
+              <w:bottom w:type="dxa" w:w="80"/>
+              <w:right w:type="dxa" w:w="120"/>
+            </w:tcMar>
+          </w:tcPr>
+          <w:p>
+            <w:pPr>
+              <w:spacing w:after="20"/>
+            </w:pPr>
+            <w:r>
+              <w:rPr>
+                <w:b w:val="false"/>
+                <w:bCs w:val="false"/>
+                <w:sz w:val="19"/>
+                <w:szCs w:val="19"/>
+              </w:rPr>
+              <w:t xml:space="preserve">Adds the ticked layers. Enabled after a successful import.</w:t>
+            </w:r>
+          </w:p>
+        </w:tc>
+      </w:tr>
+      <w:tr>
+        <w:tc>
+          <w:tcPr>
+            <w:tcW w:type="dxa" w:w="2059"/>
+            <w:shd w:fill="FFFFFF" w:val="clear"/>
+            <w:tcMar>
+              <w:top w:type="dxa" w:w="80"/>
+              <w:left w:type="dxa" w:w="120"/>
+              <w:bottom w:type="dxa" w:w="80"/>
+              <w:right w:type="dxa" w:w="120"/>
+            </w:tcMar>
+          </w:tcPr>
+          <w:p>
+            <w:pPr>
+              <w:spacing w:after="20"/>
+            </w:pPr>
+            <w:r>
+              <w:rPr>
+                <w:b w:val="false"/>
+                <w:bCs w:val="false"/>
+                <w:sz w:val="19"/>
+                <w:szCs w:val="19"/>
+              </w:rPr>
+              <w:t xml:space="preserve">Close</w:t>
+            </w:r>
+          </w:p>
+        </w:tc>
+        <w:tc>
+          <w:tcPr>
+            <w:tcW w:type="dxa" w:w="7301"/>
+            <w:shd w:fill="FFFFFF" w:val="clear"/>
+            <w:tcMar>
+              <w:top w:type="dxa" w:w="80"/>
+              <w:left w:type="dxa" w:w="120"/>
+              <w:bottom w:type="dxa" w:w="80"/>
+              <w:right w:type="dxa" w:w="120"/>
+            </w:tcMar>
+          </w:tcPr>
+          <w:p>
+            <w:pPr>
+              <w:spacing w:after="20"/>
+            </w:pPr>
+            <w:r>
+              <w:rPr>
+                <w:b w:val="false"/>
+                <w:bCs w:val="false"/>
+                <w:sz w:val="19"/>
+                <w:szCs w:val="19"/>
+              </w:rPr>
+              <w:t xml:space="preserve">Closes the dialog. The GeoPackage stays on disk — you can add it to a map later through Layer → Add Layer → Add Vector Layer.</w:t>
+            </w:r>
+          </w:p>
+        </w:tc>
+      </w:tr>
+    </w:tbl>
+    <w:p>
+      <w:pPr>
+        <w:pStyle w:val="Heading1"/>
+        <w:pageBreakBefore/>
+        <w:spacing w:after="160" w:before="360"/>
+      </w:pPr>
+      <w:r>
+        <w:t xml:space="preserve">6. Choosing the right folder</w:t>
+      </w:r>
+    </w:p>
+    <w:tbl>
+      <w:tblPr>
+        <w:tblW w:type="dxa" w:w="9360"/>
+        <w:tblBorders>
+          <w:top w:val="single" w:color="auto" w:sz="4"/>
+          <w:left w:val="single" w:color="auto" w:sz="4"/>
+          <w:bottom w:val="single" w:color="auto" w:sz="4"/>
+          <w:right w:val="single" w:color="auto" w:sz="4"/>
+          <w:insideH w:val="single" w:color="auto" w:sz="4"/>
+          <w:insideV w:val="single" w:color="auto" w:sz="4"/>
+        </w:tblBorders>
+      </w:tblPr>
+      <w:tblGrid>
+        <w:gridCol w:w="9360"/>
+      </w:tblGrid>
+      <w:tr>
+        <w:tc>
+          <w:tcPr>
+            <w:tcW w:type="dxa" w:w="9360"/>
+            <w:tcBorders>
+              <w:left w:val="single" w:color="A4392F" w:sz="18"/>
+            </w:tcBorders>
+            <w:shd w:fill="FBF0EE" w:val="clear"/>
+            <w:tcMar>
+              <w:top w:type="dxa" w:w="140"/>
+              <w:left w:type="dxa" w:w="180"/>
+              <w:bottom w:type="dxa" w:w="140"/>
+              <w:right w:type="dxa" w:w="180"/>
+            </w:tcMar>
+          </w:tcPr>
+          <w:p>
+            <w:pPr>
+              <w:spacing w:after="80"/>
+            </w:pPr>
+            <w:r>
+              <w:rPr>
+                <w:b/>
+                <w:bCs/>
+                <w:color w:val="A4392F"/>
+                <w:sz w:val="21"/>
+                <w:szCs w:val="21"/>
+              </w:rPr>
+              <w:t xml:space="preserve">This is the single most common problem</w:t>
+            </w:r>
+          </w:p>
+          <w:p>
+            <w:pPr>
+              <w:spacing w:after="60" w:line="276"/>
+            </w:pPr>
+            <w:r>
+              <w:rPr>
+                <w:sz w:val="20"/>
+                <w:szCs w:val="20"/>
+              </w:rPr>
+              <w:t xml:space="preserve">"The plugin cannot open my data" is almost always the wrong folder selected, not an unsupported card. The readers look for a specific structure and will decline anything else — including the folder one level too deep.</w:t>
+            </w:r>
+          </w:p>
+        </w:tc>
+      </w:tr>
+    </w:tbl>
     <w:p>
       <w:pPr>
         <w:spacing w:after="130" w:line="288"/>
@@ -6363,7 +4911,7 @@
           <w:sz w:val="21"/>
           <w:szCs w:val="21"/>
         </w:rPr>
-        <w:t xml:space="preserve">From the release sweep of the Smart Farm Vault, by reader:</w:t>
+        <w:t xml:space="preserve">The rule: select the folder that CONTAINS the display's own folder. For a John Deere GS3 card, the display writes a folder called GS3_2630; you select its parent, not it, and not the RCD folder inside it.</w:t>
       </w:r>
     </w:p>
     <w:p>
@@ -6375,7 +4923,7 @@
       <w:r>
         <w:drawing>
           <wp:inline distT="0" distB="0" distL="0" distR="0">
-            <wp:extent cx="5715000" cy="2667000"/>
+            <wp:extent cx="5905500" cy="2447925"/>
             <wp:effectExtent t="0" r="0" b="0" l="0"/>
             <wp:docPr id="1" name="" descr="" title=""/>
             <wp:cNvGraphicFramePr>
@@ -6400,7 +4948,7 @@
                   <pic:spPr bwMode="auto">
                     <a:xfrm>
                       <a:off x="0" y="0"/>
-                      <a:ext cx="5715000" cy="2667000"/>
+                      <a:ext cx="5905500" cy="2447925"/>
                     </a:xfrm>
                     <a:prstGeom prst="rect">
                       <a:avLst/>
@@ -6426,17 +4974,7 @@
           <w:sz w:val="18"/>
           <w:szCs w:val="18"/>
         </w:rPr>
-        <w:t xml:space="preserve">Figure 7. Features imported per reader across the Smart Farm Vault. John Deere formats dominate by volume; the readers written for this project cover the long tail of cards that had been moved, zipped or stripped of their structure.</w:t>
-      </w:r>
-    </w:p>
-    <w:p>
-      <w:pPr>
-        <w:pStyle w:val="Heading1"/>
-        <w:pageBreakBefore/>
-        <w:spacing w:after="160" w:before="360"/>
-      </w:pPr>
-      <w:r>
-        <w:t xml:space="preserve">8. Understanding what you get</w:t>
+        <w:t xml:space="preserve">Figure 7. Left: correct. Middle: too deep, nothing will be recognised. Right: a card that lost its display folder in a copy — SMSLIBRE rebuilds it for you.</w:t>
       </w:r>
     </w:p>
     <w:p>
@@ -6445,7 +4983,420 @@
         <w:spacing w:after="120" w:before="280"/>
       </w:pPr>
       <w:r>
-        <w:t xml:space="preserve">One GeoPackage per import</w:t>
+        <w:t xml:space="preserve">What to select, by format</w:t>
+      </w:r>
+    </w:p>
+    <w:tbl>
+      <w:tblPr>
+        <w:tblW w:type="dxa" w:w="9360"/>
+        <w:tblBorders>
+          <w:top w:val="single" w:color="auto" w:sz="4"/>
+          <w:left w:val="single" w:color="auto" w:sz="4"/>
+          <w:bottom w:val="single" w:color="auto" w:sz="4"/>
+          <w:right w:val="single" w:color="auto" w:sz="4"/>
+          <w:insideH w:val="single" w:color="auto" w:sz="4"/>
+          <w:insideV w:val="single" w:color="auto" w:sz="4"/>
+        </w:tblBorders>
+      </w:tblPr>
+      <w:tblGrid>
+        <w:gridCol w:w="4212"/>
+        <w:gridCol w:w="5148"/>
+      </w:tblGrid>
+      <w:tr>
+        <w:trPr>
+          <w:tblHeader/>
+        </w:trPr>
+        <w:tc>
+          <w:tcPr>
+            <w:tcW w:type="dxa" w:w="4212"/>
+            <w:shd w:fill="E8F1EC" w:val="clear"/>
+            <w:tcMar>
+              <w:top w:type="dxa" w:w="80"/>
+              <w:left w:type="dxa" w:w="120"/>
+              <w:bottom w:type="dxa" w:w="80"/>
+              <w:right w:type="dxa" w:w="120"/>
+            </w:tcMar>
+          </w:tcPr>
+          <w:p>
+            <w:pPr>
+              <w:spacing w:after="20"/>
+            </w:pPr>
+            <w:r>
+              <w:rPr>
+                <w:b/>
+                <w:bCs/>
+                <w:sz w:val="19"/>
+                <w:szCs w:val="19"/>
+              </w:rPr>
+              <w:t xml:space="preserve">If the card contains…</w:t>
+            </w:r>
+          </w:p>
+        </w:tc>
+        <w:tc>
+          <w:tcPr>
+            <w:tcW w:type="dxa" w:w="5148"/>
+            <w:shd w:fill="E8F1EC" w:val="clear"/>
+            <w:tcMar>
+              <w:top w:type="dxa" w:w="80"/>
+              <w:left w:type="dxa" w:w="120"/>
+              <w:bottom w:type="dxa" w:w="80"/>
+              <w:right w:type="dxa" w:w="120"/>
+            </w:tcMar>
+          </w:tcPr>
+          <w:p>
+            <w:pPr>
+              <w:spacing w:after="20"/>
+            </w:pPr>
+            <w:r>
+              <w:rPr>
+                <w:b/>
+                <w:bCs/>
+                <w:sz w:val="19"/>
+                <w:szCs w:val="19"/>
+              </w:rPr>
+              <w:t xml:space="preserve">Select…</w:t>
+            </w:r>
+          </w:p>
+        </w:tc>
+      </w:tr>
+      <w:tr>
+        <w:tc>
+          <w:tcPr>
+            <w:tcW w:type="dxa" w:w="4212"/>
+            <w:shd w:fill="FFFFFF" w:val="clear"/>
+            <w:tcMar>
+              <w:top w:type="dxa" w:w="80"/>
+              <w:left w:type="dxa" w:w="120"/>
+              <w:bottom w:type="dxa" w:w="80"/>
+              <w:right w:type="dxa" w:w="120"/>
+            </w:tcMar>
+          </w:tcPr>
+          <w:p>
+            <w:pPr>
+              <w:spacing w:after="20"/>
+            </w:pPr>
+            <w:r>
+              <w:rPr>
+                <w:rFonts w:ascii="Consolas" w:cs="Consolas" w:eastAsia="Consolas" w:hAnsi="Consolas"/>
+                <w:b w:val="false"/>
+                <w:bCs w:val="false"/>
+                <w:sz w:val="17"/>
+                <w:szCs w:val="17"/>
+              </w:rPr>
+              <w:t xml:space="preserve">`GS3_2630\&lt;client&gt;\RCD\</w:t>
+            </w:r>
+          </w:p>
+        </w:tc>
+        <w:tc>
+          <w:tcPr>
+            <w:tcW w:type="dxa" w:w="5148"/>
+            <w:shd w:fill="FFFFFF" w:val="clear"/>
+            <w:tcMar>
+              <w:top w:type="dxa" w:w="80"/>
+              <w:left w:type="dxa" w:w="120"/>
+              <w:bottom w:type="dxa" w:w="80"/>
+              <w:right w:type="dxa" w:w="120"/>
+            </w:tcMar>
+          </w:tcPr>
+          <w:p>
+            <w:pPr>
+              <w:spacing w:after="20"/>
+            </w:pPr>
+            <w:r>
+              <w:rPr>
+                <w:b w:val="false"/>
+                <w:bCs w:val="false"/>
+                <w:sz w:val="19"/>
+                <w:szCs w:val="19"/>
+              </w:rPr>
+              <w:t xml:space="preserve">the folder above GS3_2630</w:t>
+            </w:r>
+          </w:p>
+        </w:tc>
+      </w:tr>
+      <w:tr>
+        <w:tc>
+          <w:tcPr>
+            <w:tcW w:type="dxa" w:w="4212"/>
+            <w:shd w:fill="F5F7F6" w:val="clear"/>
+            <w:tcMar>
+              <w:top w:type="dxa" w:w="80"/>
+              <w:left w:type="dxa" w:w="120"/>
+              <w:bottom w:type="dxa" w:w="80"/>
+              <w:right w:type="dxa" w:w="120"/>
+            </w:tcMar>
+          </w:tcPr>
+          <w:p>
+            <w:pPr>
+              <w:spacing w:after="20"/>
+            </w:pPr>
+            <w:r>
+              <w:rPr>
+                <w:rFonts w:ascii="Consolas" w:cs="Consolas" w:eastAsia="Consolas" w:hAnsi="Consolas"/>
+                <w:b w:val="false"/>
+                <w:bCs w:val="false"/>
+                <w:sz w:val="17"/>
+                <w:szCs w:val="17"/>
+              </w:rPr>
+              <w:t xml:space="preserve">`JD-Data\log\*.jdl</w:t>
+            </w:r>
+          </w:p>
+        </w:tc>
+        <w:tc>
+          <w:tcPr>
+            <w:tcW w:type="dxa" w:w="5148"/>
+            <w:shd w:fill="F5F7F6" w:val="clear"/>
+            <w:tcMar>
+              <w:top w:type="dxa" w:w="80"/>
+              <w:left w:type="dxa" w:w="120"/>
+              <w:bottom w:type="dxa" w:w="80"/>
+              <w:right w:type="dxa" w:w="120"/>
+            </w:tcMar>
+          </w:tcPr>
+          <w:p>
+            <w:pPr>
+              <w:spacing w:after="20"/>
+            </w:pPr>
+            <w:r>
+              <w:rPr>
+                <w:b w:val="false"/>
+                <w:bCs w:val="false"/>
+                <w:sz w:val="19"/>
+                <w:szCs w:val="19"/>
+              </w:rPr>
+              <w:t xml:space="preserve">the folder above JD-Data</w:t>
+            </w:r>
+          </w:p>
+        </w:tc>
+      </w:tr>
+      <w:tr>
+        <w:tc>
+          <w:tcPr>
+            <w:tcW w:type="dxa" w:w="4212"/>
+            <w:shd w:fill="FFFFFF" w:val="clear"/>
+            <w:tcMar>
+              <w:top w:type="dxa" w:w="80"/>
+              <w:left w:type="dxa" w:w="120"/>
+              <w:bottom w:type="dxa" w:w="80"/>
+              <w:right w:type="dxa" w:w="120"/>
+            </w:tcMar>
+          </w:tcPr>
+          <w:p>
+            <w:pPr>
+              <w:spacing w:after="20"/>
+            </w:pPr>
+            <w:r>
+              <w:rPr>
+                <w:rFonts w:ascii="Consolas" w:cs="Consolas" w:eastAsia="Consolas" w:hAnsi="Consolas"/>
+                <w:b w:val="false"/>
+                <w:bCs w:val="false"/>
+                <w:sz w:val="17"/>
+                <w:szCs w:val="17"/>
+              </w:rPr>
+              <w:t xml:space="preserve">`TASKDATA\TASKDATA.XML</w:t>
+            </w:r>
+          </w:p>
+        </w:tc>
+        <w:tc>
+          <w:tcPr>
+            <w:tcW w:type="dxa" w:w="5148"/>
+            <w:shd w:fill="FFFFFF" w:val="clear"/>
+            <w:tcMar>
+              <w:top w:type="dxa" w:w="80"/>
+              <w:left w:type="dxa" w:w="120"/>
+              <w:bottom w:type="dxa" w:w="80"/>
+              <w:right w:type="dxa" w:w="120"/>
+            </w:tcMar>
+          </w:tcPr>
+          <w:p>
+            <w:pPr>
+              <w:spacing w:after="20"/>
+            </w:pPr>
+            <w:r>
+              <w:rPr>
+                <w:b w:val="false"/>
+                <w:bCs w:val="false"/>
+                <w:sz w:val="19"/>
+                <w:szCs w:val="19"/>
+              </w:rPr>
+              <w:t xml:space="preserve">the TASKDATA folder, or the folder above it</w:t>
+            </w:r>
+          </w:p>
+        </w:tc>
+      </w:tr>
+      <w:tr>
+        <w:tc>
+          <w:tcPr>
+            <w:tcW w:type="dxa" w:w="4212"/>
+            <w:shd w:fill="F5F7F6" w:val="clear"/>
+            <w:tcMar>
+              <w:top w:type="dxa" w:w="80"/>
+              <w:left w:type="dxa" w:w="120"/>
+              <w:bottom w:type="dxa" w:w="80"/>
+              <w:right w:type="dxa" w:w="120"/>
+            </w:tcMar>
+          </w:tcPr>
+          <w:p>
+            <w:pPr>
+              <w:spacing w:after="20"/>
+            </w:pPr>
+            <w:r>
+              <w:rPr>
+                <w:rFonts w:ascii="Consolas" w:cs="Consolas" w:eastAsia="Consolas" w:hAnsi="Consolas"/>
+                <w:b w:val="false"/>
+                <w:bCs w:val="false"/>
+                <w:sz w:val="17"/>
+                <w:szCs w:val="17"/>
+              </w:rPr>
+              <w:t xml:space="preserve">`*.jdp files (Raven)</w:t>
+            </w:r>
+          </w:p>
+        </w:tc>
+        <w:tc>
+          <w:tcPr>
+            <w:tcW w:type="dxa" w:w="5148"/>
+            <w:shd w:fill="F5F7F6" w:val="clear"/>
+            <w:tcMar>
+              <w:top w:type="dxa" w:w="80"/>
+              <w:left w:type="dxa" w:w="120"/>
+              <w:bottom w:type="dxa" w:w="80"/>
+              <w:right w:type="dxa" w:w="120"/>
+            </w:tcMar>
+          </w:tcPr>
+          <w:p>
+            <w:pPr>
+              <w:spacing w:after="20"/>
+            </w:pPr>
+            <w:r>
+              <w:rPr>
+                <w:b w:val="false"/>
+                <w:bCs w:val="false"/>
+                <w:sz w:val="19"/>
+                <w:szCs w:val="19"/>
+              </w:rPr>
+              <w:t xml:space="preserve">the Jobs folder holding them</w:t>
+            </w:r>
+          </w:p>
+        </w:tc>
+      </w:tr>
+      <w:tr>
+        <w:tc>
+          <w:tcPr>
+            <w:tcW w:type="dxa" w:w="4212"/>
+            <w:shd w:fill="FFFFFF" w:val="clear"/>
+            <w:tcMar>
+              <w:top w:type="dxa" w:w="80"/>
+              <w:left w:type="dxa" w:w="120"/>
+              <w:bottom w:type="dxa" w:w="80"/>
+              <w:right w:type="dxa" w:w="120"/>
+            </w:tcMar>
+          </w:tcPr>
+          <w:p>
+            <w:pPr>
+              <w:spacing w:after="20"/>
+            </w:pPr>
+            <w:r>
+              <w:rPr>
+                <w:rFonts w:ascii="Consolas" w:cs="Consolas" w:eastAsia="Consolas" w:hAnsi="Consolas"/>
+                <w:b w:val="false"/>
+                <w:bCs w:val="false"/>
+                <w:sz w:val="17"/>
+                <w:szCs w:val="17"/>
+              </w:rPr>
+              <w:t xml:space="preserve">`RCD\ with no display folder above it</w:t>
+            </w:r>
+          </w:p>
+        </w:tc>
+        <w:tc>
+          <w:tcPr>
+            <w:tcW w:type="dxa" w:w="5148"/>
+            <w:shd w:fill="FFFFFF" w:val="clear"/>
+            <w:tcMar>
+              <w:top w:type="dxa" w:w="80"/>
+              <w:left w:type="dxa" w:w="120"/>
+              <w:bottom w:type="dxa" w:w="80"/>
+              <w:right w:type="dxa" w:w="120"/>
+            </w:tcMar>
+          </w:tcPr>
+          <w:p>
+            <w:pPr>
+              <w:spacing w:after="20"/>
+            </w:pPr>
+            <w:r>
+              <w:rPr>
+                <w:b w:val="false"/>
+                <w:bCs w:val="false"/>
+                <w:sz w:val="19"/>
+                <w:szCs w:val="19"/>
+              </w:rPr>
+              <w:t xml:space="preserve">the folder holding RCD — SMSLIBRE recovers it</w:t>
+            </w:r>
+          </w:p>
+        </w:tc>
+      </w:tr>
+      <w:tr>
+        <w:tc>
+          <w:tcPr>
+            <w:tcW w:type="dxa" w:w="4212"/>
+            <w:shd w:fill="F5F7F6" w:val="clear"/>
+            <w:tcMar>
+              <w:top w:type="dxa" w:w="80"/>
+              <w:left w:type="dxa" w:w="120"/>
+              <w:bottom w:type="dxa" w:w="80"/>
+              <w:right w:type="dxa" w:w="120"/>
+            </w:tcMar>
+          </w:tcPr>
+          <w:p>
+            <w:pPr>
+              <w:spacing w:after="20"/>
+            </w:pPr>
+            <w:r>
+              <w:rPr>
+                <w:rFonts w:ascii="Consolas" w:cs="Consolas" w:eastAsia="Consolas" w:hAnsi="Consolas"/>
+                <w:b w:val="false"/>
+                <w:bCs w:val="false"/>
+                <w:sz w:val="17"/>
+                <w:szCs w:val="17"/>
+              </w:rPr>
+              <w:t xml:space="preserve">`*.zip files that are cards</w:t>
+            </w:r>
+          </w:p>
+        </w:tc>
+        <w:tc>
+          <w:tcPr>
+            <w:tcW w:type="dxa" w:w="5148"/>
+            <w:shd w:fill="F5F7F6" w:val="clear"/>
+            <w:tcMar>
+              <w:top w:type="dxa" w:w="80"/>
+              <w:left w:type="dxa" w:w="120"/>
+              <w:bottom w:type="dxa" w:w="80"/>
+              <w:right w:type="dxa" w:w="120"/>
+            </w:tcMar>
+          </w:tcPr>
+          <w:p>
+            <w:pPr>
+              <w:spacing w:after="20"/>
+            </w:pPr>
+            <w:r>
+              <w:rPr>
+                <w:b w:val="false"/>
+                <w:bCs w:val="false"/>
+                <w:sz w:val="19"/>
+                <w:szCs w:val="19"/>
+              </w:rPr>
+              <w:t xml:space="preserve">the folder holding the zips — they are unpacked for you</w:t>
+            </w:r>
+          </w:p>
+        </w:tc>
+      </w:tr>
+    </w:tbl>
+    <w:p>
+      <w:pPr>
+        <w:pStyle w:val="Heading2"/>
+        <w:spacing w:after="120" w:before="280"/>
+      </w:pPr>
+      <w:r>
+        <w:t xml:space="preserve">When you are not sure</w:t>
       </w:r>
     </w:p>
     <w:p>
@@ -6457,28 +5408,7 @@
           <w:sz w:val="21"/>
           <w:szCs w:val="21"/>
         </w:rPr>
-        <w:t xml:space="preserve">Every import writes a single .gpkg file to Documents\SMSLIBRE, named with the date and time. A GeoPackage is an OGC standard container — it is really a SQLite database — and QGIS, ArcGIS, GDAL and R all read it natively. Each layer from the card is a table inside it.</w:t>
-      </w:r>
-    </w:p>
-    <w:p>
-      <w:pPr>
-        <w:pStyle w:val="Heading2"/>
-        <w:spacing w:after="120" w:before="280"/>
-      </w:pPr>
-      <w:r>
-        <w:t xml:space="preserve">What a layer looks like</w:t>
-      </w:r>
-    </w:p>
-    <w:p>
-      <w:pPr>
-        <w:spacing w:after="130" w:line="288"/>
-      </w:pPr>
-      <w:r>
-        <w:rPr>
-          <w:sz w:val="21"/>
-          <w:szCs w:val="21"/>
-        </w:rPr>
-        <w:t xml:space="preserve">A logged operation layer has this shape:</w:t>
+        <w:t xml:space="preserve">Use Detect format and work upward. Select a folder, press Detect, and if nothing is recognised try its parent. Detection is quick and harmless. The readers search downward from wherever you point them, so being one level too high is usually fine — being too deep is not.</w:t>
       </w:r>
     </w:p>
     <w:tbl>
@@ -6500,103 +5430,42 @@
         <w:tc>
           <w:tcPr>
             <w:tcW w:type="dxa" w:w="9360"/>
-            <w:shd w:fill="F4F4F2" w:val="clear"/>
-            <w:tcMar>
-              <w:top w:type="dxa" w:w="120"/>
-              <w:left w:type="dxa" w:w="160"/>
-              <w:bottom w:type="dxa" w:w="120"/>
-              <w:right w:type="dxa" w:w="160"/>
-            </w:tcMar>
-          </w:tcPr>
-          <w:p>
-            <w:pPr>
-              <w:spacing w:after="20"/>
-            </w:pPr>
-            <w:r>
-              <w:rPr>
-                <w:rFonts w:ascii="Consolas" w:cs="Consolas" w:eastAsia="Consolas" w:hAnsi="Consolas"/>
-                <w:sz w:val="18"/>
-                <w:szCs w:val="18"/>
-              </w:rPr>
-              <w:t xml:space="preserve">fid           INTEGER   row id</w:t>
-            </w:r>
-          </w:p>
-          <w:p>
-            <w:pPr>
-              <w:spacing w:after="20"/>
-            </w:pPr>
-            <w:r>
-              <w:rPr>
-                <w:rFonts w:ascii="Consolas" w:cs="Consolas" w:eastAsia="Consolas" w:hAnsi="Consolas"/>
-                <w:sz w:val="18"/>
-                <w:szCs w:val="18"/>
-              </w:rPr>
-              <w:t xml:space="preserve">geom          BLOB      the GPS point</w:t>
-            </w:r>
-          </w:p>
-          <w:p>
-            <w:pPr>
-              <w:spacing w:after="20"/>
-            </w:pPr>
-            <w:r>
-              <w:rPr>
-                <w:rFonts w:ascii="Consolas" w:cs="Consolas" w:eastAsia="Consolas" w:hAnsi="Consolas"/>
-                <w:sz w:val="18"/>
-                <w:szCs w:val="18"/>
-              </w:rPr>
-              <w:t xml:space="preserve">timestamp     TEXT      when the record was logged</w:t>
-            </w:r>
-          </w:p>
-          <w:p>
-            <w:pPr>
-              <w:spacing w:after="20"/>
-            </w:pPr>
-            <w:r>
-              <w:rPr>
-                <w:rFonts w:ascii="Consolas" w:cs="Consolas" w:eastAsia="Consolas" w:hAnsi="Consolas"/>
-                <w:sz w:val="18"/>
-                <w:szCs w:val="18"/>
-              </w:rPr>
-              <w:t xml:space="preserve">elevation     REAL      \</w:t>
-            </w:r>
-          </w:p>
-          <w:p>
-            <w:pPr>
-              <w:spacing w:after="20"/>
-            </w:pPr>
-            <w:r>
-              <w:rPr>
-                <w:rFonts w:ascii="Consolas" w:cs="Consolas" w:eastAsia="Consolas" w:hAnsi="Consolas"/>
-                <w:sz w:val="18"/>
-                <w:szCs w:val="18"/>
-              </w:rPr>
-              <w:t xml:space="preserve">speed         REAL       |  one column per channel the machine</w:t>
-            </w:r>
-          </w:p>
-          <w:p>
-            <w:pPr>
-              <w:spacing w:after="20"/>
-            </w:pPr>
-            <w:r>
-              <w:rPr>
-                <w:rFonts w:ascii="Consolas" w:cs="Consolas" w:eastAsia="Consolas" w:hAnsi="Consolas"/>
-                <w:sz w:val="18"/>
-                <w:szCs w:val="18"/>
-              </w:rPr>
-              <w:t xml:space="preserve">rate_applied  REAL       |  recorded — anywhere from 3 to 1,500</w:t>
-            </w:r>
-          </w:p>
-          <w:p>
-            <w:pPr>
-              <w:spacing w:after="20"/>
-            </w:pPr>
-            <w:r>
-              <w:rPr>
-                <w:rFonts w:ascii="Consolas" w:cs="Consolas" w:eastAsia="Consolas" w:hAnsi="Consolas"/>
-                <w:sz w:val="18"/>
-                <w:szCs w:val="18"/>
-              </w:rPr>
-              <w:t xml:space="preserve">rate_target   REAL      /</w:t>
+            <w:tcBorders>
+              <w:left w:val="single" w:color="2F6F4E" w:sz="18"/>
+            </w:tcBorders>
+            <w:shd w:fill="EEF3F7" w:val="clear"/>
+            <w:tcMar>
+              <w:top w:type="dxa" w:w="140"/>
+              <w:left w:type="dxa" w:w="180"/>
+              <w:bottom w:type="dxa" w:w="140"/>
+              <w:right w:type="dxa" w:w="180"/>
+            </w:tcMar>
+          </w:tcPr>
+          <w:p>
+            <w:pPr>
+              <w:spacing w:after="80"/>
+            </w:pPr>
+            <w:r>
+              <w:rPr>
+                <w:b/>
+                <w:bCs/>
+                <w:color w:val="2F6F4E"/>
+                <w:sz w:val="21"/>
+                <w:szCs w:val="21"/>
+              </w:rPr>
+              <w:t xml:space="preserve">SMS's own Vault is not readable</w:t>
+            </w:r>
+          </w:p>
+          <w:p>
+            <w:pPr>
+              <w:spacing w:after="60" w:line="276"/>
+            </w:pPr>
+            <w:r>
+              <w:rPr>
+                <w:sz w:val="20"/>
+                <w:szCs w:val="20"/>
+              </w:rPr>
+              <w:t xml:space="preserve">Ag Leader SMS keeps imported data in an internal Vault in its own format. The vendor ADAPT plugins cannot read that, and neither can SMSLIBRE. Always use the original card or a fresh export from the display.</w:t>
             </w:r>
           </w:p>
         </w:tc>
@@ -6604,8 +5473,13 @@
     </w:tbl>
     <w:p>
       <w:pPr>
-        <w:spacing w:after="120"/>
-      </w:pPr>
+        <w:pStyle w:val="Heading1"/>
+        <w:pageBreakBefore/>
+        <w:spacing w:after="160" w:before="360"/>
+      </w:pPr>
+      <w:r>
+        <w:t xml:space="preserve">7. Supported formats</w:t>
+      </w:r>
     </w:p>
     <w:p>
       <w:pPr>
@@ -6616,7 +5490,7 @@
           <w:sz w:val="21"/>
           <w:szCs w:val="21"/>
         </w:rPr>
-        <w:t xml:space="preserve">Channel names come from the machine, so they vary by manufacturer and implement. A combine logs yield and moisture; a sprayer logs applied rate and section states; a seeder logs population and down-force. Everything the card recorded is kept — nothing is summarised away.</w:t>
+        <w:t xml:space="preserve">SMSLIBRE has nine readers. Five come from the vendor ADAPT plugin suite that ships with SMS; four were written for this project to handle cards the vendor plugins decline.</w:t>
       </w:r>
     </w:p>
     <w:p>
@@ -6625,7 +5499,7 @@
         <w:spacing w:after="120" w:before="280"/>
       </w:pPr>
       <w:r>
-        <w:t xml:space="preserve">Other layer types</w:t>
+        <w:t xml:space="preserve">What works</w:t>
       </w:r>
     </w:p>
     <w:tbl>
@@ -6641,9 +5515,9 @@
         </w:tblBorders>
       </w:tblPr>
       <w:tblGrid>
+        <w:gridCol w:w="2621"/>
         <w:gridCol w:w="2246"/>
-        <w:gridCol w:w="2995"/>
-        <w:gridCol w:w="4119"/>
+        <w:gridCol w:w="4493"/>
       </w:tblGrid>
       <w:tr>
         <w:trPr>
@@ -6651,6 +5525,32 @@
         </w:trPr>
         <w:tc>
           <w:tcPr>
+            <w:tcW w:type="dxa" w:w="2621"/>
+            <w:shd w:fill="E8F1EC" w:val="clear"/>
+            <w:tcMar>
+              <w:top w:type="dxa" w:w="80"/>
+              <w:left w:type="dxa" w:w="120"/>
+              <w:bottom w:type="dxa" w:w="80"/>
+              <w:right w:type="dxa" w:w="120"/>
+            </w:tcMar>
+          </w:tcPr>
+          <w:p>
+            <w:pPr>
+              <w:spacing w:after="20"/>
+            </w:pPr>
+            <w:r>
+              <w:rPr>
+                <w:b/>
+                <w:bCs/>
+                <w:sz w:val="19"/>
+                <w:szCs w:val="19"/>
+              </w:rPr>
+              <w:t xml:space="preserve">Format</w:t>
+            </w:r>
+          </w:p>
+        </w:tc>
+        <w:tc>
+          <w:tcPr>
             <w:tcW w:type="dxa" w:w="2246"/>
             <w:shd w:fill="E8F1EC" w:val="clear"/>
             <w:tcMar>
@@ -6671,13 +5571,13 @@
                 <w:sz w:val="19"/>
                 <w:szCs w:val="19"/>
               </w:rPr>
-              <w:t xml:space="preserve">Layer</w:t>
-            </w:r>
-          </w:p>
-        </w:tc>
-        <w:tc>
-          <w:tcPr>
-            <w:tcW w:type="dxa" w:w="2995"/>
+              <w:t xml:space="preserve">Reader</w:t>
+            </w:r>
+          </w:p>
+        </w:tc>
+        <w:tc>
+          <w:tcPr>
+            <w:tcW w:type="dxa" w:w="4493"/>
             <w:shd w:fill="E8F1EC" w:val="clear"/>
             <w:tcMar>
               <w:top w:type="dxa" w:w="80"/>
@@ -6697,13 +5597,925 @@
                 <w:sz w:val="19"/>
                 <w:szCs w:val="19"/>
               </w:rPr>
-              <w:t xml:space="preserve">When it appears</w:t>
-            </w:r>
-          </w:p>
-        </w:tc>
-        <w:tc>
-          <w:tcPr>
-            <w:tcW w:type="dxa" w:w="4119"/>
+              <w:t xml:space="preserve">Notes</w:t>
+            </w:r>
+          </w:p>
+        </w:tc>
+      </w:tr>
+      <w:tr>
+        <w:tc>
+          <w:tcPr>
+            <w:tcW w:type="dxa" w:w="2621"/>
+            <w:shd w:fill="FFFFFF" w:val="clear"/>
+            <w:tcMar>
+              <w:top w:type="dxa" w:w="80"/>
+              <w:left w:type="dxa" w:w="120"/>
+              <w:bottom w:type="dxa" w:w="80"/>
+              <w:right w:type="dxa" w:w="120"/>
+            </w:tcMar>
+          </w:tcPr>
+          <w:p>
+            <w:pPr>
+              <w:spacing w:after="20"/>
+            </w:pPr>
+            <w:r>
+              <w:rPr>
+                <w:b w:val="false"/>
+                <w:bCs w:val="false"/>
+                <w:sz w:val="19"/>
+                <w:szCs w:val="19"/>
+              </w:rPr>
+              <w:t xml:space="preserve">John Deere Gen4 (4600, 4640)</w:t>
+            </w:r>
+          </w:p>
+        </w:tc>
+        <w:tc>
+          <w:tcPr>
+            <w:tcW w:type="dxa" w:w="2246"/>
+            <w:shd w:fill="FFFFFF" w:val="clear"/>
+            <w:tcMar>
+              <w:top w:type="dxa" w:w="80"/>
+              <w:left w:type="dxa" w:w="120"/>
+              <w:bottom w:type="dxa" w:w="80"/>
+              <w:right w:type="dxa" w:w="120"/>
+            </w:tcMar>
+          </w:tcPr>
+          <w:p>
+            <w:pPr>
+              <w:spacing w:after="20"/>
+            </w:pPr>
+            <w:r>
+              <w:rPr>
+                <w:b w:val="false"/>
+                <w:bCs w:val="false"/>
+                <w:sz w:val="19"/>
+                <w:szCs w:val="19"/>
+              </w:rPr>
+              <w:t xml:space="preserve">ProtobufPlugins</w:t>
+            </w:r>
+          </w:p>
+        </w:tc>
+        <w:tc>
+          <w:tcPr>
+            <w:tcW w:type="dxa" w:w="4493"/>
+            <w:shd w:fill="FFFFFF" w:val="clear"/>
+            <w:tcMar>
+              <w:top w:type="dxa" w:w="80"/>
+              <w:left w:type="dxa" w:w="120"/>
+              <w:bottom w:type="dxa" w:w="80"/>
+              <w:right w:type="dxa" w:w="120"/>
+            </w:tcMar>
+          </w:tcPr>
+          <w:p>
+            <w:pPr>
+              <w:spacing w:after="20"/>
+            </w:pPr>
+            <w:r>
+              <w:rPr>
+                <w:b w:val="false"/>
+                <w:bCs w:val="false"/>
+                <w:sz w:val="19"/>
+                <w:szCs w:val="19"/>
+              </w:rPr>
+              <w:t xml:space="preserve">Needs the Deere licence. The most common card here; can be very large.</w:t>
+            </w:r>
+          </w:p>
+        </w:tc>
+      </w:tr>
+      <w:tr>
+        <w:tc>
+          <w:tcPr>
+            <w:tcW w:type="dxa" w:w="2621"/>
+            <w:shd w:fill="F5F7F6" w:val="clear"/>
+            <w:tcMar>
+              <w:top w:type="dxa" w:w="80"/>
+              <w:left w:type="dxa" w:w="120"/>
+              <w:bottom w:type="dxa" w:w="80"/>
+              <w:right w:type="dxa" w:w="120"/>
+            </w:tcMar>
+          </w:tcPr>
+          <w:p>
+            <w:pPr>
+              <w:spacing w:after="20"/>
+            </w:pPr>
+            <w:r>
+              <w:rPr>
+                <w:b w:val="false"/>
+                <w:bCs w:val="false"/>
+                <w:sz w:val="19"/>
+                <w:szCs w:val="19"/>
+              </w:rPr>
+              <w:t xml:space="preserve">John Deere GS3 / GS4 (2630, 4600)</w:t>
+            </w:r>
+          </w:p>
+        </w:tc>
+        <w:tc>
+          <w:tcPr>
+            <w:tcW w:type="dxa" w:w="2246"/>
+            <w:shd w:fill="F5F7F6" w:val="clear"/>
+            <w:tcMar>
+              <w:top w:type="dxa" w:w="80"/>
+              <w:left w:type="dxa" w:w="120"/>
+              <w:bottom w:type="dxa" w:w="80"/>
+              <w:right w:type="dxa" w:w="120"/>
+            </w:tcMar>
+          </w:tcPr>
+          <w:p>
+            <w:pPr>
+              <w:spacing w:after="20"/>
+            </w:pPr>
+            <w:r>
+              <w:rPr>
+                <w:b w:val="false"/>
+                <w:bCs w:val="false"/>
+                <w:sz w:val="19"/>
+                <w:szCs w:val="19"/>
+              </w:rPr>
+              <w:t xml:space="preserve">RCDPlugins</w:t>
+            </w:r>
+          </w:p>
+        </w:tc>
+        <w:tc>
+          <w:tcPr>
+            <w:tcW w:type="dxa" w:w="4493"/>
+            <w:shd w:fill="F5F7F6" w:val="clear"/>
+            <w:tcMar>
+              <w:top w:type="dxa" w:w="80"/>
+              <w:left w:type="dxa" w:w="120"/>
+              <w:bottom w:type="dxa" w:w="80"/>
+              <w:right w:type="dxa" w:w="120"/>
+            </w:tcMar>
+          </w:tcPr>
+          <w:p>
+            <w:pPr>
+              <w:spacing w:after="20"/>
+            </w:pPr>
+            <w:r>
+              <w:rPr>
+                <w:b w:val="false"/>
+                <w:bCs w:val="false"/>
+                <w:sz w:val="19"/>
+                <w:szCs w:val="19"/>
+              </w:rPr>
+              <w:t xml:space="preserve">Needs the Deere licence. Reads the RCD folder structure.</w:t>
+            </w:r>
+          </w:p>
+        </w:tc>
+      </w:tr>
+      <w:tr>
+        <w:tc>
+          <w:tcPr>
+            <w:tcW w:type="dxa" w:w="2621"/>
+            <w:shd w:fill="FFFFFF" w:val="clear"/>
+            <w:tcMar>
+              <w:top w:type="dxa" w:w="80"/>
+              <w:left w:type="dxa" w:w="120"/>
+              <w:bottom w:type="dxa" w:w="80"/>
+              <w:right w:type="dxa" w:w="120"/>
+            </w:tcMar>
+          </w:tcPr>
+          <w:p>
+            <w:pPr>
+              <w:spacing w:after="20"/>
+            </w:pPr>
+            <w:r>
+              <w:rPr>
+                <w:b w:val="false"/>
+                <w:bCs w:val="false"/>
+                <w:sz w:val="19"/>
+                <w:szCs w:val="19"/>
+              </w:rPr>
+              <w:t xml:space="preserve">ISOXML / ISO 11783</w:t>
+            </w:r>
+          </w:p>
+        </w:tc>
+        <w:tc>
+          <w:tcPr>
+            <w:tcW w:type="dxa" w:w="2246"/>
+            <w:shd w:fill="FFFFFF" w:val="clear"/>
+            <w:tcMar>
+              <w:top w:type="dxa" w:w="80"/>
+              <w:left w:type="dxa" w:w="120"/>
+              <w:bottom w:type="dxa" w:w="80"/>
+              <w:right w:type="dxa" w:w="120"/>
+            </w:tcMar>
+          </w:tcPr>
+          <w:p>
+            <w:pPr>
+              <w:spacing w:after="20"/>
+            </w:pPr>
+            <w:r>
+              <w:rPr>
+                <w:b w:val="false"/>
+                <w:bCs w:val="false"/>
+                <w:sz w:val="19"/>
+                <w:szCs w:val="19"/>
+              </w:rPr>
+              <w:t xml:space="preserve">ISO v4 Plugin</w:t>
+            </w:r>
+          </w:p>
+        </w:tc>
+        <w:tc>
+          <w:tcPr>
+            <w:tcW w:type="dxa" w:w="4493"/>
+            <w:shd w:fill="FFFFFF" w:val="clear"/>
+            <w:tcMar>
+              <w:top w:type="dxa" w:w="80"/>
+              <w:left w:type="dxa" w:w="120"/>
+              <w:bottom w:type="dxa" w:w="80"/>
+              <w:right w:type="dxa" w:w="120"/>
+            </w:tcMar>
+          </w:tcPr>
+          <w:p>
+            <w:pPr>
+              <w:spacing w:after="20"/>
+            </w:pPr>
+            <w:r>
+              <w:rPr>
+                <w:b w:val="false"/>
+                <w:bCs w:val="false"/>
+                <w:sz w:val="19"/>
+                <w:szCs w:val="19"/>
+              </w:rPr>
+              <w:t xml:space="preserve">No licence needed. Also the export route for AGCO, New Holland and others.</w:t>
+            </w:r>
+          </w:p>
+        </w:tc>
+      </w:tr>
+      <w:tr>
+        <w:tc>
+          <w:tcPr>
+            <w:tcW w:type="dxa" w:w="2621"/>
+            <w:shd w:fill="F5F7F6" w:val="clear"/>
+            <w:tcMar>
+              <w:top w:type="dxa" w:w="80"/>
+              <w:left w:type="dxa" w:w="120"/>
+              <w:bottom w:type="dxa" w:w="80"/>
+              <w:right w:type="dxa" w:w="120"/>
+            </w:tcMar>
+          </w:tcPr>
+          <w:p>
+            <w:pPr>
+              <w:spacing w:after="20"/>
+            </w:pPr>
+            <w:r>
+              <w:rPr>
+                <w:b w:val="false"/>
+                <w:bCs w:val="false"/>
+                <w:sz w:val="19"/>
+                <w:szCs w:val="19"/>
+              </w:rPr>
+              <w:t xml:space="preserve">Raven Viper 4 / Viper 4+</w:t>
+            </w:r>
+          </w:p>
+        </w:tc>
+        <w:tc>
+          <w:tcPr>
+            <w:tcW w:type="dxa" w:w="2246"/>
+            <w:shd w:fill="F5F7F6" w:val="clear"/>
+            <w:tcMar>
+              <w:top w:type="dxa" w:w="80"/>
+              <w:left w:type="dxa" w:w="120"/>
+              <w:bottom w:type="dxa" w:w="80"/>
+              <w:right w:type="dxa" w:w="120"/>
+            </w:tcMar>
+          </w:tcPr>
+          <w:p>
+            <w:pPr>
+              <w:spacing w:after="20"/>
+            </w:pPr>
+            <w:r>
+              <w:rPr>
+                <w:b w:val="false"/>
+                <w:bCs w:val="false"/>
+                <w:sz w:val="19"/>
+                <w:szCs w:val="19"/>
+              </w:rPr>
+              <w:t xml:space="preserve">Raven Viper 4 job (.jdp)</w:t>
+            </w:r>
+          </w:p>
+        </w:tc>
+        <w:tc>
+          <w:tcPr>
+            <w:tcW w:type="dxa" w:w="4493"/>
+            <w:shd w:fill="F5F7F6" w:val="clear"/>
+            <w:tcMar>
+              <w:top w:type="dxa" w:w="80"/>
+              <w:left w:type="dxa" w:w="120"/>
+              <w:bottom w:type="dxa" w:w="80"/>
+              <w:right w:type="dxa" w:w="120"/>
+            </w:tcMar>
+          </w:tcPr>
+          <w:p>
+            <w:pPr>
+              <w:spacing w:after="20"/>
+            </w:pPr>
+            <w:r>
+              <w:rPr>
+                <w:b w:val="false"/>
+                <w:bCs w:val="false"/>
+                <w:sz w:val="19"/>
+                <w:szCs w:val="19"/>
+              </w:rPr>
+              <w:t xml:space="preserve">Written for this project. Track, elevation, speed, distance, applied and target rate, sections on, heading, cross-track error.</w:t>
+            </w:r>
+          </w:p>
+        </w:tc>
+      </w:tr>
+      <w:tr>
+        <w:tc>
+          <w:tcPr>
+            <w:tcW w:type="dxa" w:w="2621"/>
+            <w:shd w:fill="FFFFFF" w:val="clear"/>
+            <w:tcMar>
+              <w:top w:type="dxa" w:w="80"/>
+              <w:left w:type="dxa" w:w="120"/>
+              <w:bottom w:type="dxa" w:w="80"/>
+              <w:right w:type="dxa" w:w="120"/>
+            </w:tcMar>
+          </w:tcPr>
+          <w:p>
+            <w:pPr>
+              <w:spacing w:after="20"/>
+            </w:pPr>
+            <w:r>
+              <w:rPr>
+                <w:b w:val="false"/>
+                <w:bCs w:val="false"/>
+                <w:sz w:val="19"/>
+                <w:szCs w:val="19"/>
+              </w:rPr>
+              <w:t xml:space="preserve">Raven Slingshot</w:t>
+            </w:r>
+          </w:p>
+        </w:tc>
+        <w:tc>
+          <w:tcPr>
+            <w:tcW w:type="dxa" w:w="2246"/>
+            <w:shd w:fill="FFFFFF" w:val="clear"/>
+            <w:tcMar>
+              <w:top w:type="dxa" w:w="80"/>
+              <w:left w:type="dxa" w:w="120"/>
+              <w:bottom w:type="dxa" w:w="80"/>
+              <w:right w:type="dxa" w:w="120"/>
+            </w:tcMar>
+          </w:tcPr>
+          <w:p>
+            <w:pPr>
+              <w:spacing w:after="20"/>
+            </w:pPr>
+            <w:r>
+              <w:rPr>
+                <w:b w:val="false"/>
+                <w:bCs w:val="false"/>
+                <w:sz w:val="19"/>
+                <w:szCs w:val="19"/>
+              </w:rPr>
+              <w:t xml:space="preserve">Raven Slingshot (.jdp.zip)</w:t>
+            </w:r>
+          </w:p>
+        </w:tc>
+        <w:tc>
+          <w:tcPr>
+            <w:tcW w:type="dxa" w:w="4493"/>
+            <w:shd w:fill="FFFFFF" w:val="clear"/>
+            <w:tcMar>
+              <w:top w:type="dxa" w:w="80"/>
+              <w:left w:type="dxa" w:w="120"/>
+              <w:bottom w:type="dxa" w:w="80"/>
+              <w:right w:type="dxa" w:w="120"/>
+            </w:tcMar>
+          </w:tcPr>
+          <w:p>
+            <w:pPr>
+              <w:spacing w:after="20"/>
+            </w:pPr>
+            <w:r>
+              <w:rPr>
+                <w:b w:val="false"/>
+                <w:bCs w:val="false"/>
+                <w:sz w:val="19"/>
+                <w:szCs w:val="19"/>
+              </w:rPr>
+              <w:t xml:space="preserve">Written for this project. No licence needed.</w:t>
+            </w:r>
+          </w:p>
+        </w:tc>
+      </w:tr>
+      <w:tr>
+        <w:tc>
+          <w:tcPr>
+            <w:tcW w:type="dxa" w:w="2621"/>
+            <w:shd w:fill="F5F7F6" w:val="clear"/>
+            <w:tcMar>
+              <w:top w:type="dxa" w:w="80"/>
+              <w:left w:type="dxa" w:w="120"/>
+              <w:bottom w:type="dxa" w:w="80"/>
+              <w:right w:type="dxa" w:w="120"/>
+            </w:tcMar>
+          </w:tcPr>
+          <w:p>
+            <w:pPr>
+              <w:spacing w:after="20"/>
+            </w:pPr>
+            <w:r>
+              <w:rPr>
+                <w:b w:val="false"/>
+                <w:bCs w:val="false"/>
+                <w:sz w:val="19"/>
+                <w:szCs w:val="19"/>
+              </w:rPr>
+              <w:t xml:space="preserve">Ag Leader / ADM</w:t>
+            </w:r>
+          </w:p>
+        </w:tc>
+        <w:tc>
+          <w:tcPr>
+            <w:tcW w:type="dxa" w:w="2246"/>
+            <w:shd w:fill="F5F7F6" w:val="clear"/>
+            <w:tcMar>
+              <w:top w:type="dxa" w:w="80"/>
+              <w:left w:type="dxa" w:w="120"/>
+              <w:bottom w:type="dxa" w:w="80"/>
+              <w:right w:type="dxa" w:w="120"/>
+            </w:tcMar>
+          </w:tcPr>
+          <w:p>
+            <w:pPr>
+              <w:spacing w:after="20"/>
+            </w:pPr>
+            <w:r>
+              <w:rPr>
+                <w:b w:val="false"/>
+                <w:bCs w:val="false"/>
+                <w:sz w:val="19"/>
+                <w:szCs w:val="19"/>
+              </w:rPr>
+              <w:t xml:space="preserve">ADMPlugin</w:t>
+            </w:r>
+          </w:p>
+        </w:tc>
+        <w:tc>
+          <w:tcPr>
+            <w:tcW w:type="dxa" w:w="4493"/>
+            <w:shd w:fill="F5F7F6" w:val="clear"/>
+            <w:tcMar>
+              <w:top w:type="dxa" w:w="80"/>
+              <w:left w:type="dxa" w:w="120"/>
+              <w:bottom w:type="dxa" w:w="80"/>
+              <w:right w:type="dxa" w:w="120"/>
+            </w:tcMar>
+          </w:tcPr>
+          <w:p>
+            <w:pPr>
+              <w:spacing w:after="20"/>
+            </w:pPr>
+            <w:r>
+              <w:rPr>
+                <w:b w:val="false"/>
+                <w:bCs w:val="false"/>
+                <w:sz w:val="19"/>
+                <w:szCs w:val="19"/>
+              </w:rPr>
+              <w:t xml:space="preserve">No licence needed.</w:t>
+            </w:r>
+          </w:p>
+        </w:tc>
+      </w:tr>
+      <w:tr>
+        <w:tc>
+          <w:tcPr>
+            <w:tcW w:type="dxa" w:w="2621"/>
+            <w:shd w:fill="FFFFFF" w:val="clear"/>
+            <w:tcMar>
+              <w:top w:type="dxa" w:w="80"/>
+              <w:left w:type="dxa" w:w="120"/>
+              <w:bottom w:type="dxa" w:w="80"/>
+              <w:right w:type="dxa" w:w="120"/>
+            </w:tcMar>
+          </w:tcPr>
+          <w:p>
+            <w:pPr>
+              <w:spacing w:after="20"/>
+            </w:pPr>
+            <w:r>
+              <w:rPr>
+                <w:b w:val="false"/>
+                <w:bCs w:val="false"/>
+                <w:sz w:val="19"/>
+                <w:szCs w:val="19"/>
+              </w:rPr>
+              <w:t xml:space="preserve">Cards inside a .zip</w:t>
+            </w:r>
+          </w:p>
+        </w:tc>
+        <w:tc>
+          <w:tcPr>
+            <w:tcW w:type="dxa" w:w="2246"/>
+            <w:shd w:fill="FFFFFF" w:val="clear"/>
+            <w:tcMar>
+              <w:top w:type="dxa" w:w="80"/>
+              <w:left w:type="dxa" w:w="120"/>
+              <w:bottom w:type="dxa" w:w="80"/>
+              <w:right w:type="dxa" w:w="120"/>
+            </w:tcMar>
+          </w:tcPr>
+          <w:p>
+            <w:pPr>
+              <w:spacing w:after="20"/>
+            </w:pPr>
+            <w:r>
+              <w:rPr>
+                <w:b w:val="false"/>
+                <w:bCs w:val="false"/>
+                <w:sz w:val="19"/>
+                <w:szCs w:val="19"/>
+              </w:rPr>
+              <w:t xml:space="preserve">Card in an archive</w:t>
+            </w:r>
+          </w:p>
+        </w:tc>
+        <w:tc>
+          <w:tcPr>
+            <w:tcW w:type="dxa" w:w="4493"/>
+            <w:shd w:fill="FFFFFF" w:val="clear"/>
+            <w:tcMar>
+              <w:top w:type="dxa" w:w="80"/>
+              <w:left w:type="dxa" w:w="120"/>
+              <w:bottom w:type="dxa" w:w="80"/>
+              <w:right w:type="dxa" w:w="120"/>
+            </w:tcMar>
+          </w:tcPr>
+          <w:p>
+            <w:pPr>
+              <w:spacing w:after="20"/>
+            </w:pPr>
+            <w:r>
+              <w:rPr>
+                <w:b w:val="false"/>
+                <w:bCs w:val="false"/>
+                <w:sz w:val="19"/>
+                <w:szCs w:val="19"/>
+              </w:rPr>
+              <w:t xml:space="preserve">Written for this project. Unpacks and imports, including cards with no unzipped copy anywhere.</w:t>
+            </w:r>
+          </w:p>
+        </w:tc>
+      </w:tr>
+      <w:tr>
+        <w:tc>
+          <w:tcPr>
+            <w:tcW w:type="dxa" w:w="2621"/>
+            <w:shd w:fill="F5F7F6" w:val="clear"/>
+            <w:tcMar>
+              <w:top w:type="dxa" w:w="80"/>
+              <w:left w:type="dxa" w:w="120"/>
+              <w:bottom w:type="dxa" w:w="80"/>
+              <w:right w:type="dxa" w:w="120"/>
+            </w:tcMar>
+          </w:tcPr>
+          <w:p>
+            <w:pPr>
+              <w:spacing w:after="20"/>
+            </w:pPr>
+            <w:r>
+              <w:rPr>
+                <w:b w:val="false"/>
+                <w:bCs w:val="false"/>
+                <w:sz w:val="19"/>
+                <w:szCs w:val="19"/>
+              </w:rPr>
+              <w:t xml:space="preserve">Loose Gen4 .jdl logs</w:t>
+            </w:r>
+          </w:p>
+        </w:tc>
+        <w:tc>
+          <w:tcPr>
+            <w:tcW w:type="dxa" w:w="2246"/>
+            <w:shd w:fill="F5F7F6" w:val="clear"/>
+            <w:tcMar>
+              <w:top w:type="dxa" w:w="80"/>
+              <w:left w:type="dxa" w:w="120"/>
+              <w:bottom w:type="dxa" w:w="80"/>
+              <w:right w:type="dxa" w:w="120"/>
+            </w:tcMar>
+          </w:tcPr>
+          <w:p>
+            <w:pPr>
+              <w:spacing w:after="20"/>
+            </w:pPr>
+            <w:r>
+              <w:rPr>
+                <w:b w:val="false"/>
+                <w:bCs w:val="false"/>
+                <w:sz w:val="19"/>
+                <w:szCs w:val="19"/>
+              </w:rPr>
+              <w:t xml:space="preserve">John Deere Gen4 logs (.jdl)</w:t>
+            </w:r>
+          </w:p>
+        </w:tc>
+        <w:tc>
+          <w:tcPr>
+            <w:tcW w:type="dxa" w:w="4493"/>
+            <w:shd w:fill="F5F7F6" w:val="clear"/>
+            <w:tcMar>
+              <w:top w:type="dxa" w:w="80"/>
+              <w:left w:type="dxa" w:w="120"/>
+              <w:bottom w:type="dxa" w:w="80"/>
+              <w:right w:type="dxa" w:w="120"/>
+            </w:tcMar>
+          </w:tcPr>
+          <w:p>
+            <w:pPr>
+              <w:spacing w:after="20"/>
+            </w:pPr>
+            <w:r>
+              <w:rPr>
+                <w:b w:val="false"/>
+                <w:bCs w:val="false"/>
+                <w:sz w:val="19"/>
+                <w:szCs w:val="19"/>
+              </w:rPr>
+              <w:t xml:space="preserve">Written for this project. For logs copied out of their card folder.</w:t>
+            </w:r>
+          </w:p>
+        </w:tc>
+      </w:tr>
+      <w:tr>
+        <w:tc>
+          <w:tcPr>
+            <w:tcW w:type="dxa" w:w="2621"/>
+            <w:shd w:fill="FFFFFF" w:val="clear"/>
+            <w:tcMar>
+              <w:top w:type="dxa" w:w="80"/>
+              <w:left w:type="dxa" w:w="120"/>
+              <w:bottom w:type="dxa" w:w="80"/>
+              <w:right w:type="dxa" w:w="120"/>
+            </w:tcMar>
+          </w:tcPr>
+          <w:p>
+            <w:pPr>
+              <w:spacing w:after="20"/>
+            </w:pPr>
+            <w:r>
+              <w:rPr>
+                <w:b w:val="false"/>
+                <w:bCs w:val="false"/>
+                <w:sz w:val="19"/>
+                <w:szCs w:val="19"/>
+              </w:rPr>
+              <w:t xml:space="preserve">Stranded RCD folders</w:t>
+            </w:r>
+          </w:p>
+        </w:tc>
+        <w:tc>
+          <w:tcPr>
+            <w:tcW w:type="dxa" w:w="2246"/>
+            <w:shd w:fill="FFFFFF" w:val="clear"/>
+            <w:tcMar>
+              <w:top w:type="dxa" w:w="80"/>
+              <w:left w:type="dxa" w:w="120"/>
+              <w:bottom w:type="dxa" w:w="80"/>
+              <w:right w:type="dxa" w:w="120"/>
+            </w:tcMar>
+          </w:tcPr>
+          <w:p>
+            <w:pPr>
+              <w:spacing w:after="20"/>
+            </w:pPr>
+            <w:r>
+              <w:rPr>
+                <w:b w:val="false"/>
+                <w:bCs w:val="false"/>
+                <w:sz w:val="19"/>
+                <w:szCs w:val="19"/>
+              </w:rPr>
+              <w:t xml:space="preserve">John Deere RCD folder</w:t>
+            </w:r>
+          </w:p>
+        </w:tc>
+        <w:tc>
+          <w:tcPr>
+            <w:tcW w:type="dxa" w:w="4493"/>
+            <w:shd w:fill="FFFFFF" w:val="clear"/>
+            <w:tcMar>
+              <w:top w:type="dxa" w:w="80"/>
+              <w:left w:type="dxa" w:w="120"/>
+              <w:bottom w:type="dxa" w:w="80"/>
+              <w:right w:type="dxa" w:w="120"/>
+            </w:tcMar>
+          </w:tcPr>
+          <w:p>
+            <w:pPr>
+              <w:spacing w:after="20"/>
+            </w:pPr>
+            <w:r>
+              <w:rPr>
+                <w:b w:val="false"/>
+                <w:bCs w:val="false"/>
+                <w:sz w:val="19"/>
+                <w:szCs w:val="19"/>
+              </w:rPr>
+              <w:t xml:space="preserve">Written for this project. For an RCD folder copied without its display folder.</w:t>
+            </w:r>
+          </w:p>
+        </w:tc>
+      </w:tr>
+      <w:tr>
+        <w:tc>
+          <w:tcPr>
+            <w:tcW w:type="dxa" w:w="2621"/>
+            <w:shd w:fill="F5F7F6" w:val="clear"/>
+            <w:tcMar>
+              <w:top w:type="dxa" w:w="80"/>
+              <w:left w:type="dxa" w:w="120"/>
+              <w:bottom w:type="dxa" w:w="80"/>
+              <w:right w:type="dxa" w:w="120"/>
+            </w:tcMar>
+          </w:tcPr>
+          <w:p>
+            <w:pPr>
+              <w:spacing w:after="20"/>
+            </w:pPr>
+            <w:r>
+              <w:rPr>
+                <w:b w:val="false"/>
+                <w:bCs w:val="false"/>
+                <w:sz w:val="19"/>
+                <w:szCs w:val="19"/>
+              </w:rPr>
+              <w:t xml:space="preserve">ISOXML prescriptions</w:t>
+            </w:r>
+          </w:p>
+        </w:tc>
+        <w:tc>
+          <w:tcPr>
+            <w:tcW w:type="dxa" w:w="2246"/>
+            <w:shd w:fill="F5F7F6" w:val="clear"/>
+            <w:tcMar>
+              <w:top w:type="dxa" w:w="80"/>
+              <w:left w:type="dxa" w:w="120"/>
+              <w:bottom w:type="dxa" w:w="80"/>
+              <w:right w:type="dxa" w:w="120"/>
+            </w:tcMar>
+          </w:tcPr>
+          <w:p>
+            <w:pPr>
+              <w:spacing w:after="20"/>
+            </w:pPr>
+            <w:r>
+              <w:rPr>
+                <w:b w:val="false"/>
+                <w:bCs w:val="false"/>
+                <w:sz w:val="19"/>
+                <w:szCs w:val="19"/>
+              </w:rPr>
+              <w:t xml:space="preserve">(part of the ISOXML path)</w:t>
+            </w:r>
+          </w:p>
+        </w:tc>
+        <w:tc>
+          <w:tcPr>
+            <w:tcW w:type="dxa" w:w="4493"/>
+            <w:shd w:fill="F5F7F6" w:val="clear"/>
+            <w:tcMar>
+              <w:top w:type="dxa" w:w="80"/>
+              <w:left w:type="dxa" w:w="120"/>
+              <w:bottom w:type="dxa" w:w="80"/>
+              <w:right w:type="dxa" w:w="120"/>
+            </w:tcMar>
+          </w:tcPr>
+          <w:p>
+            <w:pPr>
+              <w:spacing w:after="20"/>
+            </w:pPr>
+            <w:r>
+              <w:rPr>
+                <w:b w:val="false"/>
+                <w:bCs w:val="false"/>
+                <w:sz w:val="19"/>
+                <w:szCs w:val="19"/>
+              </w:rPr>
+              <w:t xml:space="preserve">Variable-rate plans become polygon zones with product, rate and unit.</w:t>
+            </w:r>
+          </w:p>
+        </w:tc>
+      </w:tr>
+      <w:tr>
+        <w:tc>
+          <w:tcPr>
+            <w:tcW w:type="dxa" w:w="2621"/>
+            <w:shd w:fill="FFFFFF" w:val="clear"/>
+            <w:tcMar>
+              <w:top w:type="dxa" w:w="80"/>
+              <w:left w:type="dxa" w:w="120"/>
+              <w:bottom w:type="dxa" w:w="80"/>
+              <w:right w:type="dxa" w:w="120"/>
+            </w:tcMar>
+          </w:tcPr>
+          <w:p>
+            <w:pPr>
+              <w:spacing w:after="20"/>
+            </w:pPr>
+            <w:r>
+              <w:rPr>
+                <w:b w:val="false"/>
+                <w:bCs w:val="false"/>
+                <w:sz w:val="19"/>
+                <w:szCs w:val="19"/>
+              </w:rPr>
+              <w:t xml:space="preserve">Field boundaries</w:t>
+            </w:r>
+          </w:p>
+        </w:tc>
+        <w:tc>
+          <w:tcPr>
+            <w:tcW w:type="dxa" w:w="2246"/>
+            <w:shd w:fill="FFFFFF" w:val="clear"/>
+            <w:tcMar>
+              <w:top w:type="dxa" w:w="80"/>
+              <w:left w:type="dxa" w:w="120"/>
+              <w:bottom w:type="dxa" w:w="80"/>
+              <w:right w:type="dxa" w:w="120"/>
+            </w:tcMar>
+          </w:tcPr>
+          <w:p>
+            <w:pPr>
+              <w:spacing w:after="20"/>
+            </w:pPr>
+            <w:r>
+              <w:rPr>
+                <w:b w:val="false"/>
+                <w:bCs w:val="false"/>
+                <w:sz w:val="19"/>
+                <w:szCs w:val="19"/>
+              </w:rPr>
+              <w:t xml:space="preserve">(any reader that finds them)</w:t>
+            </w:r>
+          </w:p>
+        </w:tc>
+        <w:tc>
+          <w:tcPr>
+            <w:tcW w:type="dxa" w:w="4493"/>
+            <w:shd w:fill="FFFFFF" w:val="clear"/>
+            <w:tcMar>
+              <w:top w:type="dxa" w:w="80"/>
+              <w:left w:type="dxa" w:w="120"/>
+              <w:bottom w:type="dxa" w:w="80"/>
+              <w:right w:type="dxa" w:w="120"/>
+            </w:tcMar>
+          </w:tcPr>
+          <w:p>
+            <w:pPr>
+              <w:spacing w:after="20"/>
+            </w:pPr>
+            <w:r>
+              <w:rPr>
+                <w:b w:val="false"/>
+                <w:bCs w:val="false"/>
+                <w:sz w:val="19"/>
+                <w:szCs w:val="19"/>
+              </w:rPr>
+              <w:t xml:space="preserve">Become a polygon layer named field_boundaries.</w:t>
+            </w:r>
+          </w:p>
+        </w:tc>
+      </w:tr>
+    </w:tbl>
+    <w:p>
+      <w:pPr>
+        <w:pStyle w:val="Heading2"/>
+        <w:spacing w:after="120" w:before="280"/>
+      </w:pPr>
+      <w:r>
+        <w:t xml:space="preserve">What does not work, and why</w:t>
+      </w:r>
+    </w:p>
+    <w:tbl>
+      <w:tblPr>
+        <w:tblW w:type="dxa" w:w="9360"/>
+        <w:tblBorders>
+          <w:top w:val="single" w:color="auto" w:sz="4"/>
+          <w:left w:val="single" w:color="auto" w:sz="4"/>
+          <w:bottom w:val="single" w:color="auto" w:sz="4"/>
+          <w:right w:val="single" w:color="auto" w:sz="4"/>
+          <w:insideH w:val="single" w:color="auto" w:sz="4"/>
+          <w:insideV w:val="single" w:color="auto" w:sz="4"/>
+        </w:tblBorders>
+      </w:tblPr>
+      <w:tblGrid>
+        <w:gridCol w:w="2621"/>
+        <w:gridCol w:w="1498"/>
+        <w:gridCol w:w="5241"/>
+      </w:tblGrid>
+      <w:tr>
+        <w:trPr>
+          <w:tblHeader/>
+        </w:trPr>
+        <w:tc>
+          <w:tcPr>
+            <w:tcW w:type="dxa" w:w="2621"/>
             <w:shd w:fill="E8F1EC" w:val="clear"/>
             <w:tcMar>
               <w:top w:type="dxa" w:w="80"/>
@@ -6723,15 +6535,67 @@
                 <w:sz w:val="19"/>
                 <w:szCs w:val="19"/>
               </w:rPr>
-              <w:t xml:space="preserve">What is in it</w:t>
-            </w:r>
-          </w:p>
-        </w:tc>
-      </w:tr>
-      <w:tr>
-        <w:tc>
-          <w:tcPr>
-            <w:tcW w:type="dxa" w:w="2246"/>
+              <w:t xml:space="preserve">Format</w:t>
+            </w:r>
+          </w:p>
+        </w:tc>
+        <w:tc>
+          <w:tcPr>
+            <w:tcW w:type="dxa" w:w="1498"/>
+            <w:shd w:fill="E8F1EC" w:val="clear"/>
+            <w:tcMar>
+              <w:top w:type="dxa" w:w="80"/>
+              <w:left w:type="dxa" w:w="120"/>
+              <w:bottom w:type="dxa" w:w="80"/>
+              <w:right w:type="dxa" w:w="120"/>
+            </w:tcMar>
+          </w:tcPr>
+          <w:p>
+            <w:pPr>
+              <w:spacing w:after="20"/>
+            </w:pPr>
+            <w:r>
+              <w:rPr>
+                <w:b/>
+                <w:bCs/>
+                <w:sz w:val="19"/>
+                <w:szCs w:val="19"/>
+              </w:rPr>
+              <w:t xml:space="preserve">Status</w:t>
+            </w:r>
+          </w:p>
+        </w:tc>
+        <w:tc>
+          <w:tcPr>
+            <w:tcW w:type="dxa" w:w="5241"/>
+            <w:shd w:fill="E8F1EC" w:val="clear"/>
+            <w:tcMar>
+              <w:top w:type="dxa" w:w="80"/>
+              <w:left w:type="dxa" w:w="120"/>
+              <w:bottom w:type="dxa" w:w="80"/>
+              <w:right w:type="dxa" w:w="120"/>
+            </w:tcMar>
+          </w:tcPr>
+          <w:p>
+            <w:pPr>
+              <w:spacing w:after="20"/>
+            </w:pPr>
+            <w:r>
+              <w:rPr>
+                <w:b/>
+                <w:bCs/>
+                <w:sz w:val="19"/>
+                <w:szCs w:val="19"/>
+              </w:rPr>
+              <w:t xml:space="preserve">What to do</w:t>
+            </w:r>
+          </w:p>
+        </w:tc>
+      </w:tr>
+      <w:tr>
+        <w:tc>
+          <w:tcPr>
+            <w:tcW w:type="dxa" w:w="2621"/>
             <w:shd w:fill="FFFFFF" w:val="clear"/>
             <w:tcMar>
               <w:top w:type="dxa" w:w="80"/>
@@ -6746,19 +6610,18 @@
             </w:pPr>
             <w:r>
               <w:rPr>
-                <w:rFonts w:ascii="Consolas" w:cs="Consolas" w:eastAsia="Consolas" w:hAnsi="Consolas"/>
-                <w:b w:val="false"/>
-                <w:bCs w:val="false"/>
-                <w:sz w:val="17"/>
-                <w:szCs w:val="17"/>
-              </w:rPr>
-              <w:t xml:space="preserve">`field_boundaries</w:t>
-            </w:r>
-          </w:p>
-        </w:tc>
-        <w:tc>
-          <w:tcPr>
-            <w:tcW w:type="dxa" w:w="2995"/>
+                <w:b w:val="false"/>
+                <w:bCs w:val="false"/>
+                <w:sz w:val="19"/>
+                <w:szCs w:val="19"/>
+              </w:rPr>
+              <w:t xml:space="preserve">Trimble AgData</w:t>
+            </w:r>
+          </w:p>
+        </w:tc>
+        <w:tc>
+          <w:tcPr>
+            <w:tcW w:type="dxa" w:w="1498"/>
             <w:shd w:fill="FFFFFF" w:val="clear"/>
             <w:tcMar>
               <w:top w:type="dxa" w:w="80"/>
@@ -6778,13 +6641,13 @@
                 <w:sz w:val="19"/>
                 <w:szCs w:val="19"/>
               </w:rPr>
-              <w:t xml:space="preserve">The card defines field boundaries</w:t>
-            </w:r>
-          </w:p>
-        </w:tc>
-        <w:tc>
-          <w:tcPr>
-            <w:tcW w:type="dxa" w:w="4119"/>
+              <w:t xml:space="preserve">Licence refused</w:t>
+            </w:r>
+          </w:p>
+        </w:tc>
+        <w:tc>
+          <w:tcPr>
+            <w:tcW w:type="dxa" w:w="5241"/>
             <w:shd w:fill="FFFFFF" w:val="clear"/>
             <w:tcMar>
               <w:top w:type="dxa" w:w="80"/>
@@ -6804,15 +6667,15 @@
                 <w:sz w:val="19"/>
                 <w:szCs w:val="19"/>
               </w:rPr>
-              <w:t xml:space="preserve">Polygons with field, farm, grower and description</w:t>
-            </w:r>
-          </w:p>
-        </w:tc>
-      </w:tr>
-      <w:tr>
-        <w:tc>
-          <w:tcPr>
-            <w:tcW w:type="dxa" w:w="2246"/>
+              <w:t xml:space="preserve">The plugin loads but rejects our application id. A licence request is with Trimble. No workaround in the plugin.</w:t>
+            </w:r>
+          </w:p>
+        </w:tc>
+      </w:tr>
+      <w:tr>
+        <w:tc>
+          <w:tcPr>
+            <w:tcW w:type="dxa" w:w="2621"/>
             <w:shd w:fill="F5F7F6" w:val="clear"/>
             <w:tcMar>
               <w:top w:type="dxa" w:w="80"/>
@@ -6827,19 +6690,18 @@
             </w:pPr>
             <w:r>
               <w:rPr>
-                <w:rFonts w:ascii="Consolas" w:cs="Consolas" w:eastAsia="Consolas" w:hAnsi="Consolas"/>
-                <w:b w:val="false"/>
-                <w:bCs w:val="false"/>
-                <w:sz w:val="17"/>
-                <w:szCs w:val="17"/>
-              </w:rPr>
-              <w:t xml:space="preserve">`prescription_zones</w:t>
-            </w:r>
-          </w:p>
-        </w:tc>
-        <w:tc>
-          <w:tcPr>
-            <w:tcW w:type="dxa" w:w="2995"/>
+                <w:b w:val="false"/>
+                <w:bCs w:val="false"/>
+                <w:sz w:val="19"/>
+                <w:szCs w:val="19"/>
+              </w:rPr>
+              <w:t xml:space="preserve">New Holland / CNH Voyager2 (.cn1)</w:t>
+            </w:r>
+          </w:p>
+        </w:tc>
+        <w:tc>
+          <w:tcPr>
+            <w:tcW w:type="dxa" w:w="1498"/>
             <w:shd w:fill="F5F7F6" w:val="clear"/>
             <w:tcMar>
               <w:top w:type="dxa" w:w="80"/>
@@ -6859,13 +6721,13 @@
                 <w:sz w:val="19"/>
                 <w:szCs w:val="19"/>
               </w:rPr>
-              <w:t xml:space="preserve">The card is a variable-rate plan</w:t>
-            </w:r>
-          </w:p>
-        </w:tc>
-        <w:tc>
-          <w:tcPr>
-            <w:tcW w:type="dxa" w:w="4119"/>
+              <w:t xml:space="preserve">Not readable</w:t>
+            </w:r>
+          </w:p>
+        </w:tc>
+        <w:tc>
+          <w:tcPr>
+            <w:tcW w:type="dxa" w:w="5241"/>
             <w:shd w:fill="F5F7F6" w:val="clear"/>
             <w:tcMar>
               <w:top w:type="dxa" w:w="80"/>
@@ -6885,7 +6747,167 @@
                 <w:sz w:val="19"/>
                 <w:szCs w:val="19"/>
               </w:rPr>
-              <w:t xml:space="preserve">Polygons with task, field, product, rate and unit</w:t>
+              <w:t xml:space="preserve">The card's TASKDATA.XML is a 208-byte empty placeholder; the real data is in CNH's own files, which no ADAPT plugin reads. Export ISOXML from the display instead — that imports perfectly.</w:t>
+            </w:r>
+          </w:p>
+        </w:tc>
+      </w:tr>
+      <w:tr>
+        <w:tc>
+          <w:tcPr>
+            <w:tcW w:type="dxa" w:w="2621"/>
+            <w:shd w:fill="FFFFFF" w:val="clear"/>
+            <w:tcMar>
+              <w:top w:type="dxa" w:w="80"/>
+              <w:left w:type="dxa" w:w="120"/>
+              <w:bottom w:type="dxa" w:w="80"/>
+              <w:right w:type="dxa" w:w="120"/>
+            </w:tcMar>
+          </w:tcPr>
+          <w:p>
+            <w:pPr>
+              <w:spacing w:after="20"/>
+            </w:pPr>
+            <w:r>
+              <w:rPr>
+                <w:b w:val="false"/>
+                <w:bCs w:val="false"/>
+                <w:sz w:val="19"/>
+                <w:szCs w:val="19"/>
+              </w:rPr>
+              <w:t xml:space="preserve">Raven native jobs without TASKDATA</w:t>
+            </w:r>
+          </w:p>
+        </w:tc>
+        <w:tc>
+          <w:tcPr>
+            <w:tcW w:type="dxa" w:w="1498"/>
+            <w:shd w:fill="FFFFFF" w:val="clear"/>
+            <w:tcMar>
+              <w:top w:type="dxa" w:w="80"/>
+              <w:left w:type="dxa" w:w="120"/>
+              <w:bottom w:type="dxa" w:w="80"/>
+              <w:right w:type="dxa" w:w="120"/>
+            </w:tcMar>
+          </w:tcPr>
+          <w:p>
+            <w:pPr>
+              <w:spacing w:after="20"/>
+            </w:pPr>
+            <w:r>
+              <w:rPr>
+                <w:b w:val="false"/>
+                <w:bCs w:val="false"/>
+                <w:sz w:val="19"/>
+                <w:szCs w:val="19"/>
+              </w:rPr>
+              <w:t xml:space="preserve">Partially readable</w:t>
+            </w:r>
+          </w:p>
+        </w:tc>
+        <w:tc>
+          <w:tcPr>
+            <w:tcW w:type="dxa" w:w="5241"/>
+            <w:shd w:fill="FFFFFF" w:val="clear"/>
+            <w:tcMar>
+              <w:top w:type="dxa" w:w="80"/>
+              <w:left w:type="dxa" w:w="120"/>
+              <w:bottom w:type="dxa" w:w="80"/>
+              <w:right w:type="dxa" w:w="120"/>
+            </w:tcMar>
+          </w:tcPr>
+          <w:p>
+            <w:pPr>
+              <w:spacing w:after="20"/>
+            </w:pPr>
+            <w:r>
+              <w:rPr>
+                <w:b w:val="false"/>
+                <w:bCs w:val="false"/>
+                <w:sz w:val="19"/>
+                <w:szCs w:val="19"/>
+              </w:rPr>
+              <w:t xml:space="preserve">Track, speed and rates are read. Some job types store their logs in a form that is not decoded.</w:t>
+            </w:r>
+          </w:p>
+        </w:tc>
+      </w:tr>
+      <w:tr>
+        <w:tc>
+          <w:tcPr>
+            <w:tcW w:type="dxa" w:w="2621"/>
+            <w:shd w:fill="F5F7F6" w:val="clear"/>
+            <w:tcMar>
+              <w:top w:type="dxa" w:w="80"/>
+              <w:left w:type="dxa" w:w="120"/>
+              <w:bottom w:type="dxa" w:w="80"/>
+              <w:right w:type="dxa" w:w="120"/>
+            </w:tcMar>
+          </w:tcPr>
+          <w:p>
+            <w:pPr>
+              <w:spacing w:after="20"/>
+            </w:pPr>
+            <w:r>
+              <w:rPr>
+                <w:b w:val="false"/>
+                <w:bCs w:val="false"/>
+                <w:sz w:val="19"/>
+                <w:szCs w:val="19"/>
+              </w:rPr>
+              <w:t xml:space="preserve">Precision Planting</w:t>
+            </w:r>
+          </w:p>
+        </w:tc>
+        <w:tc>
+          <w:tcPr>
+            <w:tcW w:type="dxa" w:w="1498"/>
+            <w:shd w:fill="F5F7F6" w:val="clear"/>
+            <w:tcMar>
+              <w:top w:type="dxa" w:w="80"/>
+              <w:left w:type="dxa" w:w="120"/>
+              <w:bottom w:type="dxa" w:w="80"/>
+              <w:right w:type="dxa" w:w="120"/>
+            </w:tcMar>
+          </w:tcPr>
+          <w:p>
+            <w:pPr>
+              <w:spacing w:after="20"/>
+            </w:pPr>
+            <w:r>
+              <w:rPr>
+                <w:b w:val="false"/>
+                <w:bCs w:val="false"/>
+                <w:sz w:val="19"/>
+                <w:szCs w:val="19"/>
+              </w:rPr>
+              <w:t xml:space="preserve">Untested</w:t>
+            </w:r>
+          </w:p>
+        </w:tc>
+        <w:tc>
+          <w:tcPr>
+            <w:tcW w:type="dxa" w:w="5241"/>
+            <w:shd w:fill="F5F7F6" w:val="clear"/>
+            <w:tcMar>
+              <w:top w:type="dxa" w:w="80"/>
+              <w:left w:type="dxa" w:w="120"/>
+              <w:bottom w:type="dxa" w:w="80"/>
+              <w:right w:type="dxa" w:w="120"/>
+            </w:tcMar>
+          </w:tcPr>
+          <w:p>
+            <w:pPr>
+              <w:spacing w:after="20"/>
+            </w:pPr>
+            <w:r>
+              <w:rPr>
+                <w:b w:val="false"/>
+                <w:bCs w:val="false"/>
+                <w:sz w:val="19"/>
+                <w:szCs w:val="19"/>
+              </w:rPr>
+              <w:t xml:space="preserve">The plugin is present but no Precision Planting cards exist here to test it against. It claims some drone-imagery folders by mistake — see chapter 10.</w:t>
             </w:r>
           </w:p>
         </w:tc>
@@ -6897,7 +6919,7 @@
         <w:spacing w:after="120" w:before="280"/>
       </w:pPr>
       <w:r>
-        <w:t xml:space="preserve">A real example</w:t>
+        <w:t xml:space="preserve">Coverage in practice</w:t>
       </w:r>
     </w:p>
     <w:p>
@@ -6909,7 +6931,7 @@
           <w:sz w:val="21"/>
           <w:szCs w:val="21"/>
         </w:rPr>
-        <w:t xml:space="preserve">This is an imported Raven sprayer job, coloured by applied rate. The pale green line at the top is the machine driving to the field with the boom off; the block below is the actual spraying pattern; red is where the rate dropped to zero. Nothing here was drawn by hand — it is one layer from one import, styled by the plugin's own default.</w:t>
+        <w:t xml:space="preserve">From the release sweep of the Smart Farm Vault, by reader:</w:t>
       </w:r>
     </w:p>
     <w:p>
@@ -6921,7 +6943,7 @@
       <w:r>
         <w:drawing>
           <wp:inline distT="0" distB="0" distL="0" distR="0">
-            <wp:extent cx="3810000" cy="5429250"/>
+            <wp:extent cx="5715000" cy="2667000"/>
             <wp:effectExtent t="0" r="0" b="0" l="0"/>
             <wp:docPr id="1" name="" descr="" title=""/>
             <wp:cNvGraphicFramePr>
@@ -6946,7 +6968,7 @@
                   <pic:spPr bwMode="auto">
                     <a:xfrm>
                       <a:off x="0" y="0"/>
-                      <a:ext cx="3810000" cy="5429250"/>
+                      <a:ext cx="5715000" cy="2667000"/>
                     </a:xfrm>
                     <a:prstGeom prst="rect">
                       <a:avLst/>
@@ -6972,7 +6994,17 @@
           <w:sz w:val="18"/>
           <w:szCs w:val="18"/>
         </w:rPr>
-        <w:t xml:space="preserve">Figure 8. One imported layer: 4,195 points of a real spray job, coloured by applied rate in litres per hectare.</w:t>
+        <w:t xml:space="preserve">Figure 8. Features imported per reader across the Smart Farm Vault. John Deere formats dominate by volume; the readers written for this project cover the long tail of cards that had been moved, zipped or stripped of their structure.</w:t>
+      </w:r>
+    </w:p>
+    <w:p>
+      <w:pPr>
+        <w:pStyle w:val="Heading1"/>
+        <w:pageBreakBefore/>
+        <w:spacing w:after="160" w:before="360"/>
+      </w:pPr>
+      <w:r>
+        <w:t xml:space="preserve">8. Understanding what you get</w:t>
       </w:r>
     </w:p>
     <w:p>
@@ -6981,7 +7013,7 @@
         <w:spacing w:after="120" w:before="280"/>
       </w:pPr>
       <w:r>
-        <w:t xml:space="preserve">When an import finds nothing</w:t>
+        <w:t xml:space="preserve">One GeoPackage per import</w:t>
       </w:r>
     </w:p>
     <w:p>
@@ -6993,17 +7025,7 @@
           <w:sz w:val="21"/>
           <w:szCs w:val="21"/>
         </w:rPr>
-        <w:t xml:space="preserve">An empty result is not necessarily a failure, and the plugin tells you which it is. A prescription-only card, a setup card with just boundaries, or a Voyager2 card with a placeholder TASKDATA each produce a specific message rather than a bare "nothing found".</w:t>
-      </w:r>
-    </w:p>
-    <w:p>
-      <w:pPr>
-        <w:pStyle w:val="Heading1"/>
-        <w:pageBreakBefore/>
-        <w:spacing w:after="160" w:before="360"/>
-      </w:pPr>
-      <w:r>
-        <w:t xml:space="preserve">9. Working with the data in QGIS</w:t>
+        <w:t xml:space="preserve">Every import writes a single .gpkg file to Documents\SMSLIBRE, named with the date and time. A GeoPackage is an OGC standard container — it is really a SQLite database — and QGIS, ArcGIS, GDAL and R all read it natively. Each layer from the card is a table inside it.</w:t>
       </w:r>
     </w:p>
     <w:p>
@@ -7012,7 +7034,7 @@
         <w:spacing w:after="120" w:before="280"/>
       </w:pPr>
       <w:r>
-        <w:t xml:space="preserve">What the automatic styling does</w:t>
+        <w:t xml:space="preserve">What a layer looks like</w:t>
       </w:r>
     </w:p>
     <w:p>
@@ -7024,49 +7046,7 @@
           <w:sz w:val="21"/>
           <w:szCs w:val="21"/>
         </w:rPr>
-        <w:t xml:space="preserve">With Apply yield styling ticked, the plugin looks through the layer's numeric fields and picks the most meaningful one, preferring in order: yield volume or mass per area, dry yield, harvest moisture, applied rate, target rate, seed rate, then elevation. Configuration and status fields — offsets, widths, latencies, flags — are never chosen. It then applies a quantile classification with a red-to-green ramp, the convention for yield maps.</w:t>
-      </w:r>
-    </w:p>
-    <w:p>
-      <w:pPr>
-        <w:pStyle w:val="Heading2"/>
-        <w:spacing w:after="120" w:before="280"/>
-      </w:pPr>
-      <w:r>
-        <w:t xml:space="preserve">Changing what is displayed</w:t>
-      </w:r>
-    </w:p>
-    <w:p>
-      <w:pPr>
-        <w:spacing w:after="130" w:line="288"/>
-      </w:pPr>
-      <w:r>
-        <w:rPr>
-          <w:sz w:val="21"/>
-          <w:szCs w:val="21"/>
-        </w:rPr>
-        <w:t xml:space="preserve">The automatic choice is a starting point. To map a different channel: right-click the layer → Properties → Symbology, and change the Value field. The classification stays; only the source column changes.</w:t>
-      </w:r>
-    </w:p>
-    <w:p>
-      <w:pPr>
-        <w:pStyle w:val="Heading2"/>
-        <w:spacing w:after="120" w:before="280"/>
-      </w:pPr>
-      <w:r>
-        <w:t xml:space="preserve">Filtering out noise</w:t>
-      </w:r>
-    </w:p>
-    <w:p>
-      <w:pPr>
-        <w:spacing w:after="130" w:line="288"/>
-      </w:pPr>
-      <w:r>
-        <w:rPr>
-          <w:sz w:val="21"/>
-          <w:szCs w:val="21"/>
-        </w:rPr>
-        <w:t xml:space="preserve">If you left Show only non-zero readings off and the map looks flat, apply a filter instead of re-importing. Right-click the layer → Filter… and use something like:</w:t>
+        <w:t xml:space="preserve">A logged operation layer has this shape:</w:t>
       </w:r>
     </w:p>
     <w:tbl>
@@ -7106,7 +7086,7 @@
                 <w:sz w:val="18"/>
                 <w:szCs w:val="18"/>
               </w:rPr>
-              <w:t xml:space="preserve">"Yield_Volume_Per_Area" &gt; 0</w:t>
+              <w:t xml:space="preserve">fid           INTEGER   row id</w:t>
             </w:r>
           </w:p>
           <w:p>
@@ -7119,7 +7099,7 @@
                 <w:sz w:val="18"/>
                 <w:szCs w:val="18"/>
               </w:rPr>
-              <w:t xml:space="preserve"/>
+              <w:t xml:space="preserve">geom          BLOB      the GPS point</w:t>
             </w:r>
           </w:p>
           <w:p>
@@ -7132,7 +7112,7 @@
                 <w:sz w:val="18"/>
                 <w:szCs w:val="18"/>
               </w:rPr>
-              <w:t xml:space="preserve">-- or a sensible agronomic range, to drop start-of-pass spikes</w:t>
+              <w:t xml:space="preserve">timestamp     TEXT      when the record was logged</w:t>
             </w:r>
           </w:p>
           <w:p>
@@ -7145,7 +7125,46 @@
                 <w:sz w:val="18"/>
                 <w:szCs w:val="18"/>
               </w:rPr>
-              <w:t xml:space="preserve">"Yield_Volume_Per_Area" BETWEEN 1 AND 400</w:t>
+              <w:t xml:space="preserve">elevation     REAL      \</w:t>
+            </w:r>
+          </w:p>
+          <w:p>
+            <w:pPr>
+              <w:spacing w:after="20"/>
+            </w:pPr>
+            <w:r>
+              <w:rPr>
+                <w:rFonts w:ascii="Consolas" w:cs="Consolas" w:eastAsia="Consolas" w:hAnsi="Consolas"/>
+                <w:sz w:val="18"/>
+                <w:szCs w:val="18"/>
+              </w:rPr>
+              <w:t xml:space="preserve">speed         REAL       |  one column per channel the machine</w:t>
+            </w:r>
+          </w:p>
+          <w:p>
+            <w:pPr>
+              <w:spacing w:after="20"/>
+            </w:pPr>
+            <w:r>
+              <w:rPr>
+                <w:rFonts w:ascii="Consolas" w:cs="Consolas" w:eastAsia="Consolas" w:hAnsi="Consolas"/>
+                <w:sz w:val="18"/>
+                <w:szCs w:val="18"/>
+              </w:rPr>
+              <w:t xml:space="preserve">rate_applied  REAL       |  recorded — anywhere from 3 to 1,500</w:t>
+            </w:r>
+          </w:p>
+          <w:p>
+            <w:pPr>
+              <w:spacing w:after="20"/>
+            </w:pPr>
+            <w:r>
+              <w:rPr>
+                <w:rFonts w:ascii="Consolas" w:cs="Consolas" w:eastAsia="Consolas" w:hAnsi="Consolas"/>
+                <w:sz w:val="18"/>
+                <w:szCs w:val="18"/>
+              </w:rPr>
+              <w:t xml:space="preserve">rate_target   REAL      /</w:t>
             </w:r>
           </w:p>
         </w:tc>
@@ -7153,153 +7172,312 @@
     </w:tbl>
     <w:p>
       <w:pPr>
-        <w:pStyle w:val="Heading2"/>
-        <w:spacing w:after="120" w:before="280"/>
-      </w:pPr>
-      <w:r>
-        <w:t xml:space="preserve">Useful things to do next</w:t>
-      </w:r>
-    </w:p>
-    <w:p>
-      <w:pPr>
-        <w:pStyle w:val="ListParagraph"/>
-        <w:numPr>
-          <w:ilvl w:val="0"/>
-          <w:numId w:val="3"/>
-        </w:numPr>
-        <w:spacing w:after="70" w:line="276"/>
+        <w:spacing w:after="120"/>
+      </w:pPr>
+    </w:p>
+    <w:p>
+      <w:pPr>
+        <w:spacing w:after="130" w:line="288"/>
       </w:pPr>
       <w:r>
         <w:rPr>
           <w:sz w:val="21"/>
           <w:szCs w:val="21"/>
         </w:rPr>
-        <w:t xml:space="preserve">Compare a prescription against what was actually applied by loading prescription_zones under the as-applied layer.</w:t>
-      </w:r>
-    </w:p>
-    <w:p>
-      <w:pPr>
-        <w:pStyle w:val="ListParagraph"/>
-        <w:numPr>
-          <w:ilvl w:val="0"/>
-          <w:numId w:val="3"/>
-        </w:numPr>
-        <w:spacing w:after="70" w:line="276"/>
+        <w:t xml:space="preserve">Channel names come from the machine, so they vary by manufacturer and implement. A combine logs yield and moisture; a sprayer logs applied rate and section states; a seeder logs population and down-force. Everything the card recorded is kept — nothing is summarised away.</w:t>
+      </w:r>
+    </w:p>
+    <w:p>
+      <w:pPr>
+        <w:pStyle w:val="Heading2"/>
+        <w:spacing w:after="120" w:before="280"/>
+      </w:pPr>
+      <w:r>
+        <w:t xml:space="preserve">Other layer types</w:t>
+      </w:r>
+    </w:p>
+    <w:tbl>
+      <w:tblPr>
+        <w:tblW w:type="dxa" w:w="9360"/>
+        <w:tblBorders>
+          <w:top w:val="single" w:color="auto" w:sz="4"/>
+          <w:left w:val="single" w:color="auto" w:sz="4"/>
+          <w:bottom w:val="single" w:color="auto" w:sz="4"/>
+          <w:right w:val="single" w:color="auto" w:sz="4"/>
+          <w:insideH w:val="single" w:color="auto" w:sz="4"/>
+          <w:insideV w:val="single" w:color="auto" w:sz="4"/>
+        </w:tblBorders>
+      </w:tblPr>
+      <w:tblGrid>
+        <w:gridCol w:w="2246"/>
+        <w:gridCol w:w="2995"/>
+        <w:gridCol w:w="4119"/>
+      </w:tblGrid>
+      <w:tr>
+        <w:trPr>
+          <w:tblHeader/>
+        </w:trPr>
+        <w:tc>
+          <w:tcPr>
+            <w:tcW w:type="dxa" w:w="2246"/>
+            <w:shd w:fill="E8F1EC" w:val="clear"/>
+            <w:tcMar>
+              <w:top w:type="dxa" w:w="80"/>
+              <w:left w:type="dxa" w:w="120"/>
+              <w:bottom w:type="dxa" w:w="80"/>
+              <w:right w:type="dxa" w:w="120"/>
+            </w:tcMar>
+          </w:tcPr>
+          <w:p>
+            <w:pPr>
+              <w:spacing w:after="20"/>
+            </w:pPr>
+            <w:r>
+              <w:rPr>
+                <w:b/>
+                <w:bCs/>
+                <w:sz w:val="19"/>
+                <w:szCs w:val="19"/>
+              </w:rPr>
+              <w:t xml:space="preserve">Layer</w:t>
+            </w:r>
+          </w:p>
+        </w:tc>
+        <w:tc>
+          <w:tcPr>
+            <w:tcW w:type="dxa" w:w="2995"/>
+            <w:shd w:fill="E8F1EC" w:val="clear"/>
+            <w:tcMar>
+              <w:top w:type="dxa" w:w="80"/>
+              <w:left w:type="dxa" w:w="120"/>
+              <w:bottom w:type="dxa" w:w="80"/>
+              <w:right w:type="dxa" w:w="120"/>
+            </w:tcMar>
+          </w:tcPr>
+          <w:p>
+            <w:pPr>
+              <w:spacing w:after="20"/>
+            </w:pPr>
+            <w:r>
+              <w:rPr>
+                <w:b/>
+                <w:bCs/>
+                <w:sz w:val="19"/>
+                <w:szCs w:val="19"/>
+              </w:rPr>
+              <w:t xml:space="preserve">When it appears</w:t>
+            </w:r>
+          </w:p>
+        </w:tc>
+        <w:tc>
+          <w:tcPr>
+            <w:tcW w:type="dxa" w:w="4119"/>
+            <w:shd w:fill="E8F1EC" w:val="clear"/>
+            <w:tcMar>
+              <w:top w:type="dxa" w:w="80"/>
+              <w:left w:type="dxa" w:w="120"/>
+              <w:bottom w:type="dxa" w:w="80"/>
+              <w:right w:type="dxa" w:w="120"/>
+            </w:tcMar>
+          </w:tcPr>
+          <w:p>
+            <w:pPr>
+              <w:spacing w:after="20"/>
+            </w:pPr>
+            <w:r>
+              <w:rPr>
+                <w:b/>
+                <w:bCs/>
+                <w:sz w:val="19"/>
+                <w:szCs w:val="19"/>
+              </w:rPr>
+              <w:t xml:space="preserve">What is in it</w:t>
+            </w:r>
+          </w:p>
+        </w:tc>
+      </w:tr>
+      <w:tr>
+        <w:tc>
+          <w:tcPr>
+            <w:tcW w:type="dxa" w:w="2246"/>
+            <w:shd w:fill="FFFFFF" w:val="clear"/>
+            <w:tcMar>
+              <w:top w:type="dxa" w:w="80"/>
+              <w:left w:type="dxa" w:w="120"/>
+              <w:bottom w:type="dxa" w:w="80"/>
+              <w:right w:type="dxa" w:w="120"/>
+            </w:tcMar>
+          </w:tcPr>
+          <w:p>
+            <w:pPr>
+              <w:spacing w:after="20"/>
+            </w:pPr>
+            <w:r>
+              <w:rPr>
+                <w:rFonts w:ascii="Consolas" w:cs="Consolas" w:eastAsia="Consolas" w:hAnsi="Consolas"/>
+                <w:b w:val="false"/>
+                <w:bCs w:val="false"/>
+                <w:sz w:val="17"/>
+                <w:szCs w:val="17"/>
+              </w:rPr>
+              <w:t xml:space="preserve">`field_boundaries</w:t>
+            </w:r>
+          </w:p>
+        </w:tc>
+        <w:tc>
+          <w:tcPr>
+            <w:tcW w:type="dxa" w:w="2995"/>
+            <w:shd w:fill="FFFFFF" w:val="clear"/>
+            <w:tcMar>
+              <w:top w:type="dxa" w:w="80"/>
+              <w:left w:type="dxa" w:w="120"/>
+              <w:bottom w:type="dxa" w:w="80"/>
+              <w:right w:type="dxa" w:w="120"/>
+            </w:tcMar>
+          </w:tcPr>
+          <w:p>
+            <w:pPr>
+              <w:spacing w:after="20"/>
+            </w:pPr>
+            <w:r>
+              <w:rPr>
+                <w:b w:val="false"/>
+                <w:bCs w:val="false"/>
+                <w:sz w:val="19"/>
+                <w:szCs w:val="19"/>
+              </w:rPr>
+              <w:t xml:space="preserve">The card defines field boundaries</w:t>
+            </w:r>
+          </w:p>
+        </w:tc>
+        <w:tc>
+          <w:tcPr>
+            <w:tcW w:type="dxa" w:w="4119"/>
+            <w:shd w:fill="FFFFFF" w:val="clear"/>
+            <w:tcMar>
+              <w:top w:type="dxa" w:w="80"/>
+              <w:left w:type="dxa" w:w="120"/>
+              <w:bottom w:type="dxa" w:w="80"/>
+              <w:right w:type="dxa" w:w="120"/>
+            </w:tcMar>
+          </w:tcPr>
+          <w:p>
+            <w:pPr>
+              <w:spacing w:after="20"/>
+            </w:pPr>
+            <w:r>
+              <w:rPr>
+                <w:b w:val="false"/>
+                <w:bCs w:val="false"/>
+                <w:sz w:val="19"/>
+                <w:szCs w:val="19"/>
+              </w:rPr>
+              <w:t xml:space="preserve">Polygons with field, farm, grower and description</w:t>
+            </w:r>
+          </w:p>
+        </w:tc>
+      </w:tr>
+      <w:tr>
+        <w:tc>
+          <w:tcPr>
+            <w:tcW w:type="dxa" w:w="2246"/>
+            <w:shd w:fill="F5F7F6" w:val="clear"/>
+            <w:tcMar>
+              <w:top w:type="dxa" w:w="80"/>
+              <w:left w:type="dxa" w:w="120"/>
+              <w:bottom w:type="dxa" w:w="80"/>
+              <w:right w:type="dxa" w:w="120"/>
+            </w:tcMar>
+          </w:tcPr>
+          <w:p>
+            <w:pPr>
+              <w:spacing w:after="20"/>
+            </w:pPr>
+            <w:r>
+              <w:rPr>
+                <w:rFonts w:ascii="Consolas" w:cs="Consolas" w:eastAsia="Consolas" w:hAnsi="Consolas"/>
+                <w:b w:val="false"/>
+                <w:bCs w:val="false"/>
+                <w:sz w:val="17"/>
+                <w:szCs w:val="17"/>
+              </w:rPr>
+              <w:t xml:space="preserve">`prescription_zones</w:t>
+            </w:r>
+          </w:p>
+        </w:tc>
+        <w:tc>
+          <w:tcPr>
+            <w:tcW w:type="dxa" w:w="2995"/>
+            <w:shd w:fill="F5F7F6" w:val="clear"/>
+            <w:tcMar>
+              <w:top w:type="dxa" w:w="80"/>
+              <w:left w:type="dxa" w:w="120"/>
+              <w:bottom w:type="dxa" w:w="80"/>
+              <w:right w:type="dxa" w:w="120"/>
+            </w:tcMar>
+          </w:tcPr>
+          <w:p>
+            <w:pPr>
+              <w:spacing w:after="20"/>
+            </w:pPr>
+            <w:r>
+              <w:rPr>
+                <w:b w:val="false"/>
+                <w:bCs w:val="false"/>
+                <w:sz w:val="19"/>
+                <w:szCs w:val="19"/>
+              </w:rPr>
+              <w:t xml:space="preserve">The card is a variable-rate plan</w:t>
+            </w:r>
+          </w:p>
+        </w:tc>
+        <w:tc>
+          <w:tcPr>
+            <w:tcW w:type="dxa" w:w="4119"/>
+            <w:shd w:fill="F5F7F6" w:val="clear"/>
+            <w:tcMar>
+              <w:top w:type="dxa" w:w="80"/>
+              <w:left w:type="dxa" w:w="120"/>
+              <w:bottom w:type="dxa" w:w="80"/>
+              <w:right w:type="dxa" w:w="120"/>
+            </w:tcMar>
+          </w:tcPr>
+          <w:p>
+            <w:pPr>
+              <w:spacing w:after="20"/>
+            </w:pPr>
+            <w:r>
+              <w:rPr>
+                <w:b w:val="false"/>
+                <w:bCs w:val="false"/>
+                <w:sz w:val="19"/>
+                <w:szCs w:val="19"/>
+              </w:rPr>
+              <w:t xml:space="preserve">Polygons with task, field, product, rate and unit</w:t>
+            </w:r>
+          </w:p>
+        </w:tc>
+      </w:tr>
+    </w:tbl>
+    <w:p>
+      <w:pPr>
+        <w:pStyle w:val="Heading2"/>
+        <w:spacing w:after="120" w:before="280"/>
+      </w:pPr>
+      <w:r>
+        <w:t xml:space="preserve">A real example</w:t>
+      </w:r>
+    </w:p>
+    <w:p>
+      <w:pPr>
+        <w:spacing w:after="130" w:line="288"/>
       </w:pPr>
       <w:r>
         <w:rPr>
           <w:sz w:val="21"/>
           <w:szCs w:val="21"/>
         </w:rPr>
-        <w:t xml:space="preserve">Map applied rate against yield for the same field to see whether the extra input paid for itself.</w:t>
-      </w:r>
-    </w:p>
-    <w:p>
-      <w:pPr>
-        <w:pStyle w:val="ListParagraph"/>
-        <w:numPr>
-          <w:ilvl w:val="0"/>
-          <w:numId w:val="3"/>
-        </w:numPr>
-        <w:spacing w:after="70" w:line="276"/>
-      </w:pPr>
-      <w:r>
-        <w:rPr>
-          <w:sz w:val="21"/>
-          <w:szCs w:val="21"/>
-        </w:rPr>
-        <w:t xml:space="preserve">Interpolate a yield surface: Processing → Interpolation → IDW, using the yield field.</w:t>
-      </w:r>
-    </w:p>
-    <w:p>
-      <w:pPr>
-        <w:pStyle w:val="ListParagraph"/>
-        <w:numPr>
-          <w:ilvl w:val="0"/>
-          <w:numId w:val="3"/>
-        </w:numPr>
-        <w:spacing w:after="70" w:line="276"/>
-      </w:pPr>
-      <w:r>
-        <w:rPr>
-          <w:sz w:val="21"/>
-          <w:szCs w:val="21"/>
-        </w:rPr>
-        <w:t xml:space="preserve">Clip to a boundary with Vector → Geoprocessing Tools → Clip, using field_boundaries.</w:t>
-      </w:r>
-    </w:p>
-    <w:p>
-      <w:pPr>
-        <w:pStyle w:val="ListParagraph"/>
-        <w:numPr>
-          <w:ilvl w:val="0"/>
-          <w:numId w:val="3"/>
-        </w:numPr>
-        <w:spacing w:after="70" w:line="276"/>
-      </w:pPr>
-      <w:r>
-        <w:rPr>
-          <w:sz w:val="21"/>
-          <w:szCs w:val="21"/>
-        </w:rPr>
-        <w:t xml:space="preserve">Export for a report: right-click the layer → Export → Save Features As…, choosing CSV, shapefile or GeoJSON.</w:t>
-      </w:r>
-    </w:p>
-    <w:p>
-      <w:pPr>
-        <w:pStyle w:val="ListParagraph"/>
-        <w:numPr>
-          <w:ilvl w:val="0"/>
-          <w:numId w:val="3"/>
-        </w:numPr>
-        <w:spacing w:after="70" w:line="276"/>
-      </w:pPr>
-      <w:r>
-        <w:rPr>
-          <w:sz w:val="21"/>
-          <w:szCs w:val="21"/>
-        </w:rPr>
-        <w:t xml:space="preserve">Join several seasons on a common field to look at year-over-year variation.</w:t>
-      </w:r>
-    </w:p>
-    <w:p>
-      <w:pPr>
-        <w:pStyle w:val="Heading2"/>
-        <w:spacing w:after="120" w:before="280"/>
-      </w:pPr>
-      <w:r>
-        <w:t xml:space="preserve">Reopening data without re-importing</w:t>
-      </w:r>
-    </w:p>
-    <w:p>
-      <w:pPr>
-        <w:spacing w:after="130" w:line="288"/>
-      </w:pPr>
-      <w:r>
-        <w:rPr>
-          <w:sz w:val="21"/>
-          <w:szCs w:val="21"/>
-        </w:rPr>
-        <w:t xml:space="preserve">The GeoPackage keeps everything. Layer → Add Layer → Add Vector Layer, browse to the .gpkg in Documents\SMSLIBRE, and QGIS lists every layer inside it. Re-importing the same card is only necessary if you need it converted again.</w:t>
-      </w:r>
-    </w:p>
-    <w:p>
-      <w:pPr>
-        <w:pStyle w:val="Heading1"/>
-        <w:pageBreakBefore/>
-        <w:spacing w:after="160" w:before="360"/>
-      </w:pPr>
-      <w:r>
-        <w:t xml:space="preserve">10. Troubleshooting</w:t>
-      </w:r>
-    </w:p>
-    <w:p>
-      <w:pPr>
-        <w:pStyle w:val="Heading2"/>
-        <w:spacing w:after="120" w:before="280"/>
-      </w:pPr>
-      <w:r>
-        <w:t xml:space="preserve">No installed reader recognises this folder</w:t>
+        <w:t xml:space="preserve">This is an imported Raven sprayer job, coloured by applied rate. The pale green line at the top is the machine driving to the field with the boom off; the block below is the actual spraying pattern; red is where the rate dropped to zero. Nothing here was drawn by hand — it is one layer from one import, styled by the plugin's own default.</w:t>
       </w:r>
     </w:p>
     <w:p>
@@ -7311,7 +7489,7 @@
       <w:r>
         <w:drawing>
           <wp:inline distT="0" distB="0" distL="0" distR="0">
-            <wp:extent cx="5715000" cy="3390900"/>
+            <wp:extent cx="3810000" cy="5429250"/>
             <wp:effectExtent t="0" r="0" b="0" l="0"/>
             <wp:docPr id="1" name="" descr="" title=""/>
             <wp:cNvGraphicFramePr>
@@ -7336,6 +7514,396 @@
                   <pic:spPr bwMode="auto">
                     <a:xfrm>
                       <a:off x="0" y="0"/>
+                      <a:ext cx="3810000" cy="5429250"/>
+                    </a:xfrm>
+                    <a:prstGeom prst="rect">
+                      <a:avLst/>
+                    </a:prstGeom>
+                  </pic:spPr>
+                </pic:pic>
+              </a:graphicData>
+            </a:graphic>
+          </wp:inline>
+        </w:drawing>
+      </w:r>
+    </w:p>
+    <w:p>
+      <w:pPr>
+        <w:spacing w:after="200"/>
+        <w:jc w:val="center"/>
+      </w:pPr>
+      <w:r>
+        <w:rPr>
+          <w:i/>
+          <w:iCs/>
+          <w:color w:val="5A5A5A"/>
+          <w:sz w:val="18"/>
+          <w:szCs w:val="18"/>
+        </w:rPr>
+        <w:t xml:space="preserve">Figure 9. One imported layer: 4,195 points of a real spray job, coloured by applied rate in litres per hectare.</w:t>
+      </w:r>
+    </w:p>
+    <w:p>
+      <w:pPr>
+        <w:pStyle w:val="Heading2"/>
+        <w:spacing w:after="120" w:before="280"/>
+      </w:pPr>
+      <w:r>
+        <w:t xml:space="preserve">When an import finds nothing</w:t>
+      </w:r>
+    </w:p>
+    <w:p>
+      <w:pPr>
+        <w:spacing w:after="130" w:line="288"/>
+      </w:pPr>
+      <w:r>
+        <w:rPr>
+          <w:sz w:val="21"/>
+          <w:szCs w:val="21"/>
+        </w:rPr>
+        <w:t xml:space="preserve">An empty result is not necessarily a failure, and the plugin tells you which it is. A prescription-only card, a setup card with just boundaries, or a Voyager2 card with a placeholder TASKDATA each produce a specific message rather than a bare "nothing found".</w:t>
+      </w:r>
+    </w:p>
+    <w:p>
+      <w:pPr>
+        <w:pStyle w:val="Heading1"/>
+        <w:pageBreakBefore/>
+        <w:spacing w:after="160" w:before="360"/>
+      </w:pPr>
+      <w:r>
+        <w:t xml:space="preserve">9. Working with the data in QGIS</w:t>
+      </w:r>
+    </w:p>
+    <w:p>
+      <w:pPr>
+        <w:pStyle w:val="Heading2"/>
+        <w:spacing w:after="120" w:before="280"/>
+      </w:pPr>
+      <w:r>
+        <w:t xml:space="preserve">What the automatic styling does</w:t>
+      </w:r>
+    </w:p>
+    <w:p>
+      <w:pPr>
+        <w:spacing w:after="130" w:line="288"/>
+      </w:pPr>
+      <w:r>
+        <w:rPr>
+          <w:sz w:val="21"/>
+          <w:szCs w:val="21"/>
+        </w:rPr>
+        <w:t xml:space="preserve">With Apply yield styling ticked, the plugin looks through the layer's numeric fields and picks the most meaningful one, preferring in order: yield volume or mass per area, dry yield, harvest moisture, applied rate, target rate, seed rate, then elevation. Configuration and status fields — offsets, widths, latencies, flags — are never chosen. It then applies a quantile classification with a red-to-green ramp, the convention for yield maps.</w:t>
+      </w:r>
+    </w:p>
+    <w:p>
+      <w:pPr>
+        <w:pStyle w:val="Heading2"/>
+        <w:spacing w:after="120" w:before="280"/>
+      </w:pPr>
+      <w:r>
+        <w:t xml:space="preserve">Changing what is displayed</w:t>
+      </w:r>
+    </w:p>
+    <w:p>
+      <w:pPr>
+        <w:spacing w:after="130" w:line="288"/>
+      </w:pPr>
+      <w:r>
+        <w:rPr>
+          <w:sz w:val="21"/>
+          <w:szCs w:val="21"/>
+        </w:rPr>
+        <w:t xml:space="preserve">The automatic choice is a starting point. To map a different channel: right-click the layer → Properties → Symbology, and change the Value field. The classification stays; only the source column changes.</w:t>
+      </w:r>
+    </w:p>
+    <w:p>
+      <w:pPr>
+        <w:pStyle w:val="Heading2"/>
+        <w:spacing w:after="120" w:before="280"/>
+      </w:pPr>
+      <w:r>
+        <w:t xml:space="preserve">Filtering out noise</w:t>
+      </w:r>
+    </w:p>
+    <w:p>
+      <w:pPr>
+        <w:spacing w:after="130" w:line="288"/>
+      </w:pPr>
+      <w:r>
+        <w:rPr>
+          <w:sz w:val="21"/>
+          <w:szCs w:val="21"/>
+        </w:rPr>
+        <w:t xml:space="preserve">If you left Show only non-zero readings off and the map looks flat, apply a filter instead of re-importing. Right-click the layer → Filter… and use something like:</w:t>
+      </w:r>
+    </w:p>
+    <w:tbl>
+      <w:tblPr>
+        <w:tblW w:type="dxa" w:w="9360"/>
+        <w:tblBorders>
+          <w:top w:val="single" w:color="auto" w:sz="4"/>
+          <w:left w:val="single" w:color="auto" w:sz="4"/>
+          <w:bottom w:val="single" w:color="auto" w:sz="4"/>
+          <w:right w:val="single" w:color="auto" w:sz="4"/>
+          <w:insideH w:val="single" w:color="auto" w:sz="4"/>
+          <w:insideV w:val="single" w:color="auto" w:sz="4"/>
+        </w:tblBorders>
+      </w:tblPr>
+      <w:tblGrid>
+        <w:gridCol w:w="9360"/>
+      </w:tblGrid>
+      <w:tr>
+        <w:tc>
+          <w:tcPr>
+            <w:tcW w:type="dxa" w:w="9360"/>
+            <w:shd w:fill="F4F4F2" w:val="clear"/>
+            <w:tcMar>
+              <w:top w:type="dxa" w:w="120"/>
+              <w:left w:type="dxa" w:w="160"/>
+              <w:bottom w:type="dxa" w:w="120"/>
+              <w:right w:type="dxa" w:w="160"/>
+            </w:tcMar>
+          </w:tcPr>
+          <w:p>
+            <w:pPr>
+              <w:spacing w:after="20"/>
+            </w:pPr>
+            <w:r>
+              <w:rPr>
+                <w:rFonts w:ascii="Consolas" w:cs="Consolas" w:eastAsia="Consolas" w:hAnsi="Consolas"/>
+                <w:sz w:val="18"/>
+                <w:szCs w:val="18"/>
+              </w:rPr>
+              <w:t xml:space="preserve">"Yield_Volume_Per_Area" &gt; 0</w:t>
+            </w:r>
+          </w:p>
+          <w:p>
+            <w:pPr>
+              <w:spacing w:after="20"/>
+            </w:pPr>
+            <w:r>
+              <w:rPr>
+                <w:rFonts w:ascii="Consolas" w:cs="Consolas" w:eastAsia="Consolas" w:hAnsi="Consolas"/>
+                <w:sz w:val="18"/>
+                <w:szCs w:val="18"/>
+              </w:rPr>
+              <w:t xml:space="preserve"/>
+            </w:r>
+          </w:p>
+          <w:p>
+            <w:pPr>
+              <w:spacing w:after="20"/>
+            </w:pPr>
+            <w:r>
+              <w:rPr>
+                <w:rFonts w:ascii="Consolas" w:cs="Consolas" w:eastAsia="Consolas" w:hAnsi="Consolas"/>
+                <w:sz w:val="18"/>
+                <w:szCs w:val="18"/>
+              </w:rPr>
+              <w:t xml:space="preserve">-- or a sensible agronomic range, to drop start-of-pass spikes</w:t>
+            </w:r>
+          </w:p>
+          <w:p>
+            <w:pPr>
+              <w:spacing w:after="20"/>
+            </w:pPr>
+            <w:r>
+              <w:rPr>
+                <w:rFonts w:ascii="Consolas" w:cs="Consolas" w:eastAsia="Consolas" w:hAnsi="Consolas"/>
+                <w:sz w:val="18"/>
+                <w:szCs w:val="18"/>
+              </w:rPr>
+              <w:t xml:space="preserve">"Yield_Volume_Per_Area" BETWEEN 1 AND 400</w:t>
+            </w:r>
+          </w:p>
+        </w:tc>
+      </w:tr>
+    </w:tbl>
+    <w:p>
+      <w:pPr>
+        <w:pStyle w:val="Heading2"/>
+        <w:spacing w:after="120" w:before="280"/>
+      </w:pPr>
+      <w:r>
+        <w:t xml:space="preserve">Useful things to do next</w:t>
+      </w:r>
+    </w:p>
+    <w:p>
+      <w:pPr>
+        <w:pStyle w:val="ListParagraph"/>
+        <w:numPr>
+          <w:ilvl w:val="0"/>
+          <w:numId w:val="3"/>
+        </w:numPr>
+        <w:spacing w:after="70" w:line="276"/>
+      </w:pPr>
+      <w:r>
+        <w:rPr>
+          <w:sz w:val="21"/>
+          <w:szCs w:val="21"/>
+        </w:rPr>
+        <w:t xml:space="preserve">Compare a prescription against what was actually applied by loading prescription_zones under the as-applied layer.</w:t>
+      </w:r>
+    </w:p>
+    <w:p>
+      <w:pPr>
+        <w:pStyle w:val="ListParagraph"/>
+        <w:numPr>
+          <w:ilvl w:val="0"/>
+          <w:numId w:val="3"/>
+        </w:numPr>
+        <w:spacing w:after="70" w:line="276"/>
+      </w:pPr>
+      <w:r>
+        <w:rPr>
+          <w:sz w:val="21"/>
+          <w:szCs w:val="21"/>
+        </w:rPr>
+        <w:t xml:space="preserve">Map applied rate against yield for the same field to see whether the extra input paid for itself.</w:t>
+      </w:r>
+    </w:p>
+    <w:p>
+      <w:pPr>
+        <w:pStyle w:val="ListParagraph"/>
+        <w:numPr>
+          <w:ilvl w:val="0"/>
+          <w:numId w:val="3"/>
+        </w:numPr>
+        <w:spacing w:after="70" w:line="276"/>
+      </w:pPr>
+      <w:r>
+        <w:rPr>
+          <w:sz w:val="21"/>
+          <w:szCs w:val="21"/>
+        </w:rPr>
+        <w:t xml:space="preserve">Interpolate a yield surface: Processing → Interpolation → IDW, using the yield field.</w:t>
+      </w:r>
+    </w:p>
+    <w:p>
+      <w:pPr>
+        <w:pStyle w:val="ListParagraph"/>
+        <w:numPr>
+          <w:ilvl w:val="0"/>
+          <w:numId w:val="3"/>
+        </w:numPr>
+        <w:spacing w:after="70" w:line="276"/>
+      </w:pPr>
+      <w:r>
+        <w:rPr>
+          <w:sz w:val="21"/>
+          <w:szCs w:val="21"/>
+        </w:rPr>
+        <w:t xml:space="preserve">Clip to a boundary with Vector → Geoprocessing Tools → Clip, using field_boundaries.</w:t>
+      </w:r>
+    </w:p>
+    <w:p>
+      <w:pPr>
+        <w:pStyle w:val="ListParagraph"/>
+        <w:numPr>
+          <w:ilvl w:val="0"/>
+          <w:numId w:val="3"/>
+        </w:numPr>
+        <w:spacing w:after="70" w:line="276"/>
+      </w:pPr>
+      <w:r>
+        <w:rPr>
+          <w:sz w:val="21"/>
+          <w:szCs w:val="21"/>
+        </w:rPr>
+        <w:t xml:space="preserve">Export for a report: right-click the layer → Export → Save Features As…, choosing CSV, shapefile or GeoJSON.</w:t>
+      </w:r>
+    </w:p>
+    <w:p>
+      <w:pPr>
+        <w:pStyle w:val="ListParagraph"/>
+        <w:numPr>
+          <w:ilvl w:val="0"/>
+          <w:numId w:val="3"/>
+        </w:numPr>
+        <w:spacing w:after="70" w:line="276"/>
+      </w:pPr>
+      <w:r>
+        <w:rPr>
+          <w:sz w:val="21"/>
+          <w:szCs w:val="21"/>
+        </w:rPr>
+        <w:t xml:space="preserve">Join several seasons on a common field to look at year-over-year variation.</w:t>
+      </w:r>
+    </w:p>
+    <w:p>
+      <w:pPr>
+        <w:pStyle w:val="Heading2"/>
+        <w:spacing w:after="120" w:before="280"/>
+      </w:pPr>
+      <w:r>
+        <w:t xml:space="preserve">Reopening data without re-importing</w:t>
+      </w:r>
+    </w:p>
+    <w:p>
+      <w:pPr>
+        <w:spacing w:after="130" w:line="288"/>
+      </w:pPr>
+      <w:r>
+        <w:rPr>
+          <w:sz w:val="21"/>
+          <w:szCs w:val="21"/>
+        </w:rPr>
+        <w:t xml:space="preserve">The GeoPackage keeps everything. Layer → Add Layer → Add Vector Layer, browse to the .gpkg in Documents\SMSLIBRE, and QGIS lists every layer inside it. Re-importing the same card is only necessary if you need it converted again.</w:t>
+      </w:r>
+    </w:p>
+    <w:p>
+      <w:pPr>
+        <w:pStyle w:val="Heading1"/>
+        <w:pageBreakBefore/>
+        <w:spacing w:after="160" w:before="360"/>
+      </w:pPr>
+      <w:r>
+        <w:t xml:space="preserve">10. Troubleshooting</w:t>
+      </w:r>
+    </w:p>
+    <w:p>
+      <w:pPr>
+        <w:pStyle w:val="Heading2"/>
+        <w:spacing w:after="120" w:before="280"/>
+      </w:pPr>
+      <w:r>
+        <w:t xml:space="preserve">No installed reader recognises this folder</w:t>
+      </w:r>
+    </w:p>
+    <w:p>
+      <w:pPr>
+        <w:keepNext/>
+        <w:spacing w:after="60" w:before="120"/>
+        <w:jc w:val="center"/>
+      </w:pPr>
+      <w:r>
+        <w:drawing>
+          <wp:inline distT="0" distB="0" distL="0" distR="0">
+            <wp:extent cx="5715000" cy="3390900"/>
+            <wp:effectExtent t="0" r="0" b="0" l="0"/>
+            <wp:docPr id="1" name="" descr="" title=""/>
+            <wp:cNvGraphicFramePr>
+              <a:graphicFrameLocks xmlns:a="http://schemas.openxmlformats.org/drawingml/2006/main" noChangeAspect="1"/>
+            </wp:cNvGraphicFramePr>
+            <a:graphic xmlns:a="http://schemas.openxmlformats.org/drawingml/2006/main">
+              <a:graphicData uri="http://schemas.openxmlformats.org/drawingml/2006/picture">
+                <pic:pic xmlns:pic="http://schemas.openxmlformats.org/drawingml/2006/picture">
+                  <pic:nvPicPr>
+                    <pic:cNvPr id="0" name="" descr=""/>
+                    <pic:cNvPicPr>
+                      <a:picLocks noChangeAspect="1" noChangeArrowheads="1"/>
+                    </pic:cNvPicPr>
+                  </pic:nvPicPr>
+                  <pic:blipFill>
+                    <a:blip r:embed="rId18" cstate="none"/>
+                    <a:srcRect/>
+                    <a:stretch>
+                      <a:fillRect/>
+                    </a:stretch>
+                  </pic:blipFill>
+                  <pic:spPr bwMode="auto">
+                    <a:xfrm>
+                      <a:off x="0" y="0"/>
                       <a:ext cx="5715000" cy="3390900"/>
                     </a:xfrm>
                     <a:prstGeom prst="rect">
@@ -7362,7 +7930,7 @@
           <w:sz w:val="18"/>
           <w:szCs w:val="18"/>
         </w:rPr>
-        <w:t xml:space="preserve">Figure 9. The message shown when detection finds nothing.</w:t>
+        <w:t xml:space="preserve">Figure 10. The message shown when detection finds nothing.</w:t>
       </w:r>
     </w:p>
     <w:p>
@@ -11530,7 +12098,7 @@
         <w:sz w:val="17"/>
         <w:szCs w:val="17"/>
       </w:rPr>
-      <w:t xml:space="preserve">SMSLIBRE User Guide  ·  v1.0.0</w:t>
+      <w:t xml:space="preserve">SMSLIBRE User Guide  ·  v1.2.0</w:t>
     </w:r>
   </w:p>
 </w:hdr>
